--- a/Diccionario de datos Glam Hub.docx
+++ b/Diccionario de datos Glam Hub.docx
@@ -521,9 +521,9 @@
             </w:tcBorders>
             <w:shd w:fill="a4c2f4" w:val="clear"/>
             <w:tcMar>
-              <w:top w:w="0.0" w:type="dxa"/>
-              <w:left w:w="40.0" w:type="dxa"/>
-              <w:bottom w:w="0.0" w:type="dxa"/>
+              <w:top w:w="40.0" w:type="dxa"/>
+              <w:left w:w="40.0" w:type="dxa"/>
+              <w:bottom w:w="40.0" w:type="dxa"/>
               <w:right w:w="40.0" w:type="dxa"/>
             </w:tcMar>
             <w:vAlign w:val="bottom"/>
@@ -570,9 +570,9 @@
             </w:tcBorders>
             <w:shd w:fill="auto" w:val="clear"/>
             <w:tcMar>
-              <w:top w:w="0.0" w:type="dxa"/>
-              <w:left w:w="40.0" w:type="dxa"/>
-              <w:bottom w:w="0.0" w:type="dxa"/>
+              <w:top w:w="40.0" w:type="dxa"/>
+              <w:left w:w="40.0" w:type="dxa"/>
+              <w:bottom w:w="40.0" w:type="dxa"/>
               <w:right w:w="40.0" w:type="dxa"/>
             </w:tcMar>
             <w:vAlign w:val="bottom"/>
@@ -614,9 +614,9 @@
             </w:tcBorders>
             <w:shd w:fill="auto" w:val="clear"/>
             <w:tcMar>
-              <w:top w:w="0.0" w:type="dxa"/>
-              <w:left w:w="40.0" w:type="dxa"/>
-              <w:bottom w:w="0.0" w:type="dxa"/>
+              <w:top w:w="40.0" w:type="dxa"/>
+              <w:left w:w="40.0" w:type="dxa"/>
+              <w:bottom w:w="40.0" w:type="dxa"/>
               <w:right w:w="40.0" w:type="dxa"/>
             </w:tcMar>
             <w:vAlign w:val="bottom"/>
@@ -659,9 +659,9 @@
             </w:tcBorders>
             <w:shd w:fill="auto" w:val="clear"/>
             <w:tcMar>
-              <w:top w:w="0.0" w:type="dxa"/>
-              <w:left w:w="40.0" w:type="dxa"/>
-              <w:bottom w:w="0.0" w:type="dxa"/>
+              <w:top w:w="40.0" w:type="dxa"/>
+              <w:left w:w="40.0" w:type="dxa"/>
+              <w:bottom w:w="40.0" w:type="dxa"/>
               <w:right w:w="40.0" w:type="dxa"/>
             </w:tcMar>
             <w:vAlign w:val="bottom"/>
@@ -704,9 +704,9 @@
             </w:tcBorders>
             <w:shd w:fill="auto" w:val="clear"/>
             <w:tcMar>
-              <w:top w:w="0.0" w:type="dxa"/>
-              <w:left w:w="40.0" w:type="dxa"/>
-              <w:bottom w:w="0.0" w:type="dxa"/>
+              <w:top w:w="40.0" w:type="dxa"/>
+              <w:left w:w="40.0" w:type="dxa"/>
+              <w:bottom w:w="40.0" w:type="dxa"/>
               <w:right w:w="40.0" w:type="dxa"/>
             </w:tcMar>
             <w:vAlign w:val="bottom"/>
@@ -756,9 +756,9 @@
             </w:tcBorders>
             <w:shd w:fill="auto" w:val="clear"/>
             <w:tcMar>
-              <w:top w:w="0.0" w:type="dxa"/>
-              <w:left w:w="40.0" w:type="dxa"/>
-              <w:bottom w:w="0.0" w:type="dxa"/>
+              <w:top w:w="40.0" w:type="dxa"/>
+              <w:left w:w="40.0" w:type="dxa"/>
+              <w:bottom w:w="40.0" w:type="dxa"/>
               <w:right w:w="40.0" w:type="dxa"/>
             </w:tcMar>
             <w:vAlign w:val="bottom"/>
@@ -797,9 +797,9 @@
             </w:tcBorders>
             <w:shd w:fill="auto" w:val="clear"/>
             <w:tcMar>
-              <w:top w:w="0.0" w:type="dxa"/>
-              <w:left w:w="40.0" w:type="dxa"/>
-              <w:bottom w:w="0.0" w:type="dxa"/>
+              <w:top w:w="40.0" w:type="dxa"/>
+              <w:left w:w="40.0" w:type="dxa"/>
+              <w:bottom w:w="40.0" w:type="dxa"/>
               <w:right w:w="40.0" w:type="dxa"/>
             </w:tcMar>
             <w:vAlign w:val="bottom"/>
@@ -839,9 +839,9 @@
             </w:tcBorders>
             <w:shd w:fill="auto" w:val="clear"/>
             <w:tcMar>
-              <w:top w:w="0.0" w:type="dxa"/>
-              <w:left w:w="40.0" w:type="dxa"/>
-              <w:bottom w:w="0.0" w:type="dxa"/>
+              <w:top w:w="40.0" w:type="dxa"/>
+              <w:left w:w="40.0" w:type="dxa"/>
+              <w:bottom w:w="40.0" w:type="dxa"/>
               <w:right w:w="40.0" w:type="dxa"/>
             </w:tcMar>
             <w:vAlign w:val="bottom"/>
@@ -881,9 +881,9 @@
             </w:tcBorders>
             <w:shd w:fill="auto" w:val="clear"/>
             <w:tcMar>
-              <w:top w:w="0.0" w:type="dxa"/>
-              <w:left w:w="40.0" w:type="dxa"/>
-              <w:bottom w:w="0.0" w:type="dxa"/>
+              <w:top w:w="40.0" w:type="dxa"/>
+              <w:left w:w="40.0" w:type="dxa"/>
+              <w:bottom w:w="40.0" w:type="dxa"/>
               <w:right w:w="40.0" w:type="dxa"/>
             </w:tcMar>
             <w:vAlign w:val="bottom"/>
@@ -930,9 +930,9 @@
             </w:tcBorders>
             <w:shd w:fill="auto" w:val="clear"/>
             <w:tcMar>
-              <w:top w:w="0.0" w:type="dxa"/>
-              <w:left w:w="40.0" w:type="dxa"/>
-              <w:bottom w:w="0.0" w:type="dxa"/>
+              <w:top w:w="40.0" w:type="dxa"/>
+              <w:left w:w="40.0" w:type="dxa"/>
+              <w:bottom w:w="40.0" w:type="dxa"/>
               <w:right w:w="40.0" w:type="dxa"/>
             </w:tcMar>
             <w:vAlign w:val="bottom"/>
@@ -971,9 +971,9 @@
             </w:tcBorders>
             <w:shd w:fill="auto" w:val="clear"/>
             <w:tcMar>
-              <w:top w:w="0.0" w:type="dxa"/>
-              <w:left w:w="40.0" w:type="dxa"/>
-              <w:bottom w:w="0.0" w:type="dxa"/>
+              <w:top w:w="40.0" w:type="dxa"/>
+              <w:left w:w="40.0" w:type="dxa"/>
+              <w:bottom w:w="40.0" w:type="dxa"/>
               <w:right w:w="40.0" w:type="dxa"/>
             </w:tcMar>
             <w:vAlign w:val="bottom"/>
@@ -1013,9 +1013,9 @@
             </w:tcBorders>
             <w:shd w:fill="auto" w:val="clear"/>
             <w:tcMar>
-              <w:top w:w="0.0" w:type="dxa"/>
-              <w:left w:w="40.0" w:type="dxa"/>
-              <w:bottom w:w="0.0" w:type="dxa"/>
+              <w:top w:w="40.0" w:type="dxa"/>
+              <w:left w:w="40.0" w:type="dxa"/>
+              <w:bottom w:w="40.0" w:type="dxa"/>
               <w:right w:w="40.0" w:type="dxa"/>
             </w:tcMar>
             <w:vAlign w:val="bottom"/>
@@ -1055,9 +1055,9 @@
             </w:tcBorders>
             <w:shd w:fill="auto" w:val="clear"/>
             <w:tcMar>
-              <w:top w:w="0.0" w:type="dxa"/>
-              <w:left w:w="40.0" w:type="dxa"/>
-              <w:bottom w:w="0.0" w:type="dxa"/>
+              <w:top w:w="40.0" w:type="dxa"/>
+              <w:left w:w="40.0" w:type="dxa"/>
+              <w:bottom w:w="40.0" w:type="dxa"/>
               <w:right w:w="40.0" w:type="dxa"/>
             </w:tcMar>
             <w:vAlign w:val="bottom"/>
@@ -1104,9 +1104,9 @@
             </w:tcBorders>
             <w:shd w:fill="auto" w:val="clear"/>
             <w:tcMar>
-              <w:top w:w="0.0" w:type="dxa"/>
-              <w:left w:w="40.0" w:type="dxa"/>
-              <w:bottom w:w="0.0" w:type="dxa"/>
+              <w:top w:w="40.0" w:type="dxa"/>
+              <w:left w:w="40.0" w:type="dxa"/>
+              <w:bottom w:w="40.0" w:type="dxa"/>
               <w:right w:w="40.0" w:type="dxa"/>
             </w:tcMar>
             <w:vAlign w:val="bottom"/>
@@ -1145,9 +1145,9 @@
             </w:tcBorders>
             <w:shd w:fill="auto" w:val="clear"/>
             <w:tcMar>
-              <w:top w:w="0.0" w:type="dxa"/>
-              <w:left w:w="40.0" w:type="dxa"/>
-              <w:bottom w:w="0.0" w:type="dxa"/>
+              <w:top w:w="40.0" w:type="dxa"/>
+              <w:left w:w="40.0" w:type="dxa"/>
+              <w:bottom w:w="40.0" w:type="dxa"/>
               <w:right w:w="40.0" w:type="dxa"/>
             </w:tcMar>
             <w:vAlign w:val="bottom"/>
@@ -1187,9 +1187,9 @@
             </w:tcBorders>
             <w:shd w:fill="auto" w:val="clear"/>
             <w:tcMar>
-              <w:top w:w="0.0" w:type="dxa"/>
-              <w:left w:w="40.0" w:type="dxa"/>
-              <w:bottom w:w="0.0" w:type="dxa"/>
+              <w:top w:w="40.0" w:type="dxa"/>
+              <w:left w:w="40.0" w:type="dxa"/>
+              <w:bottom w:w="40.0" w:type="dxa"/>
               <w:right w:w="40.0" w:type="dxa"/>
             </w:tcMar>
             <w:vAlign w:val="bottom"/>
@@ -1229,9 +1229,9 @@
             </w:tcBorders>
             <w:shd w:fill="auto" w:val="clear"/>
             <w:tcMar>
-              <w:top w:w="0.0" w:type="dxa"/>
-              <w:left w:w="40.0" w:type="dxa"/>
-              <w:bottom w:w="0.0" w:type="dxa"/>
+              <w:top w:w="40.0" w:type="dxa"/>
+              <w:left w:w="40.0" w:type="dxa"/>
+              <w:bottom w:w="40.0" w:type="dxa"/>
               <w:right w:w="40.0" w:type="dxa"/>
             </w:tcMar>
             <w:vAlign w:val="bottom"/>
@@ -1278,9 +1278,9 @@
             </w:tcBorders>
             <w:shd w:fill="auto" w:val="clear"/>
             <w:tcMar>
-              <w:top w:w="0.0" w:type="dxa"/>
-              <w:left w:w="40.0" w:type="dxa"/>
-              <w:bottom w:w="0.0" w:type="dxa"/>
+              <w:top w:w="40.0" w:type="dxa"/>
+              <w:left w:w="40.0" w:type="dxa"/>
+              <w:bottom w:w="40.0" w:type="dxa"/>
               <w:right w:w="40.0" w:type="dxa"/>
             </w:tcMar>
             <w:vAlign w:val="bottom"/>
@@ -1319,9 +1319,9 @@
             </w:tcBorders>
             <w:shd w:fill="auto" w:val="clear"/>
             <w:tcMar>
-              <w:top w:w="0.0" w:type="dxa"/>
-              <w:left w:w="40.0" w:type="dxa"/>
-              <w:bottom w:w="0.0" w:type="dxa"/>
+              <w:top w:w="40.0" w:type="dxa"/>
+              <w:left w:w="40.0" w:type="dxa"/>
+              <w:bottom w:w="40.0" w:type="dxa"/>
               <w:right w:w="40.0" w:type="dxa"/>
             </w:tcMar>
             <w:vAlign w:val="bottom"/>
@@ -1361,9 +1361,9 @@
             </w:tcBorders>
             <w:shd w:fill="auto" w:val="clear"/>
             <w:tcMar>
-              <w:top w:w="0.0" w:type="dxa"/>
-              <w:left w:w="40.0" w:type="dxa"/>
-              <w:bottom w:w="0.0" w:type="dxa"/>
+              <w:top w:w="40.0" w:type="dxa"/>
+              <w:left w:w="40.0" w:type="dxa"/>
+              <w:bottom w:w="40.0" w:type="dxa"/>
               <w:right w:w="40.0" w:type="dxa"/>
             </w:tcMar>
             <w:vAlign w:val="bottom"/>
@@ -1403,9 +1403,9 @@
             </w:tcBorders>
             <w:shd w:fill="auto" w:val="clear"/>
             <w:tcMar>
-              <w:top w:w="0.0" w:type="dxa"/>
-              <w:left w:w="40.0" w:type="dxa"/>
-              <w:bottom w:w="0.0" w:type="dxa"/>
+              <w:top w:w="40.0" w:type="dxa"/>
+              <w:left w:w="40.0" w:type="dxa"/>
+              <w:bottom w:w="40.0" w:type="dxa"/>
               <w:right w:w="40.0" w:type="dxa"/>
             </w:tcMar>
             <w:vAlign w:val="bottom"/>
@@ -1452,9 +1452,9 @@
             </w:tcBorders>
             <w:shd w:fill="auto" w:val="clear"/>
             <w:tcMar>
-              <w:top w:w="0.0" w:type="dxa"/>
-              <w:left w:w="40.0" w:type="dxa"/>
-              <w:bottom w:w="0.0" w:type="dxa"/>
+              <w:top w:w="40.0" w:type="dxa"/>
+              <w:left w:w="40.0" w:type="dxa"/>
+              <w:bottom w:w="40.0" w:type="dxa"/>
               <w:right w:w="40.0" w:type="dxa"/>
             </w:tcMar>
             <w:vAlign w:val="bottom"/>
@@ -1493,9 +1493,9 @@
             </w:tcBorders>
             <w:shd w:fill="auto" w:val="clear"/>
             <w:tcMar>
-              <w:top w:w="0.0" w:type="dxa"/>
-              <w:left w:w="40.0" w:type="dxa"/>
-              <w:bottom w:w="0.0" w:type="dxa"/>
+              <w:top w:w="40.0" w:type="dxa"/>
+              <w:left w:w="40.0" w:type="dxa"/>
+              <w:bottom w:w="40.0" w:type="dxa"/>
               <w:right w:w="40.0" w:type="dxa"/>
             </w:tcMar>
             <w:vAlign w:val="bottom"/>
@@ -1535,9 +1535,9 @@
             </w:tcBorders>
             <w:shd w:fill="auto" w:val="clear"/>
             <w:tcMar>
-              <w:top w:w="0.0" w:type="dxa"/>
-              <w:left w:w="40.0" w:type="dxa"/>
-              <w:bottom w:w="0.0" w:type="dxa"/>
+              <w:top w:w="40.0" w:type="dxa"/>
+              <w:left w:w="40.0" w:type="dxa"/>
+              <w:bottom w:w="40.0" w:type="dxa"/>
               <w:right w:w="40.0" w:type="dxa"/>
             </w:tcMar>
             <w:vAlign w:val="bottom"/>
@@ -1577,9 +1577,9 @@
             </w:tcBorders>
             <w:shd w:fill="auto" w:val="clear"/>
             <w:tcMar>
-              <w:top w:w="0.0" w:type="dxa"/>
-              <w:left w:w="40.0" w:type="dxa"/>
-              <w:bottom w:w="0.0" w:type="dxa"/>
+              <w:top w:w="40.0" w:type="dxa"/>
+              <w:left w:w="40.0" w:type="dxa"/>
+              <w:bottom w:w="40.0" w:type="dxa"/>
               <w:right w:w="40.0" w:type="dxa"/>
             </w:tcMar>
             <w:vAlign w:val="bottom"/>
@@ -1624,162 +1624,158 @@
               <w:bottom w:color="000000" w:space="0" w:sz="5" w:val="single"/>
               <w:right w:color="000000" w:space="0" w:sz="5" w:val="single"/>
             </w:tcBorders>
-            <w:shd w:fill="auto" w:val="clear"/>
-            <w:tcMar>
-              <w:top w:w="0.0" w:type="dxa"/>
-              <w:left w:w="40.0" w:type="dxa"/>
-              <w:bottom w:w="0.0" w:type="dxa"/>
-              <w:right w:w="40.0" w:type="dxa"/>
-            </w:tcMar>
-            <w:vAlign w:val="bottom"/>
-          </w:tcPr>
-          <w:p>
-            <w:pPr>
-              <w:widowControl w:val="0"/>
-              <w:rPr>
-                <w:rFonts w:ascii="Arial" w:cs="Arial" w:eastAsia="Arial" w:hAnsi="Arial"/>
-                <w:b w:val="0"/>
-                <w:bCs w:val="0"/>
-                <w:sz w:val="20"/>
-                <w:szCs w:val="20"/>
-              </w:rPr>
-            </w:pPr>
-            <w:r>
-              <w:rPr>
-                <w:rFonts w:ascii="Arial" w:cs="Arial" w:eastAsia="Arial" w:hAnsi="Arial"/>
-                <w:b w:val="0"/>
-                <w:bCs w:val="0"/>
-                <w:sz w:val="20"/>
-                <w:szCs w:val="20"/>
-                <w:rtl w:val="0"/>
-              </w:rPr>
-              <w:t xml:space="preserve">Fecha de registro</w:t>
-            </w:r>
-          </w:p>
-        </w:tc>
-        <w:tc>
-          <w:tcPr>
-            <w:tcBorders>
-              <w:top w:color="cccccc" w:space="0" w:sz="5" w:val="single"/>
-              <w:left w:color="cccccc" w:space="0" w:sz="5" w:val="single"/>
-              <w:bottom w:color="000000" w:space="0" w:sz="5" w:val="single"/>
-              <w:right w:color="000000" w:space="0" w:sz="5" w:val="single"/>
-            </w:tcBorders>
-            <w:shd w:fill="auto" w:val="clear"/>
-            <w:tcMar>
-              <w:top w:w="0.0" w:type="dxa"/>
-              <w:left w:w="40.0" w:type="dxa"/>
-              <w:bottom w:w="0.0" w:type="dxa"/>
-              <w:right w:w="40.0" w:type="dxa"/>
-            </w:tcMar>
-            <w:vAlign w:val="bottom"/>
-          </w:tcPr>
-          <w:p>
-            <w:pPr>
-              <w:widowControl w:val="0"/>
-              <w:jc w:val="center"/>
-              <w:rPr>
-                <w:rFonts w:ascii="Arial" w:cs="Arial" w:eastAsia="Arial" w:hAnsi="Arial"/>
-                <w:b w:val="0"/>
-                <w:bCs w:val="0"/>
-                <w:sz w:val="20"/>
-                <w:szCs w:val="20"/>
-              </w:rPr>
-            </w:pPr>
-            <w:r>
-              <w:rPr>
-                <w:rFonts w:ascii="Arial" w:cs="Arial" w:eastAsia="Arial" w:hAnsi="Arial"/>
-                <w:b w:val="0"/>
-                <w:bCs w:val="0"/>
-                <w:sz w:val="20"/>
-                <w:szCs w:val="20"/>
-                <w:rtl w:val="0"/>
-              </w:rPr>
-              <w:t xml:space="preserve">TIMESTAMP</w:t>
-            </w:r>
-          </w:p>
-        </w:tc>
-        <w:tc>
-          <w:tcPr>
-            <w:tcBorders>
-              <w:top w:color="cccccc" w:space="0" w:sz="5" w:val="single"/>
-              <w:left w:color="cccccc" w:space="0" w:sz="5" w:val="single"/>
-              <w:bottom w:color="000000" w:space="0" w:sz="5" w:val="single"/>
-              <w:right w:color="000000" w:space="0" w:sz="5" w:val="single"/>
-            </w:tcBorders>
-            <w:shd w:fill="auto" w:val="clear"/>
-            <w:tcMar>
-              <w:top w:w="0.0" w:type="dxa"/>
-              <w:left w:w="40.0" w:type="dxa"/>
-              <w:bottom w:w="0.0" w:type="dxa"/>
-              <w:right w:w="40.0" w:type="dxa"/>
-            </w:tcMar>
-            <w:vAlign w:val="bottom"/>
-          </w:tcPr>
-          <w:p>
-            <w:pPr>
-              <w:widowControl w:val="0"/>
-              <w:jc w:val="center"/>
-              <w:rPr>
-                <w:rFonts w:ascii="Arial" w:cs="Arial" w:eastAsia="Arial" w:hAnsi="Arial"/>
-                <w:b w:val="0"/>
-                <w:bCs w:val="0"/>
-                <w:sz w:val="20"/>
-                <w:szCs w:val="20"/>
-              </w:rPr>
-            </w:pPr>
-            <w:r>
-              <w:rPr>
-                <w:rFonts w:ascii="Arial" w:cs="Arial" w:eastAsia="Arial" w:hAnsi="Arial"/>
-                <w:b w:val="0"/>
-                <w:bCs w:val="0"/>
-                <w:sz w:val="20"/>
-                <w:szCs w:val="20"/>
-                <w:rtl w:val="0"/>
-              </w:rPr>
-              <w:t xml:space="preserve">1</w:t>
-            </w:r>
-          </w:p>
-        </w:tc>
-        <w:tc>
-          <w:tcPr>
-            <w:tcBorders>
-              <w:top w:color="cccccc" w:space="0" w:sz="5" w:val="single"/>
-              <w:left w:color="cccccc" w:space="0" w:sz="5" w:val="single"/>
-              <w:bottom w:color="000000" w:space="0" w:sz="5" w:val="single"/>
-              <w:right w:color="000000" w:space="0" w:sz="5" w:val="single"/>
-            </w:tcBorders>
-            <w:shd w:fill="auto" w:val="clear"/>
-            <w:tcMar>
-              <w:top w:w="0.0" w:type="dxa"/>
-              <w:left w:w="40.0" w:type="dxa"/>
-              <w:bottom w:w="0.0" w:type="dxa"/>
-              <w:right w:w="40.0" w:type="dxa"/>
-            </w:tcMar>
-            <w:vAlign w:val="bottom"/>
-          </w:tcPr>
-          <w:p>
-            <w:pPr>
-              <w:widowControl w:val="0"/>
-              <w:jc w:val="center"/>
-              <w:rPr>
-                <w:rFonts w:ascii="Arial" w:cs="Arial" w:eastAsia="Arial" w:hAnsi="Arial"/>
-                <w:b w:val="0"/>
-                <w:bCs w:val="0"/>
-                <w:sz w:val="20"/>
-                <w:szCs w:val="20"/>
-              </w:rPr>
-            </w:pPr>
-            <w:r>
-              <w:rPr>
-                <w:rFonts w:ascii="Arial" w:cs="Arial" w:eastAsia="Arial" w:hAnsi="Arial"/>
-                <w:b w:val="0"/>
-                <w:bCs w:val="0"/>
-                <w:sz w:val="20"/>
-                <w:szCs w:val="20"/>
-                <w:rtl w:val="0"/>
-              </w:rPr>
-              <w:t xml:space="preserve">Fecha de registro</w:t>
+            <w:tcMar>
+              <w:top w:w="40.0" w:type="dxa"/>
+              <w:left w:w="40.0" w:type="dxa"/>
+              <w:bottom w:w="40.0" w:type="dxa"/>
+              <w:right w:w="40.0" w:type="dxa"/>
+            </w:tcMar>
+            <w:vAlign w:val="bottom"/>
+          </w:tcPr>
+          <w:p>
+            <w:pPr>
+              <w:widowControl w:val="0"/>
+              <w:rPr>
+                <w:rFonts w:ascii="Arial" w:cs="Arial" w:eastAsia="Arial" w:hAnsi="Arial"/>
+                <w:b w:val="0"/>
+                <w:bCs w:val="0"/>
+                <w:sz w:val="20"/>
+                <w:szCs w:val="20"/>
+              </w:rPr>
+            </w:pPr>
+            <w:r>
+              <w:rPr>
+                <w:rFonts w:ascii="Arial" w:cs="Arial" w:eastAsia="Arial" w:hAnsi="Arial"/>
+                <w:b w:val="0"/>
+                <w:bCs w:val="0"/>
+                <w:sz w:val="20"/>
+                <w:szCs w:val="20"/>
+                <w:rtl w:val="0"/>
+              </w:rPr>
+              <w:t xml:space="preserve">Dirección</w:t>
+            </w:r>
+          </w:p>
+        </w:tc>
+        <w:tc>
+          <w:tcPr>
+            <w:tcBorders>
+              <w:top w:color="cccccc" w:space="0" w:sz="5" w:val="single"/>
+              <w:left w:color="cccccc" w:space="0" w:sz="5" w:val="single"/>
+              <w:bottom w:color="000000" w:space="0" w:sz="5" w:val="single"/>
+              <w:right w:color="000000" w:space="0" w:sz="5" w:val="single"/>
+            </w:tcBorders>
+            <w:tcMar>
+              <w:top w:w="40.0" w:type="dxa"/>
+              <w:left w:w="40.0" w:type="dxa"/>
+              <w:bottom w:w="40.0" w:type="dxa"/>
+              <w:right w:w="40.0" w:type="dxa"/>
+            </w:tcMar>
+            <w:vAlign w:val="bottom"/>
+          </w:tcPr>
+          <w:p>
+            <w:pPr>
+              <w:widowControl w:val="0"/>
+              <w:jc w:val="center"/>
+              <w:rPr>
+                <w:rFonts w:ascii="Arial" w:cs="Arial" w:eastAsia="Arial" w:hAnsi="Arial"/>
+                <w:b w:val="0"/>
+                <w:bCs w:val="0"/>
+                <w:sz w:val="20"/>
+                <w:szCs w:val="20"/>
+              </w:rPr>
+            </w:pPr>
+            <w:r>
+              <w:rPr>
+                <w:rFonts w:ascii="Arial" w:cs="Arial" w:eastAsia="Arial" w:hAnsi="Arial"/>
+                <w:b w:val="0"/>
+                <w:bCs w:val="0"/>
+                <w:sz w:val="20"/>
+                <w:szCs w:val="20"/>
+                <w:rtl w:val="0"/>
+              </w:rPr>
+              <w:t xml:space="preserve">VARCHAR</w:t>
+            </w:r>
+          </w:p>
+        </w:tc>
+        <w:tc>
+          <w:tcPr>
+            <w:tcBorders>
+              <w:top w:color="cccccc" w:space="0" w:sz="5" w:val="single"/>
+              <w:left w:color="cccccc" w:space="0" w:sz="5" w:val="single"/>
+              <w:bottom w:color="000000" w:space="0" w:sz="5" w:val="single"/>
+              <w:right w:color="000000" w:space="0" w:sz="5" w:val="single"/>
+            </w:tcBorders>
+            <w:tcMar>
+              <w:top w:w="40.0" w:type="dxa"/>
+              <w:left w:w="40.0" w:type="dxa"/>
+              <w:bottom w:w="40.0" w:type="dxa"/>
+              <w:right w:w="40.0" w:type="dxa"/>
+            </w:tcMar>
+            <w:vAlign w:val="bottom"/>
+          </w:tcPr>
+          <w:p>
+            <w:pPr>
+              <w:widowControl w:val="0"/>
+              <w:jc w:val="center"/>
+              <w:rPr>
+                <w:rFonts w:ascii="Arial" w:cs="Arial" w:eastAsia="Arial" w:hAnsi="Arial"/>
+                <w:b w:val="0"/>
+                <w:bCs w:val="0"/>
+                <w:sz w:val="20"/>
+                <w:szCs w:val="20"/>
+              </w:rPr>
+            </w:pPr>
+            <w:r>
+              <w:rPr>
+                <w:rFonts w:ascii="Arial" w:cs="Arial" w:eastAsia="Arial" w:hAnsi="Arial"/>
+                <w:b w:val="0"/>
+                <w:bCs w:val="0"/>
+                <w:sz w:val="20"/>
+                <w:szCs w:val="20"/>
+                <w:rtl w:val="0"/>
+              </w:rPr>
+              <w:t xml:space="preserve">25</w:t>
+            </w:r>
+          </w:p>
+        </w:tc>
+        <w:tc>
+          <w:tcPr>
+            <w:tcBorders>
+              <w:top w:color="cccccc" w:space="0" w:sz="5" w:val="single"/>
+              <w:left w:color="cccccc" w:space="0" w:sz="5" w:val="single"/>
+              <w:bottom w:color="000000" w:space="0" w:sz="5" w:val="single"/>
+              <w:right w:color="000000" w:space="0" w:sz="5" w:val="single"/>
+            </w:tcBorders>
+            <w:tcMar>
+              <w:top w:w="40.0" w:type="dxa"/>
+              <w:left w:w="40.0" w:type="dxa"/>
+              <w:bottom w:w="40.0" w:type="dxa"/>
+              <w:right w:w="40.0" w:type="dxa"/>
+            </w:tcMar>
+            <w:vAlign w:val="bottom"/>
+          </w:tcPr>
+          <w:p>
+            <w:pPr>
+              <w:widowControl w:val="0"/>
+              <w:jc w:val="center"/>
+              <w:rPr>
+                <w:rFonts w:ascii="Arial" w:cs="Arial" w:eastAsia="Arial" w:hAnsi="Arial"/>
+                <w:b w:val="0"/>
+                <w:bCs w:val="0"/>
+                <w:sz w:val="20"/>
+                <w:szCs w:val="20"/>
+              </w:rPr>
+            </w:pPr>
+            <w:r>
+              <w:rPr>
+                <w:rFonts w:ascii="Arial" w:cs="Arial" w:eastAsia="Arial" w:hAnsi="Arial"/>
+                <w:b w:val="0"/>
+                <w:bCs w:val="0"/>
+                <w:sz w:val="20"/>
+                <w:szCs w:val="20"/>
+                <w:rtl w:val="0"/>
+              </w:rPr>
+              <w:t xml:space="preserve">dirección del usuario</w:t>
             </w:r>
           </w:p>
         </w:tc>
@@ -1854,9 +1850,9 @@
             </w:tcBorders>
             <w:shd w:fill="a4c2f4" w:val="clear"/>
             <w:tcMar>
-              <w:top w:w="0.0" w:type="dxa"/>
-              <w:left w:w="40.0" w:type="dxa"/>
-              <w:bottom w:w="0.0" w:type="dxa"/>
+              <w:top w:w="40.0" w:type="dxa"/>
+              <w:left w:w="40.0" w:type="dxa"/>
+              <w:bottom w:w="40.0" w:type="dxa"/>
               <w:right w:w="40.0" w:type="dxa"/>
             </w:tcMar>
             <w:vAlign w:val="bottom"/>
@@ -1903,9 +1899,9 @@
             </w:tcBorders>
             <w:shd w:fill="auto" w:val="clear"/>
             <w:tcMar>
-              <w:top w:w="0.0" w:type="dxa"/>
-              <w:left w:w="40.0" w:type="dxa"/>
-              <w:bottom w:w="0.0" w:type="dxa"/>
+              <w:top w:w="40.0" w:type="dxa"/>
+              <w:left w:w="40.0" w:type="dxa"/>
+              <w:bottom w:w="40.0" w:type="dxa"/>
               <w:right w:w="40.0" w:type="dxa"/>
             </w:tcMar>
             <w:vAlign w:val="bottom"/>
@@ -1947,9 +1943,9 @@
             </w:tcBorders>
             <w:shd w:fill="auto" w:val="clear"/>
             <w:tcMar>
-              <w:top w:w="0.0" w:type="dxa"/>
-              <w:left w:w="40.0" w:type="dxa"/>
-              <w:bottom w:w="0.0" w:type="dxa"/>
+              <w:top w:w="40.0" w:type="dxa"/>
+              <w:left w:w="40.0" w:type="dxa"/>
+              <w:bottom w:w="40.0" w:type="dxa"/>
               <w:right w:w="40.0" w:type="dxa"/>
             </w:tcMar>
             <w:vAlign w:val="bottom"/>
@@ -1992,9 +1988,9 @@
             </w:tcBorders>
             <w:shd w:fill="auto" w:val="clear"/>
             <w:tcMar>
-              <w:top w:w="0.0" w:type="dxa"/>
-              <w:left w:w="40.0" w:type="dxa"/>
-              <w:bottom w:w="0.0" w:type="dxa"/>
+              <w:top w:w="40.0" w:type="dxa"/>
+              <w:left w:w="40.0" w:type="dxa"/>
+              <w:bottom w:w="40.0" w:type="dxa"/>
               <w:right w:w="40.0" w:type="dxa"/>
             </w:tcMar>
             <w:vAlign w:val="bottom"/>
@@ -2037,9 +2033,9 @@
             </w:tcBorders>
             <w:shd w:fill="auto" w:val="clear"/>
             <w:tcMar>
-              <w:top w:w="0.0" w:type="dxa"/>
-              <w:left w:w="40.0" w:type="dxa"/>
-              <w:bottom w:w="0.0" w:type="dxa"/>
+              <w:top w:w="40.0" w:type="dxa"/>
+              <w:left w:w="40.0" w:type="dxa"/>
+              <w:bottom w:w="40.0" w:type="dxa"/>
               <w:right w:w="40.0" w:type="dxa"/>
             </w:tcMar>
             <w:vAlign w:val="bottom"/>
@@ -2089,9 +2085,9 @@
             </w:tcBorders>
             <w:shd w:fill="auto" w:val="clear"/>
             <w:tcMar>
-              <w:top w:w="0.0" w:type="dxa"/>
-              <w:left w:w="40.0" w:type="dxa"/>
-              <w:bottom w:w="0.0" w:type="dxa"/>
+              <w:top w:w="40.0" w:type="dxa"/>
+              <w:left w:w="40.0" w:type="dxa"/>
+              <w:bottom w:w="40.0" w:type="dxa"/>
               <w:right w:w="40.0" w:type="dxa"/>
             </w:tcMar>
             <w:vAlign w:val="bottom"/>
@@ -2130,9 +2126,9 @@
             </w:tcBorders>
             <w:shd w:fill="auto" w:val="clear"/>
             <w:tcMar>
-              <w:top w:w="0.0" w:type="dxa"/>
-              <w:left w:w="40.0" w:type="dxa"/>
-              <w:bottom w:w="0.0" w:type="dxa"/>
+              <w:top w:w="40.0" w:type="dxa"/>
+              <w:left w:w="40.0" w:type="dxa"/>
+              <w:bottom w:w="40.0" w:type="dxa"/>
               <w:right w:w="40.0" w:type="dxa"/>
             </w:tcMar>
             <w:vAlign w:val="bottom"/>
@@ -2172,9 +2168,9 @@
             </w:tcBorders>
             <w:shd w:fill="auto" w:val="clear"/>
             <w:tcMar>
-              <w:top w:w="0.0" w:type="dxa"/>
-              <w:left w:w="40.0" w:type="dxa"/>
-              <w:bottom w:w="0.0" w:type="dxa"/>
+              <w:top w:w="40.0" w:type="dxa"/>
+              <w:left w:w="40.0" w:type="dxa"/>
+              <w:bottom w:w="40.0" w:type="dxa"/>
               <w:right w:w="40.0" w:type="dxa"/>
             </w:tcMar>
             <w:vAlign w:val="bottom"/>
@@ -2214,9 +2210,9 @@
             </w:tcBorders>
             <w:shd w:fill="auto" w:val="clear"/>
             <w:tcMar>
-              <w:top w:w="0.0" w:type="dxa"/>
-              <w:left w:w="40.0" w:type="dxa"/>
-              <w:bottom w:w="0.0" w:type="dxa"/>
+              <w:top w:w="40.0" w:type="dxa"/>
+              <w:left w:w="40.0" w:type="dxa"/>
+              <w:bottom w:w="40.0" w:type="dxa"/>
               <w:right w:w="40.0" w:type="dxa"/>
             </w:tcMar>
             <w:vAlign w:val="bottom"/>
@@ -2263,160 +2259,160 @@
             </w:tcBorders>
             <w:shd w:fill="auto" w:val="clear"/>
             <w:tcMar>
-              <w:top w:w="0.0" w:type="dxa"/>
-              <w:left w:w="40.0" w:type="dxa"/>
-              <w:bottom w:w="0.0" w:type="dxa"/>
-              <w:right w:w="40.0" w:type="dxa"/>
-            </w:tcMar>
-            <w:vAlign w:val="bottom"/>
-          </w:tcPr>
-          <w:p>
-            <w:pPr>
-              <w:widowControl w:val="0"/>
-              <w:rPr>
-                <w:rFonts w:ascii="Arial" w:cs="Arial" w:eastAsia="Arial" w:hAnsi="Arial"/>
-                <w:b w:val="0"/>
-                <w:bCs w:val="0"/>
-                <w:sz w:val="20"/>
-                <w:szCs w:val="20"/>
-              </w:rPr>
-            </w:pPr>
-            <w:r>
-              <w:rPr>
-                <w:rFonts w:ascii="Arial" w:cs="Arial" w:eastAsia="Arial" w:hAnsi="Arial"/>
-                <w:b w:val="0"/>
-                <w:bCs w:val="0"/>
-                <w:sz w:val="20"/>
-                <w:szCs w:val="20"/>
-                <w:rtl w:val="0"/>
-              </w:rPr>
-              <w:t xml:space="preserve">Tipo de servicio</w:t>
-            </w:r>
-          </w:p>
-        </w:tc>
-        <w:tc>
-          <w:tcPr>
-            <w:tcBorders>
-              <w:top w:color="cccccc" w:space="0" w:sz="5" w:val="single"/>
-              <w:left w:color="cccccc" w:space="0" w:sz="5" w:val="single"/>
-              <w:bottom w:color="000000" w:space="0" w:sz="5" w:val="single"/>
-              <w:right w:color="000000" w:space="0" w:sz="5" w:val="single"/>
-            </w:tcBorders>
-            <w:shd w:fill="auto" w:val="clear"/>
-            <w:tcMar>
-              <w:top w:w="0.0" w:type="dxa"/>
-              <w:left w:w="40.0" w:type="dxa"/>
-              <w:bottom w:w="0.0" w:type="dxa"/>
-              <w:right w:w="40.0" w:type="dxa"/>
-            </w:tcMar>
-            <w:vAlign w:val="bottom"/>
-          </w:tcPr>
-          <w:p>
-            <w:pPr>
-              <w:widowControl w:val="0"/>
-              <w:jc w:val="center"/>
-              <w:rPr>
-                <w:rFonts w:ascii="Arial" w:cs="Arial" w:eastAsia="Arial" w:hAnsi="Arial"/>
-                <w:b w:val="0"/>
-                <w:bCs w:val="0"/>
-                <w:sz w:val="20"/>
-                <w:szCs w:val="20"/>
-              </w:rPr>
-            </w:pPr>
-            <w:r>
-              <w:rPr>
-                <w:rFonts w:ascii="Arial" w:cs="Arial" w:eastAsia="Arial" w:hAnsi="Arial"/>
-                <w:b w:val="0"/>
-                <w:bCs w:val="0"/>
-                <w:sz w:val="20"/>
-                <w:szCs w:val="20"/>
-                <w:rtl w:val="0"/>
-              </w:rPr>
-              <w:t xml:space="preserve">VARCHAR</w:t>
-            </w:r>
-          </w:p>
-        </w:tc>
-        <w:tc>
-          <w:tcPr>
-            <w:tcBorders>
-              <w:top w:color="cccccc" w:space="0" w:sz="5" w:val="single"/>
-              <w:left w:color="cccccc" w:space="0" w:sz="5" w:val="single"/>
-              <w:bottom w:color="000000" w:space="0" w:sz="5" w:val="single"/>
-              <w:right w:color="000000" w:space="0" w:sz="5" w:val="single"/>
-            </w:tcBorders>
-            <w:shd w:fill="auto" w:val="clear"/>
-            <w:tcMar>
-              <w:top w:w="0.0" w:type="dxa"/>
-              <w:left w:w="40.0" w:type="dxa"/>
-              <w:bottom w:w="0.0" w:type="dxa"/>
-              <w:right w:w="40.0" w:type="dxa"/>
-            </w:tcMar>
-            <w:vAlign w:val="bottom"/>
-          </w:tcPr>
-          <w:p>
-            <w:pPr>
-              <w:widowControl w:val="0"/>
-              <w:jc w:val="center"/>
-              <w:rPr>
-                <w:rFonts w:ascii="Arial" w:cs="Arial" w:eastAsia="Arial" w:hAnsi="Arial"/>
-                <w:b w:val="0"/>
-                <w:bCs w:val="0"/>
-                <w:sz w:val="20"/>
-                <w:szCs w:val="20"/>
-              </w:rPr>
-            </w:pPr>
-            <w:r>
-              <w:rPr>
-                <w:rFonts w:ascii="Arial" w:cs="Arial" w:eastAsia="Arial" w:hAnsi="Arial"/>
-                <w:b w:val="0"/>
-                <w:bCs w:val="0"/>
-                <w:sz w:val="20"/>
-                <w:szCs w:val="20"/>
-                <w:rtl w:val="0"/>
-              </w:rPr>
-              <w:t xml:space="preserve">10</w:t>
-            </w:r>
-          </w:p>
-        </w:tc>
-        <w:tc>
-          <w:tcPr>
-            <w:tcBorders>
-              <w:top w:color="cccccc" w:space="0" w:sz="5" w:val="single"/>
-              <w:left w:color="cccccc" w:space="0" w:sz="5" w:val="single"/>
-              <w:bottom w:color="000000" w:space="0" w:sz="5" w:val="single"/>
-              <w:right w:color="000000" w:space="0" w:sz="5" w:val="single"/>
-            </w:tcBorders>
-            <w:shd w:fill="auto" w:val="clear"/>
-            <w:tcMar>
-              <w:top w:w="0.0" w:type="dxa"/>
-              <w:left w:w="40.0" w:type="dxa"/>
-              <w:bottom w:w="0.0" w:type="dxa"/>
-              <w:right w:w="40.0" w:type="dxa"/>
-            </w:tcMar>
-            <w:vAlign w:val="bottom"/>
-          </w:tcPr>
-          <w:p>
-            <w:pPr>
-              <w:widowControl w:val="0"/>
-              <w:jc w:val="center"/>
-              <w:rPr>
-                <w:rFonts w:ascii="Arial" w:cs="Arial" w:eastAsia="Arial" w:hAnsi="Arial"/>
-                <w:b w:val="0"/>
-                <w:bCs w:val="0"/>
-                <w:sz w:val="20"/>
-                <w:szCs w:val="20"/>
-              </w:rPr>
-            </w:pPr>
-            <w:r>
-              <w:rPr>
-                <w:rFonts w:ascii="Arial" w:cs="Arial" w:eastAsia="Arial" w:hAnsi="Arial"/>
-                <w:b w:val="0"/>
-                <w:bCs w:val="0"/>
-                <w:sz w:val="20"/>
-                <w:szCs w:val="20"/>
-                <w:rtl w:val="0"/>
-              </w:rPr>
-              <w:t xml:space="preserve">Clase de Servicio</w:t>
+              <w:top w:w="40.0" w:type="dxa"/>
+              <w:left w:w="40.0" w:type="dxa"/>
+              <w:bottom w:w="40.0" w:type="dxa"/>
+              <w:right w:w="40.0" w:type="dxa"/>
+            </w:tcMar>
+            <w:vAlign w:val="bottom"/>
+          </w:tcPr>
+          <w:p>
+            <w:pPr>
+              <w:widowControl w:val="0"/>
+              <w:rPr>
+                <w:rFonts w:ascii="Arial" w:cs="Arial" w:eastAsia="Arial" w:hAnsi="Arial"/>
+                <w:b w:val="0"/>
+                <w:bCs w:val="0"/>
+                <w:sz w:val="20"/>
+                <w:szCs w:val="20"/>
+              </w:rPr>
+            </w:pPr>
+            <w:r>
+              <w:rPr>
+                <w:rFonts w:ascii="Arial" w:cs="Arial" w:eastAsia="Arial" w:hAnsi="Arial"/>
+                <w:b w:val="0"/>
+                <w:bCs w:val="0"/>
+                <w:sz w:val="20"/>
+                <w:szCs w:val="20"/>
+                <w:rtl w:val="0"/>
+              </w:rPr>
+              <w:t xml:space="preserve">Precio</w:t>
+            </w:r>
+          </w:p>
+        </w:tc>
+        <w:tc>
+          <w:tcPr>
+            <w:tcBorders>
+              <w:top w:color="cccccc" w:space="0" w:sz="5" w:val="single"/>
+              <w:left w:color="cccccc" w:space="0" w:sz="5" w:val="single"/>
+              <w:bottom w:color="000000" w:space="0" w:sz="5" w:val="single"/>
+              <w:right w:color="000000" w:space="0" w:sz="5" w:val="single"/>
+            </w:tcBorders>
+            <w:shd w:fill="auto" w:val="clear"/>
+            <w:tcMar>
+              <w:top w:w="40.0" w:type="dxa"/>
+              <w:left w:w="40.0" w:type="dxa"/>
+              <w:bottom w:w="40.0" w:type="dxa"/>
+              <w:right w:w="40.0" w:type="dxa"/>
+            </w:tcMar>
+            <w:vAlign w:val="bottom"/>
+          </w:tcPr>
+          <w:p>
+            <w:pPr>
+              <w:widowControl w:val="0"/>
+              <w:jc w:val="center"/>
+              <w:rPr>
+                <w:rFonts w:ascii="Arial" w:cs="Arial" w:eastAsia="Arial" w:hAnsi="Arial"/>
+                <w:b w:val="0"/>
+                <w:bCs w:val="0"/>
+                <w:sz w:val="20"/>
+                <w:szCs w:val="20"/>
+              </w:rPr>
+            </w:pPr>
+            <w:r>
+              <w:rPr>
+                <w:rFonts w:ascii="Arial" w:cs="Arial" w:eastAsia="Arial" w:hAnsi="Arial"/>
+                <w:b w:val="0"/>
+                <w:bCs w:val="0"/>
+                <w:sz w:val="20"/>
+                <w:szCs w:val="20"/>
+                <w:rtl w:val="0"/>
+              </w:rPr>
+              <w:t xml:space="preserve">DECIMAL</w:t>
+            </w:r>
+          </w:p>
+        </w:tc>
+        <w:tc>
+          <w:tcPr>
+            <w:tcBorders>
+              <w:top w:color="cccccc" w:space="0" w:sz="5" w:val="single"/>
+              <w:left w:color="cccccc" w:space="0" w:sz="5" w:val="single"/>
+              <w:bottom w:color="000000" w:space="0" w:sz="5" w:val="single"/>
+              <w:right w:color="000000" w:space="0" w:sz="5" w:val="single"/>
+            </w:tcBorders>
+            <w:shd w:fill="auto" w:val="clear"/>
+            <w:tcMar>
+              <w:top w:w="40.0" w:type="dxa"/>
+              <w:left w:w="40.0" w:type="dxa"/>
+              <w:bottom w:w="40.0" w:type="dxa"/>
+              <w:right w:w="40.0" w:type="dxa"/>
+            </w:tcMar>
+            <w:vAlign w:val="bottom"/>
+          </w:tcPr>
+          <w:p>
+            <w:pPr>
+              <w:widowControl w:val="0"/>
+              <w:jc w:val="center"/>
+              <w:rPr>
+                <w:rFonts w:ascii="Arial" w:cs="Arial" w:eastAsia="Arial" w:hAnsi="Arial"/>
+                <w:b w:val="0"/>
+                <w:bCs w:val="0"/>
+                <w:sz w:val="20"/>
+                <w:szCs w:val="20"/>
+              </w:rPr>
+            </w:pPr>
+            <w:r>
+              <w:rPr>
+                <w:rFonts w:ascii="Arial" w:cs="Arial" w:eastAsia="Arial" w:hAnsi="Arial"/>
+                <w:b w:val="0"/>
+                <w:bCs w:val="0"/>
+                <w:sz w:val="20"/>
+                <w:szCs w:val="20"/>
+                <w:rtl w:val="0"/>
+              </w:rPr>
+              <w:t xml:space="preserve">10,2</w:t>
+            </w:r>
+          </w:p>
+        </w:tc>
+        <w:tc>
+          <w:tcPr>
+            <w:tcBorders>
+              <w:top w:color="cccccc" w:space="0" w:sz="5" w:val="single"/>
+              <w:left w:color="cccccc" w:space="0" w:sz="5" w:val="single"/>
+              <w:bottom w:color="000000" w:space="0" w:sz="5" w:val="single"/>
+              <w:right w:color="000000" w:space="0" w:sz="5" w:val="single"/>
+            </w:tcBorders>
+            <w:shd w:fill="auto" w:val="clear"/>
+            <w:tcMar>
+              <w:top w:w="40.0" w:type="dxa"/>
+              <w:left w:w="40.0" w:type="dxa"/>
+              <w:bottom w:w="40.0" w:type="dxa"/>
+              <w:right w:w="40.0" w:type="dxa"/>
+            </w:tcMar>
+            <w:vAlign w:val="bottom"/>
+          </w:tcPr>
+          <w:p>
+            <w:pPr>
+              <w:widowControl w:val="0"/>
+              <w:jc w:val="center"/>
+              <w:rPr>
+                <w:rFonts w:ascii="Arial" w:cs="Arial" w:eastAsia="Arial" w:hAnsi="Arial"/>
+                <w:b w:val="0"/>
+                <w:bCs w:val="0"/>
+                <w:sz w:val="20"/>
+                <w:szCs w:val="20"/>
+              </w:rPr>
+            </w:pPr>
+            <w:r>
+              <w:rPr>
+                <w:rFonts w:ascii="Arial" w:cs="Arial" w:eastAsia="Arial" w:hAnsi="Arial"/>
+                <w:b w:val="0"/>
+                <w:bCs w:val="0"/>
+                <w:sz w:val="20"/>
+                <w:szCs w:val="20"/>
+                <w:rtl w:val="0"/>
+              </w:rPr>
+              <w:t xml:space="preserve">Precio del servicio</w:t>
             </w:r>
           </w:p>
         </w:tc>
@@ -2437,160 +2433,160 @@
             </w:tcBorders>
             <w:shd w:fill="auto" w:val="clear"/>
             <w:tcMar>
-              <w:top w:w="0.0" w:type="dxa"/>
-              <w:left w:w="40.0" w:type="dxa"/>
-              <w:bottom w:w="0.0" w:type="dxa"/>
-              <w:right w:w="40.0" w:type="dxa"/>
-            </w:tcMar>
-            <w:vAlign w:val="bottom"/>
-          </w:tcPr>
-          <w:p>
-            <w:pPr>
-              <w:widowControl w:val="0"/>
-              <w:rPr>
-                <w:rFonts w:ascii="Arial" w:cs="Arial" w:eastAsia="Arial" w:hAnsi="Arial"/>
-                <w:b w:val="0"/>
-                <w:bCs w:val="0"/>
-                <w:sz w:val="20"/>
-                <w:szCs w:val="20"/>
-              </w:rPr>
-            </w:pPr>
-            <w:r>
-              <w:rPr>
-                <w:rFonts w:ascii="Arial" w:cs="Arial" w:eastAsia="Arial" w:hAnsi="Arial"/>
-                <w:b w:val="0"/>
-                <w:bCs w:val="0"/>
-                <w:sz w:val="20"/>
-                <w:szCs w:val="20"/>
-                <w:rtl w:val="0"/>
-              </w:rPr>
-              <w:t xml:space="preserve">Precio</w:t>
-            </w:r>
-          </w:p>
-        </w:tc>
-        <w:tc>
-          <w:tcPr>
-            <w:tcBorders>
-              <w:top w:color="cccccc" w:space="0" w:sz="5" w:val="single"/>
-              <w:left w:color="cccccc" w:space="0" w:sz="5" w:val="single"/>
-              <w:bottom w:color="000000" w:space="0" w:sz="5" w:val="single"/>
-              <w:right w:color="000000" w:space="0" w:sz="5" w:val="single"/>
-            </w:tcBorders>
-            <w:shd w:fill="auto" w:val="clear"/>
-            <w:tcMar>
-              <w:top w:w="0.0" w:type="dxa"/>
-              <w:left w:w="40.0" w:type="dxa"/>
-              <w:bottom w:w="0.0" w:type="dxa"/>
-              <w:right w:w="40.0" w:type="dxa"/>
-            </w:tcMar>
-            <w:vAlign w:val="bottom"/>
-          </w:tcPr>
-          <w:p>
-            <w:pPr>
-              <w:widowControl w:val="0"/>
-              <w:jc w:val="center"/>
-              <w:rPr>
-                <w:rFonts w:ascii="Arial" w:cs="Arial" w:eastAsia="Arial" w:hAnsi="Arial"/>
-                <w:b w:val="0"/>
-                <w:bCs w:val="0"/>
-                <w:sz w:val="20"/>
-                <w:szCs w:val="20"/>
-              </w:rPr>
-            </w:pPr>
-            <w:r>
-              <w:rPr>
-                <w:rFonts w:ascii="Arial" w:cs="Arial" w:eastAsia="Arial" w:hAnsi="Arial"/>
-                <w:b w:val="0"/>
-                <w:bCs w:val="0"/>
-                <w:sz w:val="20"/>
-                <w:szCs w:val="20"/>
-                <w:rtl w:val="0"/>
-              </w:rPr>
-              <w:t xml:space="preserve">DECIMAL</w:t>
-            </w:r>
-          </w:p>
-        </w:tc>
-        <w:tc>
-          <w:tcPr>
-            <w:tcBorders>
-              <w:top w:color="cccccc" w:space="0" w:sz="5" w:val="single"/>
-              <w:left w:color="cccccc" w:space="0" w:sz="5" w:val="single"/>
-              <w:bottom w:color="000000" w:space="0" w:sz="5" w:val="single"/>
-              <w:right w:color="000000" w:space="0" w:sz="5" w:val="single"/>
-            </w:tcBorders>
-            <w:shd w:fill="auto" w:val="clear"/>
-            <w:tcMar>
-              <w:top w:w="0.0" w:type="dxa"/>
-              <w:left w:w="40.0" w:type="dxa"/>
-              <w:bottom w:w="0.0" w:type="dxa"/>
-              <w:right w:w="40.0" w:type="dxa"/>
-            </w:tcMar>
-            <w:vAlign w:val="bottom"/>
-          </w:tcPr>
-          <w:p>
-            <w:pPr>
-              <w:widowControl w:val="0"/>
-              <w:jc w:val="center"/>
-              <w:rPr>
-                <w:rFonts w:ascii="Arial" w:cs="Arial" w:eastAsia="Arial" w:hAnsi="Arial"/>
-                <w:b w:val="0"/>
-                <w:bCs w:val="0"/>
-                <w:sz w:val="20"/>
-                <w:szCs w:val="20"/>
-              </w:rPr>
-            </w:pPr>
-            <w:r>
-              <w:rPr>
-                <w:rFonts w:ascii="Arial" w:cs="Arial" w:eastAsia="Arial" w:hAnsi="Arial"/>
-                <w:b w:val="0"/>
-                <w:bCs w:val="0"/>
-                <w:sz w:val="20"/>
-                <w:szCs w:val="20"/>
-                <w:rtl w:val="0"/>
-              </w:rPr>
-              <w:t xml:space="preserve">10,2</w:t>
-            </w:r>
-          </w:p>
-        </w:tc>
-        <w:tc>
-          <w:tcPr>
-            <w:tcBorders>
-              <w:top w:color="cccccc" w:space="0" w:sz="5" w:val="single"/>
-              <w:left w:color="cccccc" w:space="0" w:sz="5" w:val="single"/>
-              <w:bottom w:color="000000" w:space="0" w:sz="5" w:val="single"/>
-              <w:right w:color="000000" w:space="0" w:sz="5" w:val="single"/>
-            </w:tcBorders>
-            <w:shd w:fill="auto" w:val="clear"/>
-            <w:tcMar>
-              <w:top w:w="0.0" w:type="dxa"/>
-              <w:left w:w="40.0" w:type="dxa"/>
-              <w:bottom w:w="0.0" w:type="dxa"/>
-              <w:right w:w="40.0" w:type="dxa"/>
-            </w:tcMar>
-            <w:vAlign w:val="bottom"/>
-          </w:tcPr>
-          <w:p>
-            <w:pPr>
-              <w:widowControl w:val="0"/>
-              <w:jc w:val="center"/>
-              <w:rPr>
-                <w:rFonts w:ascii="Arial" w:cs="Arial" w:eastAsia="Arial" w:hAnsi="Arial"/>
-                <w:b w:val="0"/>
-                <w:bCs w:val="0"/>
-                <w:sz w:val="20"/>
-                <w:szCs w:val="20"/>
-              </w:rPr>
-            </w:pPr>
-            <w:r>
-              <w:rPr>
-                <w:rFonts w:ascii="Arial" w:cs="Arial" w:eastAsia="Arial" w:hAnsi="Arial"/>
-                <w:b w:val="0"/>
-                <w:bCs w:val="0"/>
-                <w:sz w:val="20"/>
-                <w:szCs w:val="20"/>
-                <w:rtl w:val="0"/>
-              </w:rPr>
-              <w:t xml:space="preserve">Precio del servicio</w:t>
+              <w:top w:w="40.0" w:type="dxa"/>
+              <w:left w:w="40.0" w:type="dxa"/>
+              <w:bottom w:w="40.0" w:type="dxa"/>
+              <w:right w:w="40.0" w:type="dxa"/>
+            </w:tcMar>
+            <w:vAlign w:val="bottom"/>
+          </w:tcPr>
+          <w:p>
+            <w:pPr>
+              <w:widowControl w:val="0"/>
+              <w:rPr>
+                <w:rFonts w:ascii="Arial" w:cs="Arial" w:eastAsia="Arial" w:hAnsi="Arial"/>
+                <w:b w:val="0"/>
+                <w:bCs w:val="0"/>
+                <w:sz w:val="20"/>
+                <w:szCs w:val="20"/>
+              </w:rPr>
+            </w:pPr>
+            <w:r>
+              <w:rPr>
+                <w:rFonts w:ascii="Arial" w:cs="Arial" w:eastAsia="Arial" w:hAnsi="Arial"/>
+                <w:b w:val="0"/>
+                <w:bCs w:val="0"/>
+                <w:sz w:val="20"/>
+                <w:szCs w:val="20"/>
+                <w:rtl w:val="0"/>
+              </w:rPr>
+              <w:t xml:space="preserve">Descripción</w:t>
+            </w:r>
+          </w:p>
+        </w:tc>
+        <w:tc>
+          <w:tcPr>
+            <w:tcBorders>
+              <w:top w:color="cccccc" w:space="0" w:sz="5" w:val="single"/>
+              <w:left w:color="cccccc" w:space="0" w:sz="5" w:val="single"/>
+              <w:bottom w:color="000000" w:space="0" w:sz="5" w:val="single"/>
+              <w:right w:color="000000" w:space="0" w:sz="5" w:val="single"/>
+            </w:tcBorders>
+            <w:shd w:fill="auto" w:val="clear"/>
+            <w:tcMar>
+              <w:top w:w="40.0" w:type="dxa"/>
+              <w:left w:w="40.0" w:type="dxa"/>
+              <w:bottom w:w="40.0" w:type="dxa"/>
+              <w:right w:w="40.0" w:type="dxa"/>
+            </w:tcMar>
+            <w:vAlign w:val="bottom"/>
+          </w:tcPr>
+          <w:p>
+            <w:pPr>
+              <w:widowControl w:val="0"/>
+              <w:jc w:val="center"/>
+              <w:rPr>
+                <w:rFonts w:ascii="Arial" w:cs="Arial" w:eastAsia="Arial" w:hAnsi="Arial"/>
+                <w:b w:val="0"/>
+                <w:bCs w:val="0"/>
+                <w:sz w:val="20"/>
+                <w:szCs w:val="20"/>
+              </w:rPr>
+            </w:pPr>
+            <w:r>
+              <w:rPr>
+                <w:rFonts w:ascii="Arial" w:cs="Arial" w:eastAsia="Arial" w:hAnsi="Arial"/>
+                <w:b w:val="0"/>
+                <w:bCs w:val="0"/>
+                <w:sz w:val="20"/>
+                <w:szCs w:val="20"/>
+                <w:rtl w:val="0"/>
+              </w:rPr>
+              <w:t xml:space="preserve">VARCHAR</w:t>
+            </w:r>
+          </w:p>
+        </w:tc>
+        <w:tc>
+          <w:tcPr>
+            <w:tcBorders>
+              <w:top w:color="cccccc" w:space="0" w:sz="5" w:val="single"/>
+              <w:left w:color="cccccc" w:space="0" w:sz="5" w:val="single"/>
+              <w:bottom w:color="000000" w:space="0" w:sz="5" w:val="single"/>
+              <w:right w:color="000000" w:space="0" w:sz="5" w:val="single"/>
+            </w:tcBorders>
+            <w:shd w:fill="auto" w:val="clear"/>
+            <w:tcMar>
+              <w:top w:w="40.0" w:type="dxa"/>
+              <w:left w:w="40.0" w:type="dxa"/>
+              <w:bottom w:w="40.0" w:type="dxa"/>
+              <w:right w:w="40.0" w:type="dxa"/>
+            </w:tcMar>
+            <w:vAlign w:val="bottom"/>
+          </w:tcPr>
+          <w:p>
+            <w:pPr>
+              <w:widowControl w:val="0"/>
+              <w:jc w:val="center"/>
+              <w:rPr>
+                <w:rFonts w:ascii="Arial" w:cs="Arial" w:eastAsia="Arial" w:hAnsi="Arial"/>
+                <w:b w:val="0"/>
+                <w:bCs w:val="0"/>
+                <w:sz w:val="20"/>
+                <w:szCs w:val="20"/>
+              </w:rPr>
+            </w:pPr>
+            <w:r>
+              <w:rPr>
+                <w:rFonts w:ascii="Arial" w:cs="Arial" w:eastAsia="Arial" w:hAnsi="Arial"/>
+                <w:b w:val="0"/>
+                <w:bCs w:val="0"/>
+                <w:sz w:val="20"/>
+                <w:szCs w:val="20"/>
+                <w:rtl w:val="0"/>
+              </w:rPr>
+              <w:t xml:space="preserve">25</w:t>
+            </w:r>
+          </w:p>
+        </w:tc>
+        <w:tc>
+          <w:tcPr>
+            <w:tcBorders>
+              <w:top w:color="cccccc" w:space="0" w:sz="5" w:val="single"/>
+              <w:left w:color="cccccc" w:space="0" w:sz="5" w:val="single"/>
+              <w:bottom w:color="000000" w:space="0" w:sz="5" w:val="single"/>
+              <w:right w:color="000000" w:space="0" w:sz="5" w:val="single"/>
+            </w:tcBorders>
+            <w:shd w:fill="auto" w:val="clear"/>
+            <w:tcMar>
+              <w:top w:w="40.0" w:type="dxa"/>
+              <w:left w:w="40.0" w:type="dxa"/>
+              <w:bottom w:w="40.0" w:type="dxa"/>
+              <w:right w:w="40.0" w:type="dxa"/>
+            </w:tcMar>
+            <w:vAlign w:val="bottom"/>
+          </w:tcPr>
+          <w:p>
+            <w:pPr>
+              <w:widowControl w:val="0"/>
+              <w:jc w:val="center"/>
+              <w:rPr>
+                <w:rFonts w:ascii="Arial" w:cs="Arial" w:eastAsia="Arial" w:hAnsi="Arial"/>
+                <w:b w:val="0"/>
+                <w:bCs w:val="0"/>
+                <w:sz w:val="20"/>
+                <w:szCs w:val="20"/>
+              </w:rPr>
+            </w:pPr>
+            <w:r>
+              <w:rPr>
+                <w:rFonts w:ascii="Arial" w:cs="Arial" w:eastAsia="Arial" w:hAnsi="Arial"/>
+                <w:b w:val="0"/>
+                <w:bCs w:val="0"/>
+                <w:sz w:val="20"/>
+                <w:szCs w:val="20"/>
+                <w:rtl w:val="0"/>
+              </w:rPr>
+              <w:t xml:space="preserve">Información sobre el producto</w:t>
             </w:r>
           </w:p>
         </w:tc>
@@ -2611,183 +2607,9 @@
             </w:tcBorders>
             <w:shd w:fill="auto" w:val="clear"/>
             <w:tcMar>
-              <w:top w:w="0.0" w:type="dxa"/>
-              <w:left w:w="40.0" w:type="dxa"/>
-              <w:bottom w:w="0.0" w:type="dxa"/>
-              <w:right w:w="40.0" w:type="dxa"/>
-            </w:tcMar>
-            <w:vAlign w:val="bottom"/>
-          </w:tcPr>
-          <w:p>
-            <w:pPr>
-              <w:widowControl w:val="0"/>
-              <w:rPr>
-                <w:rFonts w:ascii="Arial" w:cs="Arial" w:eastAsia="Arial" w:hAnsi="Arial"/>
-                <w:b w:val="0"/>
-                <w:bCs w:val="0"/>
-                <w:sz w:val="20"/>
-                <w:szCs w:val="20"/>
-              </w:rPr>
-            </w:pPr>
-            <w:r>
-              <w:rPr>
-                <w:rFonts w:ascii="Arial" w:cs="Arial" w:eastAsia="Arial" w:hAnsi="Arial"/>
-                <w:b w:val="0"/>
-                <w:bCs w:val="0"/>
-                <w:sz w:val="20"/>
-                <w:szCs w:val="20"/>
-                <w:rtl w:val="0"/>
-              </w:rPr>
-              <w:t xml:space="preserve">Descripción</w:t>
-            </w:r>
-          </w:p>
-        </w:tc>
-        <w:tc>
-          <w:tcPr>
-            <w:tcBorders>
-              <w:top w:color="cccccc" w:space="0" w:sz="5" w:val="single"/>
-              <w:left w:color="cccccc" w:space="0" w:sz="5" w:val="single"/>
-              <w:bottom w:color="000000" w:space="0" w:sz="5" w:val="single"/>
-              <w:right w:color="000000" w:space="0" w:sz="5" w:val="single"/>
-            </w:tcBorders>
-            <w:shd w:fill="auto" w:val="clear"/>
-            <w:tcMar>
-              <w:top w:w="0.0" w:type="dxa"/>
-              <w:left w:w="40.0" w:type="dxa"/>
-              <w:bottom w:w="0.0" w:type="dxa"/>
-              <w:right w:w="40.0" w:type="dxa"/>
-            </w:tcMar>
-            <w:vAlign w:val="bottom"/>
-          </w:tcPr>
-          <w:p>
-            <w:pPr>
-              <w:widowControl w:val="0"/>
-              <w:jc w:val="center"/>
-              <w:rPr>
-                <w:rFonts w:ascii="Arial" w:cs="Arial" w:eastAsia="Arial" w:hAnsi="Arial"/>
-                <w:b w:val="0"/>
-                <w:bCs w:val="0"/>
-                <w:sz w:val="20"/>
-                <w:szCs w:val="20"/>
-              </w:rPr>
-            </w:pPr>
-            <w:r>
-              <w:rPr>
-                <w:rFonts w:ascii="Arial" w:cs="Arial" w:eastAsia="Arial" w:hAnsi="Arial"/>
-                <w:b w:val="0"/>
-                <w:bCs w:val="0"/>
-                <w:sz w:val="20"/>
-                <w:szCs w:val="20"/>
-                <w:rtl w:val="0"/>
-              </w:rPr>
-              <w:t xml:space="preserve">VARCHAR</w:t>
-            </w:r>
-          </w:p>
-        </w:tc>
-        <w:tc>
-          <w:tcPr>
-            <w:tcBorders>
-              <w:top w:color="cccccc" w:space="0" w:sz="5" w:val="single"/>
-              <w:left w:color="cccccc" w:space="0" w:sz="5" w:val="single"/>
-              <w:bottom w:color="000000" w:space="0" w:sz="5" w:val="single"/>
-              <w:right w:color="000000" w:space="0" w:sz="5" w:val="single"/>
-            </w:tcBorders>
-            <w:shd w:fill="auto" w:val="clear"/>
-            <w:tcMar>
-              <w:top w:w="0.0" w:type="dxa"/>
-              <w:left w:w="40.0" w:type="dxa"/>
-              <w:bottom w:w="0.0" w:type="dxa"/>
-              <w:right w:w="40.0" w:type="dxa"/>
-            </w:tcMar>
-            <w:vAlign w:val="bottom"/>
-          </w:tcPr>
-          <w:p>
-            <w:pPr>
-              <w:widowControl w:val="0"/>
-              <w:jc w:val="center"/>
-              <w:rPr>
-                <w:rFonts w:ascii="Arial" w:cs="Arial" w:eastAsia="Arial" w:hAnsi="Arial"/>
-                <w:b w:val="0"/>
-                <w:bCs w:val="0"/>
-                <w:sz w:val="20"/>
-                <w:szCs w:val="20"/>
-              </w:rPr>
-            </w:pPr>
-            <w:r>
-              <w:rPr>
-                <w:rFonts w:ascii="Arial" w:cs="Arial" w:eastAsia="Arial" w:hAnsi="Arial"/>
-                <w:b w:val="0"/>
-                <w:bCs w:val="0"/>
-                <w:sz w:val="20"/>
-                <w:szCs w:val="20"/>
-                <w:rtl w:val="0"/>
-              </w:rPr>
-              <w:t xml:space="preserve">25</w:t>
-            </w:r>
-          </w:p>
-        </w:tc>
-        <w:tc>
-          <w:tcPr>
-            <w:tcBorders>
-              <w:top w:color="cccccc" w:space="0" w:sz="5" w:val="single"/>
-              <w:left w:color="cccccc" w:space="0" w:sz="5" w:val="single"/>
-              <w:bottom w:color="000000" w:space="0" w:sz="5" w:val="single"/>
-              <w:right w:color="000000" w:space="0" w:sz="5" w:val="single"/>
-            </w:tcBorders>
-            <w:shd w:fill="auto" w:val="clear"/>
-            <w:tcMar>
-              <w:top w:w="0.0" w:type="dxa"/>
-              <w:left w:w="40.0" w:type="dxa"/>
-              <w:bottom w:w="0.0" w:type="dxa"/>
-              <w:right w:w="40.0" w:type="dxa"/>
-            </w:tcMar>
-            <w:vAlign w:val="bottom"/>
-          </w:tcPr>
-          <w:p>
-            <w:pPr>
-              <w:widowControl w:val="0"/>
-              <w:jc w:val="center"/>
-              <w:rPr>
-                <w:rFonts w:ascii="Arial" w:cs="Arial" w:eastAsia="Arial" w:hAnsi="Arial"/>
-                <w:b w:val="0"/>
-                <w:bCs w:val="0"/>
-                <w:sz w:val="20"/>
-                <w:szCs w:val="20"/>
-              </w:rPr>
-            </w:pPr>
-            <w:r>
-              <w:rPr>
-                <w:rFonts w:ascii="Arial" w:cs="Arial" w:eastAsia="Arial" w:hAnsi="Arial"/>
-                <w:b w:val="0"/>
-                <w:bCs w:val="0"/>
-                <w:sz w:val="20"/>
-                <w:szCs w:val="20"/>
-                <w:rtl w:val="0"/>
-              </w:rPr>
-              <w:t xml:space="preserve">Información sobre el producto</w:t>
-            </w:r>
-          </w:p>
-        </w:tc>
-      </w:tr>
-      <w:tr>
-        <w:trPr>
-          <w:cantSplit w:val="0"/>
-          <w:trHeight w:val="315" w:hRule="atLeast"/>
-          <w:tblHeader w:val="0"/>
-        </w:trPr>
-        <w:tc>
-          <w:tcPr>
-            <w:tcBorders>
-              <w:top w:color="cccccc" w:space="0" w:sz="5" w:val="single"/>
-              <w:left w:color="000000" w:space="0" w:sz="5" w:val="single"/>
-              <w:bottom w:color="000000" w:space="0" w:sz="5" w:val="single"/>
-              <w:right w:color="000000" w:space="0" w:sz="5" w:val="single"/>
-            </w:tcBorders>
-            <w:shd w:fill="auto" w:val="clear"/>
-            <w:tcMar>
-              <w:top w:w="0.0" w:type="dxa"/>
-              <w:left w:w="40.0" w:type="dxa"/>
-              <w:bottom w:w="0.0" w:type="dxa"/>
+              <w:top w:w="40.0" w:type="dxa"/>
+              <w:left w:w="40.0" w:type="dxa"/>
+              <w:bottom w:w="40.0" w:type="dxa"/>
               <w:right w:w="40.0" w:type="dxa"/>
             </w:tcMar>
             <w:vAlign w:val="bottom"/>
@@ -2826,9 +2648,9 @@
             </w:tcBorders>
             <w:shd w:fill="auto" w:val="clear"/>
             <w:tcMar>
-              <w:top w:w="0.0" w:type="dxa"/>
-              <w:left w:w="40.0" w:type="dxa"/>
-              <w:bottom w:w="0.0" w:type="dxa"/>
+              <w:top w:w="40.0" w:type="dxa"/>
+              <w:left w:w="40.0" w:type="dxa"/>
+              <w:bottom w:w="40.0" w:type="dxa"/>
               <w:right w:w="40.0" w:type="dxa"/>
             </w:tcMar>
             <w:vAlign w:val="bottom"/>
@@ -2868,44 +2690,44 @@
             </w:tcBorders>
             <w:shd w:fill="auto" w:val="clear"/>
             <w:tcMar>
-              <w:top w:w="0.0" w:type="dxa"/>
-              <w:left w:w="40.0" w:type="dxa"/>
-              <w:bottom w:w="0.0" w:type="dxa"/>
-              <w:right w:w="40.0" w:type="dxa"/>
-            </w:tcMar>
-            <w:vAlign w:val="bottom"/>
-          </w:tcPr>
-          <w:p>
-            <w:pPr>
-              <w:widowControl w:val="0"/>
-              <w:rPr>
-                <w:rFonts w:ascii="Arial" w:cs="Arial" w:eastAsia="Arial" w:hAnsi="Arial"/>
-                <w:b w:val="0"/>
-                <w:bCs w:val="0"/>
-                <w:sz w:val="20"/>
-                <w:szCs w:val="20"/>
-              </w:rPr>
-            </w:pPr>
-            <w:r>
-              <w:rPr>
-                <w:rtl w:val="0"/>
-              </w:rPr>
-            </w:r>
-          </w:p>
-        </w:tc>
-        <w:tc>
-          <w:tcPr>
-            <w:tcBorders>
-              <w:top w:color="cccccc" w:space="0" w:sz="5" w:val="single"/>
-              <w:left w:color="cccccc" w:space="0" w:sz="5" w:val="single"/>
-              <w:bottom w:color="000000" w:space="0" w:sz="5" w:val="single"/>
-              <w:right w:color="000000" w:space="0" w:sz="5" w:val="single"/>
-            </w:tcBorders>
-            <w:shd w:fill="auto" w:val="clear"/>
-            <w:tcMar>
-              <w:top w:w="0.0" w:type="dxa"/>
-              <w:left w:w="40.0" w:type="dxa"/>
-              <w:bottom w:w="0.0" w:type="dxa"/>
+              <w:top w:w="40.0" w:type="dxa"/>
+              <w:left w:w="40.0" w:type="dxa"/>
+              <w:bottom w:w="40.0" w:type="dxa"/>
+              <w:right w:w="40.0" w:type="dxa"/>
+            </w:tcMar>
+            <w:vAlign w:val="bottom"/>
+          </w:tcPr>
+          <w:p>
+            <w:pPr>
+              <w:widowControl w:val="0"/>
+              <w:rPr>
+                <w:rFonts w:ascii="Arial" w:cs="Arial" w:eastAsia="Arial" w:hAnsi="Arial"/>
+                <w:b w:val="0"/>
+                <w:bCs w:val="0"/>
+                <w:sz w:val="20"/>
+                <w:szCs w:val="20"/>
+              </w:rPr>
+            </w:pPr>
+            <w:r>
+              <w:rPr>
+                <w:rtl w:val="0"/>
+              </w:rPr>
+            </w:r>
+          </w:p>
+        </w:tc>
+        <w:tc>
+          <w:tcPr>
+            <w:tcBorders>
+              <w:top w:color="cccccc" w:space="0" w:sz="5" w:val="single"/>
+              <w:left w:color="cccccc" w:space="0" w:sz="5" w:val="single"/>
+              <w:bottom w:color="000000" w:space="0" w:sz="5" w:val="single"/>
+              <w:right w:color="000000" w:space="0" w:sz="5" w:val="single"/>
+            </w:tcBorders>
+            <w:shd w:fill="auto" w:val="clear"/>
+            <w:tcMar>
+              <w:top w:w="40.0" w:type="dxa"/>
+              <w:left w:w="40.0" w:type="dxa"/>
+              <w:bottom w:w="40.0" w:type="dxa"/>
               <w:right w:w="40.0" w:type="dxa"/>
             </w:tcMar>
             <w:vAlign w:val="bottom"/>
@@ -3006,9 +2828,9 @@
             </w:tcBorders>
             <w:shd w:fill="a4c2f4" w:val="clear"/>
             <w:tcMar>
-              <w:top w:w="0.0" w:type="dxa"/>
-              <w:left w:w="40.0" w:type="dxa"/>
-              <w:bottom w:w="0.0" w:type="dxa"/>
+              <w:top w:w="40.0" w:type="dxa"/>
+              <w:left w:w="40.0" w:type="dxa"/>
+              <w:bottom w:w="40.0" w:type="dxa"/>
               <w:right w:w="40.0" w:type="dxa"/>
             </w:tcMar>
             <w:vAlign w:val="bottom"/>
@@ -3055,9 +2877,9 @@
             </w:tcBorders>
             <w:shd w:fill="auto" w:val="clear"/>
             <w:tcMar>
-              <w:top w:w="0.0" w:type="dxa"/>
-              <w:left w:w="40.0" w:type="dxa"/>
-              <w:bottom w:w="0.0" w:type="dxa"/>
+              <w:top w:w="40.0" w:type="dxa"/>
+              <w:left w:w="40.0" w:type="dxa"/>
+              <w:bottom w:w="40.0" w:type="dxa"/>
               <w:right w:w="40.0" w:type="dxa"/>
             </w:tcMar>
             <w:vAlign w:val="bottom"/>
@@ -3099,9 +2921,9 @@
             </w:tcBorders>
             <w:shd w:fill="auto" w:val="clear"/>
             <w:tcMar>
-              <w:top w:w="0.0" w:type="dxa"/>
-              <w:left w:w="40.0" w:type="dxa"/>
-              <w:bottom w:w="0.0" w:type="dxa"/>
+              <w:top w:w="40.0" w:type="dxa"/>
+              <w:left w:w="40.0" w:type="dxa"/>
+              <w:bottom w:w="40.0" w:type="dxa"/>
               <w:right w:w="40.0" w:type="dxa"/>
             </w:tcMar>
             <w:vAlign w:val="bottom"/>
@@ -3144,9 +2966,9 @@
             </w:tcBorders>
             <w:shd w:fill="auto" w:val="clear"/>
             <w:tcMar>
-              <w:top w:w="0.0" w:type="dxa"/>
-              <w:left w:w="40.0" w:type="dxa"/>
-              <w:bottom w:w="0.0" w:type="dxa"/>
+              <w:top w:w="40.0" w:type="dxa"/>
+              <w:left w:w="40.0" w:type="dxa"/>
+              <w:bottom w:w="40.0" w:type="dxa"/>
               <w:right w:w="40.0" w:type="dxa"/>
             </w:tcMar>
             <w:vAlign w:val="bottom"/>
@@ -3189,9 +3011,9 @@
             </w:tcBorders>
             <w:shd w:fill="auto" w:val="clear"/>
             <w:tcMar>
-              <w:top w:w="0.0" w:type="dxa"/>
-              <w:left w:w="40.0" w:type="dxa"/>
-              <w:bottom w:w="0.0" w:type="dxa"/>
+              <w:top w:w="40.0" w:type="dxa"/>
+              <w:left w:w="40.0" w:type="dxa"/>
+              <w:bottom w:w="40.0" w:type="dxa"/>
               <w:right w:w="40.0" w:type="dxa"/>
             </w:tcMar>
             <w:vAlign w:val="bottom"/>
@@ -3241,9 +3063,9 @@
             </w:tcBorders>
             <w:shd w:fill="auto" w:val="clear"/>
             <w:tcMar>
-              <w:top w:w="0.0" w:type="dxa"/>
-              <w:left w:w="40.0" w:type="dxa"/>
-              <w:bottom w:w="0.0" w:type="dxa"/>
+              <w:top w:w="40.0" w:type="dxa"/>
+              <w:left w:w="40.0" w:type="dxa"/>
+              <w:bottom w:w="40.0" w:type="dxa"/>
               <w:right w:w="40.0" w:type="dxa"/>
             </w:tcMar>
             <w:vAlign w:val="bottom"/>
@@ -3282,9 +3104,9 @@
             </w:tcBorders>
             <w:shd w:fill="auto" w:val="clear"/>
             <w:tcMar>
-              <w:top w:w="0.0" w:type="dxa"/>
-              <w:left w:w="40.0" w:type="dxa"/>
-              <w:bottom w:w="0.0" w:type="dxa"/>
+              <w:top w:w="40.0" w:type="dxa"/>
+              <w:left w:w="40.0" w:type="dxa"/>
+              <w:bottom w:w="40.0" w:type="dxa"/>
               <w:right w:w="40.0" w:type="dxa"/>
             </w:tcMar>
             <w:vAlign w:val="bottom"/>
@@ -3324,9 +3146,9 @@
             </w:tcBorders>
             <w:shd w:fill="auto" w:val="clear"/>
             <w:tcMar>
-              <w:top w:w="0.0" w:type="dxa"/>
-              <w:left w:w="40.0" w:type="dxa"/>
-              <w:bottom w:w="0.0" w:type="dxa"/>
+              <w:top w:w="40.0" w:type="dxa"/>
+              <w:left w:w="40.0" w:type="dxa"/>
+              <w:bottom w:w="40.0" w:type="dxa"/>
               <w:right w:w="40.0" w:type="dxa"/>
             </w:tcMar>
             <w:vAlign w:val="bottom"/>
@@ -3366,9 +3188,9 @@
             </w:tcBorders>
             <w:shd w:fill="auto" w:val="clear"/>
             <w:tcMar>
-              <w:top w:w="0.0" w:type="dxa"/>
-              <w:left w:w="40.0" w:type="dxa"/>
-              <w:bottom w:w="0.0" w:type="dxa"/>
+              <w:top w:w="40.0" w:type="dxa"/>
+              <w:left w:w="40.0" w:type="dxa"/>
+              <w:bottom w:w="40.0" w:type="dxa"/>
               <w:right w:w="40.0" w:type="dxa"/>
             </w:tcMar>
             <w:vAlign w:val="bottom"/>
@@ -3415,9 +3237,9 @@
             </w:tcBorders>
             <w:shd w:fill="auto" w:val="clear"/>
             <w:tcMar>
-              <w:top w:w="0.0" w:type="dxa"/>
-              <w:left w:w="40.0" w:type="dxa"/>
-              <w:bottom w:w="0.0" w:type="dxa"/>
+              <w:top w:w="40.0" w:type="dxa"/>
+              <w:left w:w="40.0" w:type="dxa"/>
+              <w:bottom w:w="40.0" w:type="dxa"/>
               <w:right w:w="40.0" w:type="dxa"/>
             </w:tcMar>
             <w:vAlign w:val="bottom"/>
@@ -3456,9 +3278,9 @@
             </w:tcBorders>
             <w:shd w:fill="auto" w:val="clear"/>
             <w:tcMar>
-              <w:top w:w="0.0" w:type="dxa"/>
-              <w:left w:w="40.0" w:type="dxa"/>
-              <w:bottom w:w="0.0" w:type="dxa"/>
+              <w:top w:w="40.0" w:type="dxa"/>
+              <w:left w:w="40.0" w:type="dxa"/>
+              <w:bottom w:w="40.0" w:type="dxa"/>
               <w:right w:w="40.0" w:type="dxa"/>
             </w:tcMar>
             <w:vAlign w:val="bottom"/>
@@ -3498,44 +3320,44 @@
             </w:tcBorders>
             <w:shd w:fill="auto" w:val="clear"/>
             <w:tcMar>
-              <w:top w:w="0.0" w:type="dxa"/>
-              <w:left w:w="40.0" w:type="dxa"/>
-              <w:bottom w:w="0.0" w:type="dxa"/>
-              <w:right w:w="40.0" w:type="dxa"/>
-            </w:tcMar>
-            <w:vAlign w:val="bottom"/>
-          </w:tcPr>
-          <w:p>
-            <w:pPr>
-              <w:widowControl w:val="0"/>
-              <w:rPr>
-                <w:rFonts w:ascii="Arial" w:cs="Arial" w:eastAsia="Arial" w:hAnsi="Arial"/>
-                <w:b w:val="0"/>
-                <w:bCs w:val="0"/>
-                <w:sz w:val="20"/>
-                <w:szCs w:val="20"/>
-              </w:rPr>
-            </w:pPr>
-            <w:r>
-              <w:rPr>
-                <w:rtl w:val="0"/>
-              </w:rPr>
-            </w:r>
-          </w:p>
-        </w:tc>
-        <w:tc>
-          <w:tcPr>
-            <w:tcBorders>
-              <w:top w:color="cccccc" w:space="0" w:sz="5" w:val="single"/>
-              <w:left w:color="cccccc" w:space="0" w:sz="5" w:val="single"/>
-              <w:bottom w:color="000000" w:space="0" w:sz="5" w:val="single"/>
-              <w:right w:color="000000" w:space="0" w:sz="5" w:val="single"/>
-            </w:tcBorders>
-            <w:shd w:fill="auto" w:val="clear"/>
-            <w:tcMar>
-              <w:top w:w="0.0" w:type="dxa"/>
-              <w:left w:w="40.0" w:type="dxa"/>
-              <w:bottom w:w="0.0" w:type="dxa"/>
+              <w:top w:w="40.0" w:type="dxa"/>
+              <w:left w:w="40.0" w:type="dxa"/>
+              <w:bottom w:w="40.0" w:type="dxa"/>
+              <w:right w:w="40.0" w:type="dxa"/>
+            </w:tcMar>
+            <w:vAlign w:val="bottom"/>
+          </w:tcPr>
+          <w:p>
+            <w:pPr>
+              <w:widowControl w:val="0"/>
+              <w:rPr>
+                <w:rFonts w:ascii="Arial" w:cs="Arial" w:eastAsia="Arial" w:hAnsi="Arial"/>
+                <w:b w:val="0"/>
+                <w:bCs w:val="0"/>
+                <w:sz w:val="20"/>
+                <w:szCs w:val="20"/>
+              </w:rPr>
+            </w:pPr>
+            <w:r>
+              <w:rPr>
+                <w:rtl w:val="0"/>
+              </w:rPr>
+            </w:r>
+          </w:p>
+        </w:tc>
+        <w:tc>
+          <w:tcPr>
+            <w:tcBorders>
+              <w:top w:color="cccccc" w:space="0" w:sz="5" w:val="single"/>
+              <w:left w:color="cccccc" w:space="0" w:sz="5" w:val="single"/>
+              <w:bottom w:color="000000" w:space="0" w:sz="5" w:val="single"/>
+              <w:right w:color="000000" w:space="0" w:sz="5" w:val="single"/>
+            </w:tcBorders>
+            <w:shd w:fill="auto" w:val="clear"/>
+            <w:tcMar>
+              <w:top w:w="40.0" w:type="dxa"/>
+              <w:left w:w="40.0" w:type="dxa"/>
+              <w:bottom w:w="40.0" w:type="dxa"/>
               <w:right w:w="40.0" w:type="dxa"/>
             </w:tcMar>
             <w:vAlign w:val="bottom"/>
@@ -3582,9 +3404,9 @@
             </w:tcBorders>
             <w:shd w:fill="auto" w:val="clear"/>
             <w:tcMar>
-              <w:top w:w="0.0" w:type="dxa"/>
-              <w:left w:w="40.0" w:type="dxa"/>
-              <w:bottom w:w="0.0" w:type="dxa"/>
+              <w:top w:w="40.0" w:type="dxa"/>
+              <w:left w:w="40.0" w:type="dxa"/>
+              <w:bottom w:w="40.0" w:type="dxa"/>
               <w:right w:w="40.0" w:type="dxa"/>
             </w:tcMar>
             <w:vAlign w:val="bottom"/>
@@ -3623,9 +3445,9 @@
             </w:tcBorders>
             <w:shd w:fill="auto" w:val="clear"/>
             <w:tcMar>
-              <w:top w:w="0.0" w:type="dxa"/>
-              <w:left w:w="40.0" w:type="dxa"/>
-              <w:bottom w:w="0.0" w:type="dxa"/>
+              <w:top w:w="40.0" w:type="dxa"/>
+              <w:left w:w="40.0" w:type="dxa"/>
+              <w:bottom w:w="40.0" w:type="dxa"/>
               <w:right w:w="40.0" w:type="dxa"/>
             </w:tcMar>
             <w:vAlign w:val="bottom"/>
@@ -3665,9 +3487,9 @@
             </w:tcBorders>
             <w:shd w:fill="auto" w:val="clear"/>
             <w:tcMar>
-              <w:top w:w="0.0" w:type="dxa"/>
-              <w:left w:w="40.0" w:type="dxa"/>
-              <w:bottom w:w="0.0" w:type="dxa"/>
+              <w:top w:w="40.0" w:type="dxa"/>
+              <w:left w:w="40.0" w:type="dxa"/>
+              <w:bottom w:w="40.0" w:type="dxa"/>
               <w:right w:w="40.0" w:type="dxa"/>
             </w:tcMar>
             <w:vAlign w:val="bottom"/>
@@ -3707,9 +3529,9 @@
             </w:tcBorders>
             <w:shd w:fill="auto" w:val="clear"/>
             <w:tcMar>
-              <w:top w:w="0.0" w:type="dxa"/>
-              <w:left w:w="40.0" w:type="dxa"/>
-              <w:bottom w:w="0.0" w:type="dxa"/>
+              <w:top w:w="40.0" w:type="dxa"/>
+              <w:left w:w="40.0" w:type="dxa"/>
+              <w:bottom w:w="40.0" w:type="dxa"/>
               <w:right w:w="40.0" w:type="dxa"/>
             </w:tcMar>
             <w:vAlign w:val="bottom"/>
@@ -3756,9 +3578,9 @@
             </w:tcBorders>
             <w:shd w:fill="auto" w:val="clear"/>
             <w:tcMar>
-              <w:top w:w="0.0" w:type="dxa"/>
-              <w:left w:w="40.0" w:type="dxa"/>
-              <w:bottom w:w="0.0" w:type="dxa"/>
+              <w:top w:w="40.0" w:type="dxa"/>
+              <w:left w:w="40.0" w:type="dxa"/>
+              <w:bottom w:w="40.0" w:type="dxa"/>
               <w:right w:w="40.0" w:type="dxa"/>
             </w:tcMar>
             <w:vAlign w:val="bottom"/>
@@ -3797,9 +3619,9 @@
             </w:tcBorders>
             <w:shd w:fill="auto" w:val="clear"/>
             <w:tcMar>
-              <w:top w:w="0.0" w:type="dxa"/>
-              <w:left w:w="40.0" w:type="dxa"/>
-              <w:bottom w:w="0.0" w:type="dxa"/>
+              <w:top w:w="40.0" w:type="dxa"/>
+              <w:left w:w="40.0" w:type="dxa"/>
+              <w:bottom w:w="40.0" w:type="dxa"/>
               <w:right w:w="40.0" w:type="dxa"/>
             </w:tcMar>
             <w:vAlign w:val="bottom"/>
@@ -3839,9 +3661,9 @@
             </w:tcBorders>
             <w:shd w:fill="auto" w:val="clear"/>
             <w:tcMar>
-              <w:top w:w="0.0" w:type="dxa"/>
-              <w:left w:w="40.0" w:type="dxa"/>
-              <w:bottom w:w="0.0" w:type="dxa"/>
+              <w:top w:w="40.0" w:type="dxa"/>
+              <w:left w:w="40.0" w:type="dxa"/>
+              <w:bottom w:w="40.0" w:type="dxa"/>
               <w:right w:w="40.0" w:type="dxa"/>
             </w:tcMar>
             <w:vAlign w:val="bottom"/>
@@ -3881,9 +3703,9 @@
             </w:tcBorders>
             <w:shd w:fill="auto" w:val="clear"/>
             <w:tcMar>
-              <w:top w:w="0.0" w:type="dxa"/>
-              <w:left w:w="40.0" w:type="dxa"/>
-              <w:bottom w:w="0.0" w:type="dxa"/>
+              <w:top w:w="40.0" w:type="dxa"/>
+              <w:left w:w="40.0" w:type="dxa"/>
+              <w:bottom w:w="40.0" w:type="dxa"/>
               <w:right w:w="40.0" w:type="dxa"/>
             </w:tcMar>
             <w:vAlign w:val="bottom"/>
@@ -3930,9 +3752,9 @@
             </w:tcBorders>
             <w:shd w:fill="auto" w:val="clear"/>
             <w:tcMar>
-              <w:top w:w="0.0" w:type="dxa"/>
-              <w:left w:w="40.0" w:type="dxa"/>
-              <w:bottom w:w="0.0" w:type="dxa"/>
+              <w:top w:w="40.0" w:type="dxa"/>
+              <w:left w:w="40.0" w:type="dxa"/>
+              <w:bottom w:w="40.0" w:type="dxa"/>
               <w:right w:w="40.0" w:type="dxa"/>
             </w:tcMar>
             <w:vAlign w:val="bottom"/>
@@ -3971,9 +3793,9 @@
             </w:tcBorders>
             <w:shd w:fill="auto" w:val="clear"/>
             <w:tcMar>
-              <w:top w:w="0.0" w:type="dxa"/>
-              <w:left w:w="40.0" w:type="dxa"/>
-              <w:bottom w:w="0.0" w:type="dxa"/>
+              <w:top w:w="40.0" w:type="dxa"/>
+              <w:left w:w="40.0" w:type="dxa"/>
+              <w:bottom w:w="40.0" w:type="dxa"/>
               <w:right w:w="40.0" w:type="dxa"/>
             </w:tcMar>
             <w:vAlign w:val="bottom"/>
@@ -4013,9 +3835,9 @@
             </w:tcBorders>
             <w:shd w:fill="auto" w:val="clear"/>
             <w:tcMar>
-              <w:top w:w="0.0" w:type="dxa"/>
-              <w:left w:w="40.0" w:type="dxa"/>
-              <w:bottom w:w="0.0" w:type="dxa"/>
+              <w:top w:w="40.0" w:type="dxa"/>
+              <w:left w:w="40.0" w:type="dxa"/>
+              <w:bottom w:w="40.0" w:type="dxa"/>
               <w:right w:w="40.0" w:type="dxa"/>
             </w:tcMar>
             <w:vAlign w:val="bottom"/>
@@ -4055,9 +3877,9 @@
             </w:tcBorders>
             <w:shd w:fill="auto" w:val="clear"/>
             <w:tcMar>
-              <w:top w:w="0.0" w:type="dxa"/>
-              <w:left w:w="40.0" w:type="dxa"/>
-              <w:bottom w:w="0.0" w:type="dxa"/>
+              <w:top w:w="40.0" w:type="dxa"/>
+              <w:left w:w="40.0" w:type="dxa"/>
+              <w:bottom w:w="40.0" w:type="dxa"/>
               <w:right w:w="40.0" w:type="dxa"/>
             </w:tcMar>
             <w:vAlign w:val="bottom"/>
@@ -4128,9 +3950,9 @@
             </w:tcBorders>
             <w:shd w:fill="auto" w:val="clear"/>
             <w:tcMar>
-              <w:top w:w="0.0" w:type="dxa"/>
-              <w:left w:w="40.0" w:type="dxa"/>
-              <w:bottom w:w="0.0" w:type="dxa"/>
+              <w:top w:w="40.0" w:type="dxa"/>
+              <w:left w:w="40.0" w:type="dxa"/>
+              <w:bottom w:w="40.0" w:type="dxa"/>
               <w:right w:w="40.0" w:type="dxa"/>
             </w:tcMar>
             <w:vAlign w:val="bottom"/>
@@ -4169,9 +3991,9 @@
             </w:tcBorders>
             <w:shd w:fill="auto" w:val="clear"/>
             <w:tcMar>
-              <w:top w:w="0.0" w:type="dxa"/>
-              <w:left w:w="40.0" w:type="dxa"/>
-              <w:bottom w:w="0.0" w:type="dxa"/>
+              <w:top w:w="40.0" w:type="dxa"/>
+              <w:left w:w="40.0" w:type="dxa"/>
+              <w:bottom w:w="40.0" w:type="dxa"/>
               <w:right w:w="40.0" w:type="dxa"/>
             </w:tcMar>
             <w:vAlign w:val="bottom"/>
@@ -4211,9 +4033,9 @@
             </w:tcBorders>
             <w:shd w:fill="auto" w:val="clear"/>
             <w:tcMar>
-              <w:top w:w="0.0" w:type="dxa"/>
-              <w:left w:w="40.0" w:type="dxa"/>
-              <w:bottom w:w="0.0" w:type="dxa"/>
+              <w:top w:w="40.0" w:type="dxa"/>
+              <w:left w:w="40.0" w:type="dxa"/>
+              <w:bottom w:w="40.0" w:type="dxa"/>
               <w:right w:w="40.0" w:type="dxa"/>
             </w:tcMar>
             <w:vAlign w:val="bottom"/>
@@ -4253,9 +4075,9 @@
             </w:tcBorders>
             <w:shd w:fill="auto" w:val="clear"/>
             <w:tcMar>
-              <w:top w:w="0.0" w:type="dxa"/>
-              <w:left w:w="40.0" w:type="dxa"/>
-              <w:bottom w:w="0.0" w:type="dxa"/>
+              <w:top w:w="40.0" w:type="dxa"/>
+              <w:left w:w="40.0" w:type="dxa"/>
+              <w:bottom w:w="40.0" w:type="dxa"/>
               <w:right w:w="40.0" w:type="dxa"/>
             </w:tcMar>
             <w:vAlign w:val="bottom"/>
@@ -4318,6 +4140,7 @@
         <w:rPr>
           <w:rtl w:val="0"/>
         </w:rPr>
+        <w:t xml:space="preserve">Revisar con diagrama de clases</w:t>
       </w:r>
     </w:p>
     <w:tbl>
@@ -4365,11 +4188,11 @@
               <w:bottom w:color="000000" w:space="0" w:sz="5" w:val="single"/>
               <w:right w:color="000000" w:space="0" w:sz="5" w:val="single"/>
             </w:tcBorders>
-            <w:shd w:fill="a4c2f4" w:val="clear"/>
-            <w:tcMar>
-              <w:top w:w="0.0" w:type="dxa"/>
-              <w:left w:w="40.0" w:type="dxa"/>
-              <w:bottom w:w="0.0" w:type="dxa"/>
+            <w:shd w:fill="b4a7d6" w:val="clear"/>
+            <w:tcMar>
+              <w:top w:w="40.0" w:type="dxa"/>
+              <w:left w:w="40.0" w:type="dxa"/>
+              <w:bottom w:w="40.0" w:type="dxa"/>
               <w:right w:w="40.0" w:type="dxa"/>
             </w:tcMar>
             <w:vAlign w:val="bottom"/>
@@ -4416,9 +4239,9 @@
             </w:tcBorders>
             <w:shd w:fill="auto" w:val="clear"/>
             <w:tcMar>
-              <w:top w:w="0.0" w:type="dxa"/>
-              <w:left w:w="40.0" w:type="dxa"/>
-              <w:bottom w:w="0.0" w:type="dxa"/>
+              <w:top w:w="40.0" w:type="dxa"/>
+              <w:left w:w="40.0" w:type="dxa"/>
+              <w:bottom w:w="40.0" w:type="dxa"/>
               <w:right w:w="40.0" w:type="dxa"/>
             </w:tcMar>
             <w:vAlign w:val="bottom"/>
@@ -4460,9 +4283,9 @@
             </w:tcBorders>
             <w:shd w:fill="auto" w:val="clear"/>
             <w:tcMar>
-              <w:top w:w="0.0" w:type="dxa"/>
-              <w:left w:w="40.0" w:type="dxa"/>
-              <w:bottom w:w="0.0" w:type="dxa"/>
+              <w:top w:w="40.0" w:type="dxa"/>
+              <w:left w:w="40.0" w:type="dxa"/>
+              <w:bottom w:w="40.0" w:type="dxa"/>
               <w:right w:w="40.0" w:type="dxa"/>
             </w:tcMar>
             <w:vAlign w:val="bottom"/>
@@ -4505,9 +4328,9 @@
             </w:tcBorders>
             <w:shd w:fill="auto" w:val="clear"/>
             <w:tcMar>
-              <w:top w:w="0.0" w:type="dxa"/>
-              <w:left w:w="40.0" w:type="dxa"/>
-              <w:bottom w:w="0.0" w:type="dxa"/>
+              <w:top w:w="40.0" w:type="dxa"/>
+              <w:left w:w="40.0" w:type="dxa"/>
+              <w:bottom w:w="40.0" w:type="dxa"/>
               <w:right w:w="40.0" w:type="dxa"/>
             </w:tcMar>
             <w:vAlign w:val="bottom"/>
@@ -4550,9 +4373,9 @@
             </w:tcBorders>
             <w:shd w:fill="auto" w:val="clear"/>
             <w:tcMar>
-              <w:top w:w="0.0" w:type="dxa"/>
-              <w:left w:w="40.0" w:type="dxa"/>
-              <w:bottom w:w="0.0" w:type="dxa"/>
+              <w:top w:w="40.0" w:type="dxa"/>
+              <w:left w:w="40.0" w:type="dxa"/>
+              <w:bottom w:w="40.0" w:type="dxa"/>
               <w:right w:w="40.0" w:type="dxa"/>
             </w:tcMar>
             <w:vAlign w:val="bottom"/>
@@ -4602,9 +4425,9 @@
             </w:tcBorders>
             <w:shd w:fill="auto" w:val="clear"/>
             <w:tcMar>
-              <w:top w:w="0.0" w:type="dxa"/>
-              <w:left w:w="40.0" w:type="dxa"/>
-              <w:bottom w:w="0.0" w:type="dxa"/>
+              <w:top w:w="40.0" w:type="dxa"/>
+              <w:left w:w="40.0" w:type="dxa"/>
+              <w:bottom w:w="40.0" w:type="dxa"/>
               <w:right w:w="40.0" w:type="dxa"/>
             </w:tcMar>
             <w:vAlign w:val="bottom"/>
@@ -4643,9 +4466,9 @@
             </w:tcBorders>
             <w:shd w:fill="auto" w:val="clear"/>
             <w:tcMar>
-              <w:top w:w="0.0" w:type="dxa"/>
-              <w:left w:w="40.0" w:type="dxa"/>
-              <w:bottom w:w="0.0" w:type="dxa"/>
+              <w:top w:w="40.0" w:type="dxa"/>
+              <w:left w:w="40.0" w:type="dxa"/>
+              <w:bottom w:w="40.0" w:type="dxa"/>
               <w:right w:w="40.0" w:type="dxa"/>
             </w:tcMar>
             <w:vAlign w:val="bottom"/>
@@ -4685,9 +4508,9 @@
             </w:tcBorders>
             <w:shd w:fill="auto" w:val="clear"/>
             <w:tcMar>
-              <w:top w:w="0.0" w:type="dxa"/>
-              <w:left w:w="40.0" w:type="dxa"/>
-              <w:bottom w:w="0.0" w:type="dxa"/>
+              <w:top w:w="40.0" w:type="dxa"/>
+              <w:left w:w="40.0" w:type="dxa"/>
+              <w:bottom w:w="40.0" w:type="dxa"/>
               <w:right w:w="40.0" w:type="dxa"/>
             </w:tcMar>
             <w:vAlign w:val="bottom"/>
@@ -4727,9 +4550,9 @@
             </w:tcBorders>
             <w:shd w:fill="auto" w:val="clear"/>
             <w:tcMar>
-              <w:top w:w="0.0" w:type="dxa"/>
-              <w:left w:w="40.0" w:type="dxa"/>
-              <w:bottom w:w="0.0" w:type="dxa"/>
+              <w:top w:w="40.0" w:type="dxa"/>
+              <w:left w:w="40.0" w:type="dxa"/>
+              <w:bottom w:w="40.0" w:type="dxa"/>
               <w:right w:w="40.0" w:type="dxa"/>
             </w:tcMar>
             <w:vAlign w:val="bottom"/>
@@ -4776,9 +4599,9 @@
             </w:tcBorders>
             <w:shd w:fill="auto" w:val="clear"/>
             <w:tcMar>
-              <w:top w:w="0.0" w:type="dxa"/>
-              <w:left w:w="40.0" w:type="dxa"/>
-              <w:bottom w:w="0.0" w:type="dxa"/>
+              <w:top w:w="40.0" w:type="dxa"/>
+              <w:left w:w="40.0" w:type="dxa"/>
+              <w:bottom w:w="40.0" w:type="dxa"/>
               <w:right w:w="40.0" w:type="dxa"/>
             </w:tcMar>
             <w:vAlign w:val="bottom"/>
@@ -4817,9 +4640,9 @@
             </w:tcBorders>
             <w:shd w:fill="auto" w:val="clear"/>
             <w:tcMar>
-              <w:top w:w="0.0" w:type="dxa"/>
-              <w:left w:w="40.0" w:type="dxa"/>
-              <w:bottom w:w="0.0" w:type="dxa"/>
+              <w:top w:w="40.0" w:type="dxa"/>
+              <w:left w:w="40.0" w:type="dxa"/>
+              <w:bottom w:w="40.0" w:type="dxa"/>
               <w:right w:w="40.0" w:type="dxa"/>
             </w:tcMar>
             <w:vAlign w:val="bottom"/>
@@ -4859,44 +4682,44 @@
             </w:tcBorders>
             <w:shd w:fill="auto" w:val="clear"/>
             <w:tcMar>
-              <w:top w:w="0.0" w:type="dxa"/>
-              <w:left w:w="40.0" w:type="dxa"/>
-              <w:bottom w:w="0.0" w:type="dxa"/>
-              <w:right w:w="40.0" w:type="dxa"/>
-            </w:tcMar>
-            <w:vAlign w:val="bottom"/>
-          </w:tcPr>
-          <w:p>
-            <w:pPr>
-              <w:widowControl w:val="0"/>
-              <w:rPr>
-                <w:rFonts w:ascii="Arial" w:cs="Arial" w:eastAsia="Arial" w:hAnsi="Arial"/>
-                <w:b w:val="0"/>
-                <w:bCs w:val="0"/>
-                <w:sz w:val="20"/>
-                <w:szCs w:val="20"/>
-              </w:rPr>
-            </w:pPr>
-            <w:r>
-              <w:rPr>
-                <w:rtl w:val="0"/>
-              </w:rPr>
-            </w:r>
-          </w:p>
-        </w:tc>
-        <w:tc>
-          <w:tcPr>
-            <w:tcBorders>
-              <w:top w:color="cccccc" w:space="0" w:sz="5" w:val="single"/>
-              <w:left w:color="cccccc" w:space="0" w:sz="5" w:val="single"/>
-              <w:bottom w:color="000000" w:space="0" w:sz="5" w:val="single"/>
-              <w:right w:color="000000" w:space="0" w:sz="5" w:val="single"/>
-            </w:tcBorders>
-            <w:shd w:fill="auto" w:val="clear"/>
-            <w:tcMar>
-              <w:top w:w="0.0" w:type="dxa"/>
-              <w:left w:w="40.0" w:type="dxa"/>
-              <w:bottom w:w="0.0" w:type="dxa"/>
+              <w:top w:w="40.0" w:type="dxa"/>
+              <w:left w:w="40.0" w:type="dxa"/>
+              <w:bottom w:w="40.0" w:type="dxa"/>
+              <w:right w:w="40.0" w:type="dxa"/>
+            </w:tcMar>
+            <w:vAlign w:val="bottom"/>
+          </w:tcPr>
+          <w:p>
+            <w:pPr>
+              <w:widowControl w:val="0"/>
+              <w:rPr>
+                <w:rFonts w:ascii="Arial" w:cs="Arial" w:eastAsia="Arial" w:hAnsi="Arial"/>
+                <w:b w:val="0"/>
+                <w:bCs w:val="0"/>
+                <w:sz w:val="20"/>
+                <w:szCs w:val="20"/>
+              </w:rPr>
+            </w:pPr>
+            <w:r>
+              <w:rPr>
+                <w:rtl w:val="0"/>
+              </w:rPr>
+            </w:r>
+          </w:p>
+        </w:tc>
+        <w:tc>
+          <w:tcPr>
+            <w:tcBorders>
+              <w:top w:color="cccccc" w:space="0" w:sz="5" w:val="single"/>
+              <w:left w:color="cccccc" w:space="0" w:sz="5" w:val="single"/>
+              <w:bottom w:color="000000" w:space="0" w:sz="5" w:val="single"/>
+              <w:right w:color="000000" w:space="0" w:sz="5" w:val="single"/>
+            </w:tcBorders>
+            <w:shd w:fill="auto" w:val="clear"/>
+            <w:tcMar>
+              <w:top w:w="40.0" w:type="dxa"/>
+              <w:left w:w="40.0" w:type="dxa"/>
+              <w:bottom w:w="40.0" w:type="dxa"/>
               <w:right w:w="40.0" w:type="dxa"/>
             </w:tcMar>
             <w:vAlign w:val="bottom"/>
@@ -4943,9 +4766,9 @@
             </w:tcBorders>
             <w:shd w:fill="auto" w:val="clear"/>
             <w:tcMar>
-              <w:top w:w="0.0" w:type="dxa"/>
-              <w:left w:w="40.0" w:type="dxa"/>
-              <w:bottom w:w="0.0" w:type="dxa"/>
+              <w:top w:w="40.0" w:type="dxa"/>
+              <w:left w:w="40.0" w:type="dxa"/>
+              <w:bottom w:w="40.0" w:type="dxa"/>
               <w:right w:w="40.0" w:type="dxa"/>
             </w:tcMar>
             <w:vAlign w:val="bottom"/>
@@ -4984,9 +4807,9 @@
             </w:tcBorders>
             <w:shd w:fill="auto" w:val="clear"/>
             <w:tcMar>
-              <w:top w:w="0.0" w:type="dxa"/>
-              <w:left w:w="40.0" w:type="dxa"/>
-              <w:bottom w:w="0.0" w:type="dxa"/>
+              <w:top w:w="40.0" w:type="dxa"/>
+              <w:left w:w="40.0" w:type="dxa"/>
+              <w:bottom w:w="40.0" w:type="dxa"/>
               <w:right w:w="40.0" w:type="dxa"/>
             </w:tcMar>
             <w:vAlign w:val="bottom"/>
@@ -5026,9 +4849,9 @@
             </w:tcBorders>
             <w:shd w:fill="auto" w:val="clear"/>
             <w:tcMar>
-              <w:top w:w="0.0" w:type="dxa"/>
-              <w:left w:w="40.0" w:type="dxa"/>
-              <w:bottom w:w="0.0" w:type="dxa"/>
+              <w:top w:w="40.0" w:type="dxa"/>
+              <w:left w:w="40.0" w:type="dxa"/>
+              <w:bottom w:w="40.0" w:type="dxa"/>
               <w:right w:w="40.0" w:type="dxa"/>
             </w:tcMar>
             <w:vAlign w:val="bottom"/>
@@ -5068,9 +4891,9 @@
             </w:tcBorders>
             <w:shd w:fill="auto" w:val="clear"/>
             <w:tcMar>
-              <w:top w:w="0.0" w:type="dxa"/>
-              <w:left w:w="40.0" w:type="dxa"/>
-              <w:bottom w:w="0.0" w:type="dxa"/>
+              <w:top w:w="40.0" w:type="dxa"/>
+              <w:left w:w="40.0" w:type="dxa"/>
+              <w:bottom w:w="40.0" w:type="dxa"/>
               <w:right w:w="40.0" w:type="dxa"/>
             </w:tcMar>
             <w:vAlign w:val="bottom"/>
@@ -5117,9 +4940,9 @@
             </w:tcBorders>
             <w:shd w:fill="auto" w:val="clear"/>
             <w:tcMar>
-              <w:top w:w="0.0" w:type="dxa"/>
-              <w:left w:w="40.0" w:type="dxa"/>
-              <w:bottom w:w="0.0" w:type="dxa"/>
+              <w:top w:w="40.0" w:type="dxa"/>
+              <w:left w:w="40.0" w:type="dxa"/>
+              <w:bottom w:w="40.0" w:type="dxa"/>
               <w:right w:w="40.0" w:type="dxa"/>
             </w:tcMar>
             <w:vAlign w:val="bottom"/>
@@ -5158,9 +4981,9 @@
             </w:tcBorders>
             <w:shd w:fill="auto" w:val="clear"/>
             <w:tcMar>
-              <w:top w:w="0.0" w:type="dxa"/>
-              <w:left w:w="40.0" w:type="dxa"/>
-              <w:bottom w:w="0.0" w:type="dxa"/>
+              <w:top w:w="40.0" w:type="dxa"/>
+              <w:left w:w="40.0" w:type="dxa"/>
+              <w:bottom w:w="40.0" w:type="dxa"/>
               <w:right w:w="40.0" w:type="dxa"/>
             </w:tcMar>
             <w:vAlign w:val="bottom"/>
@@ -5200,9 +5023,9 @@
             </w:tcBorders>
             <w:shd w:fill="auto" w:val="clear"/>
             <w:tcMar>
-              <w:top w:w="0.0" w:type="dxa"/>
-              <w:left w:w="40.0" w:type="dxa"/>
-              <w:bottom w:w="0.0" w:type="dxa"/>
+              <w:top w:w="40.0" w:type="dxa"/>
+              <w:left w:w="40.0" w:type="dxa"/>
+              <w:bottom w:w="40.0" w:type="dxa"/>
               <w:right w:w="40.0" w:type="dxa"/>
             </w:tcMar>
             <w:vAlign w:val="bottom"/>
@@ -5242,9 +5065,9 @@
             </w:tcBorders>
             <w:shd w:fill="auto" w:val="clear"/>
             <w:tcMar>
-              <w:top w:w="0.0" w:type="dxa"/>
-              <w:left w:w="40.0" w:type="dxa"/>
-              <w:bottom w:w="0.0" w:type="dxa"/>
+              <w:top w:w="40.0" w:type="dxa"/>
+              <w:left w:w="40.0" w:type="dxa"/>
+              <w:bottom w:w="40.0" w:type="dxa"/>
               <w:right w:w="40.0" w:type="dxa"/>
             </w:tcMar>
             <w:vAlign w:val="bottom"/>
@@ -5291,9 +5114,9 @@
             </w:tcBorders>
             <w:shd w:fill="auto" w:val="clear"/>
             <w:tcMar>
-              <w:top w:w="0.0" w:type="dxa"/>
-              <w:left w:w="40.0" w:type="dxa"/>
-              <w:bottom w:w="0.0" w:type="dxa"/>
+              <w:top w:w="40.0" w:type="dxa"/>
+              <w:left w:w="40.0" w:type="dxa"/>
+              <w:bottom w:w="40.0" w:type="dxa"/>
               <w:right w:w="40.0" w:type="dxa"/>
             </w:tcMar>
             <w:vAlign w:val="bottom"/>
@@ -5332,9 +5155,9 @@
             </w:tcBorders>
             <w:shd w:fill="auto" w:val="clear"/>
             <w:tcMar>
-              <w:top w:w="0.0" w:type="dxa"/>
-              <w:left w:w="40.0" w:type="dxa"/>
-              <w:bottom w:w="0.0" w:type="dxa"/>
+              <w:top w:w="40.0" w:type="dxa"/>
+              <w:left w:w="40.0" w:type="dxa"/>
+              <w:bottom w:w="40.0" w:type="dxa"/>
               <w:right w:w="40.0" w:type="dxa"/>
             </w:tcMar>
             <w:vAlign w:val="bottom"/>
@@ -5374,9 +5197,9 @@
             </w:tcBorders>
             <w:shd w:fill="auto" w:val="clear"/>
             <w:tcMar>
-              <w:top w:w="0.0" w:type="dxa"/>
-              <w:left w:w="40.0" w:type="dxa"/>
-              <w:bottom w:w="0.0" w:type="dxa"/>
+              <w:top w:w="40.0" w:type="dxa"/>
+              <w:left w:w="40.0" w:type="dxa"/>
+              <w:bottom w:w="40.0" w:type="dxa"/>
               <w:right w:w="40.0" w:type="dxa"/>
             </w:tcMar>
             <w:vAlign w:val="bottom"/>
@@ -5416,9 +5239,9 @@
             </w:tcBorders>
             <w:shd w:fill="auto" w:val="clear"/>
             <w:tcMar>
-              <w:top w:w="0.0" w:type="dxa"/>
-              <w:left w:w="40.0" w:type="dxa"/>
-              <w:bottom w:w="0.0" w:type="dxa"/>
+              <w:top w:w="40.0" w:type="dxa"/>
+              <w:left w:w="40.0" w:type="dxa"/>
+              <w:bottom w:w="40.0" w:type="dxa"/>
               <w:right w:w="40.0" w:type="dxa"/>
             </w:tcMar>
             <w:vAlign w:val="bottom"/>
@@ -5519,35 +5342,35 @@
             </w:tcBorders>
             <w:shd w:fill="a4c2f4" w:val="clear"/>
             <w:tcMar>
-              <w:top w:w="0.0" w:type="dxa"/>
-              <w:left w:w="40.0" w:type="dxa"/>
-              <w:bottom w:w="0.0" w:type="dxa"/>
-              <w:right w:w="40.0" w:type="dxa"/>
-            </w:tcMar>
-            <w:vAlign w:val="bottom"/>
-          </w:tcPr>
-          <w:p>
-            <w:pPr>
-              <w:widowControl w:val="0"/>
-              <w:jc w:val="center"/>
-              <w:rPr>
-                <w:rFonts w:ascii="Arial" w:cs="Arial" w:eastAsia="Arial" w:hAnsi="Arial"/>
-                <w:b w:val="0"/>
-                <w:bCs w:val="0"/>
-                <w:sz w:val="20"/>
-                <w:szCs w:val="20"/>
-              </w:rPr>
-            </w:pPr>
-            <w:r>
-              <w:rPr>
-                <w:rFonts w:ascii="Arial" w:cs="Arial" w:eastAsia="Arial" w:hAnsi="Arial"/>
-                <w:b w:val="0"/>
-                <w:bCs w:val="0"/>
-                <w:sz w:val="20"/>
-                <w:szCs w:val="20"/>
-                <w:rtl w:val="0"/>
-              </w:rPr>
-              <w:t xml:space="preserve">Informe</w:t>
+              <w:top w:w="40.0" w:type="dxa"/>
+              <w:left w:w="40.0" w:type="dxa"/>
+              <w:bottom w:w="40.0" w:type="dxa"/>
+              <w:right w:w="40.0" w:type="dxa"/>
+            </w:tcMar>
+            <w:vAlign w:val="bottom"/>
+          </w:tcPr>
+          <w:p>
+            <w:pPr>
+              <w:widowControl w:val="0"/>
+              <w:jc w:val="center"/>
+              <w:rPr>
+                <w:rFonts w:ascii="Arial" w:cs="Arial" w:eastAsia="Arial" w:hAnsi="Arial"/>
+                <w:b w:val="0"/>
+                <w:bCs w:val="0"/>
+                <w:sz w:val="20"/>
+                <w:szCs w:val="20"/>
+              </w:rPr>
+            </w:pPr>
+            <w:r>
+              <w:rPr>
+                <w:rFonts w:ascii="Arial" w:cs="Arial" w:eastAsia="Arial" w:hAnsi="Arial"/>
+                <w:b w:val="0"/>
+                <w:bCs w:val="0"/>
+                <w:sz w:val="20"/>
+                <w:szCs w:val="20"/>
+                <w:rtl w:val="0"/>
+              </w:rPr>
+              <w:t xml:space="preserve">Reporte</w:t>
             </w:r>
           </w:p>
         </w:tc>
@@ -5568,9 +5391,9 @@
             </w:tcBorders>
             <w:shd w:fill="auto" w:val="clear"/>
             <w:tcMar>
-              <w:top w:w="0.0" w:type="dxa"/>
-              <w:left w:w="40.0" w:type="dxa"/>
-              <w:bottom w:w="0.0" w:type="dxa"/>
+              <w:top w:w="40.0" w:type="dxa"/>
+              <w:left w:w="40.0" w:type="dxa"/>
+              <w:bottom w:w="40.0" w:type="dxa"/>
               <w:right w:w="40.0" w:type="dxa"/>
             </w:tcMar>
             <w:vAlign w:val="bottom"/>
@@ -5612,9 +5435,9 @@
             </w:tcBorders>
             <w:shd w:fill="auto" w:val="clear"/>
             <w:tcMar>
-              <w:top w:w="0.0" w:type="dxa"/>
-              <w:left w:w="40.0" w:type="dxa"/>
-              <w:bottom w:w="0.0" w:type="dxa"/>
+              <w:top w:w="40.0" w:type="dxa"/>
+              <w:left w:w="40.0" w:type="dxa"/>
+              <w:bottom w:w="40.0" w:type="dxa"/>
               <w:right w:w="40.0" w:type="dxa"/>
             </w:tcMar>
             <w:vAlign w:val="bottom"/>
@@ -5657,9 +5480,9 @@
             </w:tcBorders>
             <w:shd w:fill="auto" w:val="clear"/>
             <w:tcMar>
-              <w:top w:w="0.0" w:type="dxa"/>
-              <w:left w:w="40.0" w:type="dxa"/>
-              <w:bottom w:w="0.0" w:type="dxa"/>
+              <w:top w:w="40.0" w:type="dxa"/>
+              <w:left w:w="40.0" w:type="dxa"/>
+              <w:bottom w:w="40.0" w:type="dxa"/>
               <w:right w:w="40.0" w:type="dxa"/>
             </w:tcMar>
             <w:vAlign w:val="bottom"/>
@@ -5702,9 +5525,9 @@
             </w:tcBorders>
             <w:shd w:fill="auto" w:val="clear"/>
             <w:tcMar>
-              <w:top w:w="0.0" w:type="dxa"/>
-              <w:left w:w="40.0" w:type="dxa"/>
-              <w:bottom w:w="0.0" w:type="dxa"/>
+              <w:top w:w="40.0" w:type="dxa"/>
+              <w:left w:w="40.0" w:type="dxa"/>
+              <w:bottom w:w="40.0" w:type="dxa"/>
               <w:right w:w="40.0" w:type="dxa"/>
             </w:tcMar>
             <w:vAlign w:val="bottom"/>
@@ -5754,50 +5577,50 @@
             </w:tcBorders>
             <w:shd w:fill="auto" w:val="clear"/>
             <w:tcMar>
-              <w:top w:w="0.0" w:type="dxa"/>
-              <w:left w:w="40.0" w:type="dxa"/>
-              <w:bottom w:w="0.0" w:type="dxa"/>
-              <w:right w:w="40.0" w:type="dxa"/>
-            </w:tcMar>
-            <w:vAlign w:val="bottom"/>
-          </w:tcPr>
-          <w:p>
-            <w:pPr>
-              <w:widowControl w:val="0"/>
-              <w:rPr>
-                <w:rFonts w:ascii="Arial" w:cs="Arial" w:eastAsia="Arial" w:hAnsi="Arial"/>
-                <w:b w:val="0"/>
-                <w:bCs w:val="0"/>
-                <w:sz w:val="20"/>
-                <w:szCs w:val="20"/>
-              </w:rPr>
-            </w:pPr>
-            <w:r>
-              <w:rPr>
-                <w:rFonts w:ascii="Arial" w:cs="Arial" w:eastAsia="Arial" w:hAnsi="Arial"/>
-                <w:b w:val="0"/>
-                <w:bCs w:val="0"/>
-                <w:sz w:val="20"/>
-                <w:szCs w:val="20"/>
-                <w:rtl w:val="0"/>
-              </w:rPr>
-              <w:t xml:space="preserve">Id_informe</w:t>
-            </w:r>
-          </w:p>
-        </w:tc>
-        <w:tc>
-          <w:tcPr>
-            <w:tcBorders>
-              <w:top w:color="cccccc" w:space="0" w:sz="5" w:val="single"/>
-              <w:left w:color="cccccc" w:space="0" w:sz="5" w:val="single"/>
-              <w:bottom w:color="000000" w:space="0" w:sz="5" w:val="single"/>
-              <w:right w:color="000000" w:space="0" w:sz="5" w:val="single"/>
-            </w:tcBorders>
-            <w:shd w:fill="auto" w:val="clear"/>
-            <w:tcMar>
-              <w:top w:w="0.0" w:type="dxa"/>
-              <w:left w:w="40.0" w:type="dxa"/>
-              <w:bottom w:w="0.0" w:type="dxa"/>
+              <w:top w:w="40.0" w:type="dxa"/>
+              <w:left w:w="40.0" w:type="dxa"/>
+              <w:bottom w:w="40.0" w:type="dxa"/>
+              <w:right w:w="40.0" w:type="dxa"/>
+            </w:tcMar>
+            <w:vAlign w:val="bottom"/>
+          </w:tcPr>
+          <w:p>
+            <w:pPr>
+              <w:widowControl w:val="0"/>
+              <w:rPr>
+                <w:rFonts w:ascii="Arial" w:cs="Arial" w:eastAsia="Arial" w:hAnsi="Arial"/>
+                <w:b w:val="0"/>
+                <w:bCs w:val="0"/>
+                <w:sz w:val="20"/>
+                <w:szCs w:val="20"/>
+              </w:rPr>
+            </w:pPr>
+            <w:r>
+              <w:rPr>
+                <w:rFonts w:ascii="Arial" w:cs="Arial" w:eastAsia="Arial" w:hAnsi="Arial"/>
+                <w:b w:val="0"/>
+                <w:bCs w:val="0"/>
+                <w:sz w:val="20"/>
+                <w:szCs w:val="20"/>
+                <w:rtl w:val="0"/>
+              </w:rPr>
+              <w:t xml:space="preserve">Id_reporte</w:t>
+            </w:r>
+          </w:p>
+        </w:tc>
+        <w:tc>
+          <w:tcPr>
+            <w:tcBorders>
+              <w:top w:color="cccccc" w:space="0" w:sz="5" w:val="single"/>
+              <w:left w:color="cccccc" w:space="0" w:sz="5" w:val="single"/>
+              <w:bottom w:color="000000" w:space="0" w:sz="5" w:val="single"/>
+              <w:right w:color="000000" w:space="0" w:sz="5" w:val="single"/>
+            </w:tcBorders>
+            <w:shd w:fill="auto" w:val="clear"/>
+            <w:tcMar>
+              <w:top w:w="40.0" w:type="dxa"/>
+              <w:left w:w="40.0" w:type="dxa"/>
+              <w:bottom w:w="40.0" w:type="dxa"/>
               <w:right w:w="40.0" w:type="dxa"/>
             </w:tcMar>
             <w:vAlign w:val="bottom"/>
@@ -5837,9 +5660,9 @@
             </w:tcBorders>
             <w:shd w:fill="auto" w:val="clear"/>
             <w:tcMar>
-              <w:top w:w="0.0" w:type="dxa"/>
-              <w:left w:w="40.0" w:type="dxa"/>
-              <w:bottom w:w="0.0" w:type="dxa"/>
+              <w:top w:w="40.0" w:type="dxa"/>
+              <w:left w:w="40.0" w:type="dxa"/>
+              <w:bottom w:w="40.0" w:type="dxa"/>
               <w:right w:w="40.0" w:type="dxa"/>
             </w:tcMar>
             <w:vAlign w:val="bottom"/>
@@ -5879,9 +5702,9 @@
             </w:tcBorders>
             <w:shd w:fill="auto" w:val="clear"/>
             <w:tcMar>
-              <w:top w:w="0.0" w:type="dxa"/>
-              <w:left w:w="40.0" w:type="dxa"/>
-              <w:bottom w:w="0.0" w:type="dxa"/>
+              <w:top w:w="40.0" w:type="dxa"/>
+              <w:left w:w="40.0" w:type="dxa"/>
+              <w:bottom w:w="40.0" w:type="dxa"/>
               <w:right w:w="40.0" w:type="dxa"/>
             </w:tcMar>
             <w:vAlign w:val="bottom"/>
@@ -5928,9 +5751,9 @@
             </w:tcBorders>
             <w:shd w:fill="auto" w:val="clear"/>
             <w:tcMar>
-              <w:top w:w="0.0" w:type="dxa"/>
-              <w:left w:w="40.0" w:type="dxa"/>
-              <w:bottom w:w="0.0" w:type="dxa"/>
+              <w:top w:w="40.0" w:type="dxa"/>
+              <w:left w:w="40.0" w:type="dxa"/>
+              <w:bottom w:w="40.0" w:type="dxa"/>
               <w:right w:w="40.0" w:type="dxa"/>
             </w:tcMar>
             <w:vAlign w:val="bottom"/>
@@ -5969,9 +5792,9 @@
             </w:tcBorders>
             <w:shd w:fill="auto" w:val="clear"/>
             <w:tcMar>
-              <w:top w:w="0.0" w:type="dxa"/>
-              <w:left w:w="40.0" w:type="dxa"/>
-              <w:bottom w:w="0.0" w:type="dxa"/>
+              <w:top w:w="40.0" w:type="dxa"/>
+              <w:left w:w="40.0" w:type="dxa"/>
+              <w:bottom w:w="40.0" w:type="dxa"/>
               <w:right w:w="40.0" w:type="dxa"/>
             </w:tcMar>
             <w:vAlign w:val="bottom"/>
@@ -6011,9 +5834,9 @@
             </w:tcBorders>
             <w:shd w:fill="auto" w:val="clear"/>
             <w:tcMar>
-              <w:top w:w="0.0" w:type="dxa"/>
-              <w:left w:w="40.0" w:type="dxa"/>
-              <w:bottom w:w="0.0" w:type="dxa"/>
+              <w:top w:w="40.0" w:type="dxa"/>
+              <w:left w:w="40.0" w:type="dxa"/>
+              <w:bottom w:w="40.0" w:type="dxa"/>
               <w:right w:w="40.0" w:type="dxa"/>
             </w:tcMar>
             <w:vAlign w:val="bottom"/>
@@ -6053,9 +5876,9 @@
             </w:tcBorders>
             <w:shd w:fill="auto" w:val="clear"/>
             <w:tcMar>
-              <w:top w:w="0.0" w:type="dxa"/>
-              <w:left w:w="40.0" w:type="dxa"/>
-              <w:bottom w:w="0.0" w:type="dxa"/>
+              <w:top w:w="40.0" w:type="dxa"/>
+              <w:left w:w="40.0" w:type="dxa"/>
+              <w:bottom w:w="40.0" w:type="dxa"/>
               <w:right w:w="40.0" w:type="dxa"/>
             </w:tcMar>
             <w:vAlign w:val="bottom"/>
@@ -6102,9 +5925,9 @@
             </w:tcBorders>
             <w:shd w:fill="auto" w:val="clear"/>
             <w:tcMar>
-              <w:top w:w="0.0" w:type="dxa"/>
-              <w:left w:w="40.0" w:type="dxa"/>
-              <w:bottom w:w="0.0" w:type="dxa"/>
+              <w:top w:w="40.0" w:type="dxa"/>
+              <w:left w:w="40.0" w:type="dxa"/>
+              <w:bottom w:w="40.0" w:type="dxa"/>
               <w:right w:w="40.0" w:type="dxa"/>
             </w:tcMar>
             <w:vAlign w:val="bottom"/>
@@ -6143,9 +5966,9 @@
             </w:tcBorders>
             <w:shd w:fill="auto" w:val="clear"/>
             <w:tcMar>
-              <w:top w:w="0.0" w:type="dxa"/>
-              <w:left w:w="40.0" w:type="dxa"/>
-              <w:bottom w:w="0.0" w:type="dxa"/>
+              <w:top w:w="40.0" w:type="dxa"/>
+              <w:left w:w="40.0" w:type="dxa"/>
+              <w:bottom w:w="40.0" w:type="dxa"/>
               <w:right w:w="40.0" w:type="dxa"/>
             </w:tcMar>
             <w:vAlign w:val="bottom"/>
@@ -6185,9 +6008,9 @@
             </w:tcBorders>
             <w:shd w:fill="auto" w:val="clear"/>
             <w:tcMar>
-              <w:top w:w="0.0" w:type="dxa"/>
-              <w:left w:w="40.0" w:type="dxa"/>
-              <w:bottom w:w="0.0" w:type="dxa"/>
+              <w:top w:w="40.0" w:type="dxa"/>
+              <w:left w:w="40.0" w:type="dxa"/>
+              <w:bottom w:w="40.0" w:type="dxa"/>
               <w:right w:w="40.0" w:type="dxa"/>
             </w:tcMar>
             <w:vAlign w:val="bottom"/>
@@ -6227,9 +6050,9 @@
             </w:tcBorders>
             <w:shd w:fill="auto" w:val="clear"/>
             <w:tcMar>
-              <w:top w:w="0.0" w:type="dxa"/>
-              <w:left w:w="40.0" w:type="dxa"/>
-              <w:bottom w:w="0.0" w:type="dxa"/>
+              <w:top w:w="40.0" w:type="dxa"/>
+              <w:left w:w="40.0" w:type="dxa"/>
+              <w:bottom w:w="40.0" w:type="dxa"/>
               <w:right w:w="40.0" w:type="dxa"/>
             </w:tcMar>
             <w:vAlign w:val="bottom"/>
@@ -6276,9 +6099,9 @@
             </w:tcBorders>
             <w:shd w:fill="auto" w:val="clear"/>
             <w:tcMar>
-              <w:top w:w="0.0" w:type="dxa"/>
-              <w:left w:w="40.0" w:type="dxa"/>
-              <w:bottom w:w="0.0" w:type="dxa"/>
+              <w:top w:w="40.0" w:type="dxa"/>
+              <w:left w:w="40.0" w:type="dxa"/>
+              <w:bottom w:w="40.0" w:type="dxa"/>
               <w:right w:w="40.0" w:type="dxa"/>
             </w:tcMar>
             <w:vAlign w:val="bottom"/>
@@ -6317,9 +6140,9 @@
             </w:tcBorders>
             <w:shd w:fill="auto" w:val="clear"/>
             <w:tcMar>
-              <w:top w:w="0.0" w:type="dxa"/>
-              <w:left w:w="40.0" w:type="dxa"/>
-              <w:bottom w:w="0.0" w:type="dxa"/>
+              <w:top w:w="40.0" w:type="dxa"/>
+              <w:left w:w="40.0" w:type="dxa"/>
+              <w:bottom w:w="40.0" w:type="dxa"/>
               <w:right w:w="40.0" w:type="dxa"/>
             </w:tcMar>
             <w:vAlign w:val="bottom"/>
@@ -6359,9 +6182,9 @@
             </w:tcBorders>
             <w:shd w:fill="auto" w:val="clear"/>
             <w:tcMar>
-              <w:top w:w="0.0" w:type="dxa"/>
-              <w:left w:w="40.0" w:type="dxa"/>
-              <w:bottom w:w="0.0" w:type="dxa"/>
+              <w:top w:w="40.0" w:type="dxa"/>
+              <w:left w:w="40.0" w:type="dxa"/>
+              <w:bottom w:w="40.0" w:type="dxa"/>
               <w:right w:w="40.0" w:type="dxa"/>
             </w:tcMar>
             <w:vAlign w:val="bottom"/>
@@ -6401,9 +6224,9 @@
             </w:tcBorders>
             <w:shd w:fill="auto" w:val="clear"/>
             <w:tcMar>
-              <w:top w:w="0.0" w:type="dxa"/>
-              <w:left w:w="40.0" w:type="dxa"/>
-              <w:bottom w:w="0.0" w:type="dxa"/>
+              <w:top w:w="40.0" w:type="dxa"/>
+              <w:left w:w="40.0" w:type="dxa"/>
+              <w:bottom w:w="40.0" w:type="dxa"/>
               <w:right w:w="40.0" w:type="dxa"/>
             </w:tcMar>
             <w:vAlign w:val="bottom"/>
@@ -6450,9 +6273,9 @@
             </w:tcBorders>
             <w:shd w:fill="auto" w:val="clear"/>
             <w:tcMar>
-              <w:top w:w="0.0" w:type="dxa"/>
-              <w:left w:w="40.0" w:type="dxa"/>
-              <w:bottom w:w="0.0" w:type="dxa"/>
+              <w:top w:w="40.0" w:type="dxa"/>
+              <w:left w:w="40.0" w:type="dxa"/>
+              <w:bottom w:w="40.0" w:type="dxa"/>
               <w:right w:w="40.0" w:type="dxa"/>
             </w:tcMar>
             <w:vAlign w:val="bottom"/>
@@ -6491,9 +6314,9 @@
             </w:tcBorders>
             <w:shd w:fill="auto" w:val="clear"/>
             <w:tcMar>
-              <w:top w:w="0.0" w:type="dxa"/>
-              <w:left w:w="40.0" w:type="dxa"/>
-              <w:bottom w:w="0.0" w:type="dxa"/>
+              <w:top w:w="40.0" w:type="dxa"/>
+              <w:left w:w="40.0" w:type="dxa"/>
+              <w:bottom w:w="40.0" w:type="dxa"/>
               <w:right w:w="40.0" w:type="dxa"/>
             </w:tcMar>
             <w:vAlign w:val="bottom"/>
@@ -6533,9 +6356,9 @@
             </w:tcBorders>
             <w:shd w:fill="auto" w:val="clear"/>
             <w:tcMar>
-              <w:top w:w="0.0" w:type="dxa"/>
-              <w:left w:w="40.0" w:type="dxa"/>
-              <w:bottom w:w="0.0" w:type="dxa"/>
+              <w:top w:w="40.0" w:type="dxa"/>
+              <w:left w:w="40.0" w:type="dxa"/>
+              <w:bottom w:w="40.0" w:type="dxa"/>
               <w:right w:w="40.0" w:type="dxa"/>
             </w:tcMar>
             <w:vAlign w:val="bottom"/>
@@ -6575,9 +6398,9 @@
             </w:tcBorders>
             <w:shd w:fill="auto" w:val="clear"/>
             <w:tcMar>
-              <w:top w:w="0.0" w:type="dxa"/>
-              <w:left w:w="40.0" w:type="dxa"/>
-              <w:bottom w:w="0.0" w:type="dxa"/>
+              <w:top w:w="40.0" w:type="dxa"/>
+              <w:left w:w="40.0" w:type="dxa"/>
+              <w:bottom w:w="40.0" w:type="dxa"/>
               <w:right w:w="40.0" w:type="dxa"/>
             </w:tcMar>
             <w:vAlign w:val="bottom"/>
@@ -7124,7 +6947,7 @@
                 <w:szCs w:val="20"/>
                 <w:rtl w:val="0"/>
               </w:rPr>
-              <w:t xml:space="preserve">Id_Nombre_rol</w:t>
+              <w:t xml:space="preserve">Nombre_rol</w:t>
             </w:r>
           </w:p>
         </w:tc>
@@ -7254,6 +7077,1521 @@
                 <w:rtl w:val="0"/>
               </w:rPr>
               <w:t xml:space="preserve">Nombre del rol</w:t>
+            </w:r>
+          </w:p>
+        </w:tc>
+      </w:tr>
+    </w:tbl>
+    <w:p>
+      <w:pPr>
+        <w:spacing w:line="240" w:lineRule="auto"/>
+        <w:rPr/>
+      </w:pPr>
+      <w:r>
+        <w:rPr>
+          <w:rtl w:val="0"/>
+        </w:rPr>
+      </w:r>
+    </w:p>
+    <w:p>
+      <w:pPr>
+        <w:spacing w:line="240" w:lineRule="auto"/>
+        <w:rPr/>
+      </w:pPr>
+      <w:r>
+        <w:rPr>
+          <w:rtl w:val="0"/>
+        </w:rPr>
+      </w:r>
+    </w:p>
+    <w:p>
+      <w:pPr>
+        <w:spacing w:line="240" w:lineRule="auto"/>
+        <w:rPr/>
+      </w:pPr>
+      <w:r>
+        <w:rPr>
+          <w:rtl w:val="0"/>
+        </w:rPr>
+      </w:r>
+    </w:p>
+    <w:p>
+      <w:pPr>
+        <w:spacing w:line="240" w:lineRule="auto"/>
+        <w:rPr/>
+      </w:pPr>
+      <w:r>
+        <w:rPr>
+          <w:rtl w:val="0"/>
+        </w:rPr>
+      </w:r>
+    </w:p>
+    <w:p>
+      <w:pPr>
+        <w:spacing w:line="240" w:lineRule="auto"/>
+        <w:rPr/>
+      </w:pPr>
+      <w:r>
+        <w:rPr>
+          <w:rtl w:val="0"/>
+        </w:rPr>
+        <w:t xml:space="preserve">Propuestas</w:t>
+      </w:r>
+    </w:p>
+    <w:p>
+      <w:pPr>
+        <w:spacing w:line="240" w:lineRule="auto"/>
+        <w:rPr/>
+      </w:pPr>
+      <w:r>
+        <w:rPr>
+          <w:rtl w:val="0"/>
+        </w:rPr>
+      </w:r>
+    </w:p>
+    <w:tbl>
+      <w:tblPr>
+        <w:tblStyle w:val="Table7"/>
+        <w:tblW w:w="9025.511811023624" w:type="dxa"/>
+        <w:jc w:val="left"/>
+        <w:tblBorders>
+          <w:top w:color="000000" w:space="0" w:sz="0" w:val="nil"/>
+          <w:left w:color="000000" w:space="0" w:sz="0" w:val="nil"/>
+          <w:bottom w:color="000000" w:space="0" w:sz="0" w:val="nil"/>
+          <w:right w:color="000000" w:space="0" w:sz="0" w:val="nil"/>
+          <w:insideH w:color="000000" w:space="0" w:sz="0" w:val="nil"/>
+          <w:insideV w:color="000000" w:space="0" w:sz="0" w:val="nil"/>
+        </w:tblBorders>
+        <w:tblLayout w:type="fixed"/>
+        <w:tblLook w:val="0600"/>
+      </w:tblPr>
+      <w:tblGrid>
+        <w:gridCol w:w="1942.1987441443239"/>
+        <w:gridCol w:w="1970.7604903817405"/>
+        <w:gridCol w:w="1428.0873118708266"/>
+        <w:gridCol w:w="3684.4652646267323"/>
+        <w:tblGridChange w:id="0">
+          <w:tblGrid>
+            <w:gridCol w:w="1942.1987441443239"/>
+            <w:gridCol w:w="1970.7604903817405"/>
+            <w:gridCol w:w="1428.0873118708266"/>
+            <w:gridCol w:w="3684.4652646267323"/>
+          </w:tblGrid>
+        </w:tblGridChange>
+      </w:tblGrid>
+      <w:tr>
+        <w:trPr>
+          <w:cantSplit w:val="0"/>
+          <w:trHeight w:val="315" w:hRule="atLeast"/>
+          <w:tblHeader w:val="0"/>
+        </w:trPr>
+        <w:tc>
+          <w:tcPr>
+            <w:gridSpan w:val="4"/>
+            <w:tcBorders>
+              <w:top w:color="000000" w:space="0" w:sz="6" w:val="single"/>
+              <w:left w:color="000000" w:space="0" w:sz="6" w:val="single"/>
+              <w:bottom w:color="000000" w:space="0" w:sz="6" w:val="single"/>
+              <w:right w:color="000000" w:space="0" w:sz="6" w:val="single"/>
+            </w:tcBorders>
+            <w:shd w:fill="b6d7a8" w:val="clear"/>
+            <w:tcMar>
+              <w:top w:w="40.0" w:type="dxa"/>
+              <w:left w:w="40.0" w:type="dxa"/>
+              <w:bottom w:w="40.0" w:type="dxa"/>
+              <w:right w:w="40.0" w:type="dxa"/>
+            </w:tcMar>
+            <w:vAlign w:val="bottom"/>
+          </w:tcPr>
+          <w:p>
+            <w:pPr>
+              <w:widowControl w:val="0"/>
+              <w:jc w:val="center"/>
+              <w:rPr>
+                <w:rFonts w:ascii="Arial" w:cs="Arial" w:eastAsia="Arial" w:hAnsi="Arial"/>
+                <w:b w:val="0"/>
+                <w:bCs w:val="0"/>
+                <w:sz w:val="20"/>
+                <w:szCs w:val="20"/>
+              </w:rPr>
+            </w:pPr>
+            <w:r>
+              <w:rPr>
+                <w:rFonts w:ascii="Arial" w:cs="Arial" w:eastAsia="Arial" w:hAnsi="Arial"/>
+                <w:b w:val="0"/>
+                <w:bCs w:val="0"/>
+                <w:sz w:val="20"/>
+                <w:szCs w:val="20"/>
+                <w:rtl w:val="0"/>
+              </w:rPr>
+              <w:t xml:space="preserve">pedido</w:t>
+            </w:r>
+          </w:p>
+        </w:tc>
+      </w:tr>
+      <w:tr>
+        <w:trPr>
+          <w:cantSplit w:val="0"/>
+          <w:trHeight w:val="315" w:hRule="atLeast"/>
+          <w:tblHeader w:val="0"/>
+        </w:trPr>
+        <w:tc>
+          <w:tcPr>
+            <w:tcBorders>
+              <w:top w:color="cccccc" w:space="0" w:sz="6" w:val="single"/>
+              <w:left w:color="000000" w:space="0" w:sz="6" w:val="single"/>
+              <w:bottom w:color="000000" w:space="0" w:sz="6" w:val="single"/>
+              <w:right w:color="000000" w:space="0" w:sz="6" w:val="single"/>
+            </w:tcBorders>
+            <w:shd w:fill="auto" w:val="clear"/>
+            <w:tcMar>
+              <w:top w:w="40.0" w:type="dxa"/>
+              <w:left w:w="40.0" w:type="dxa"/>
+              <w:bottom w:w="40.0" w:type="dxa"/>
+              <w:right w:w="40.0" w:type="dxa"/>
+            </w:tcMar>
+            <w:vAlign w:val="bottom"/>
+          </w:tcPr>
+          <w:p>
+            <w:pPr>
+              <w:widowControl w:val="0"/>
+              <w:rPr>
+                <w:rFonts w:ascii="Arial" w:cs="Arial" w:eastAsia="Arial" w:hAnsi="Arial"/>
+                <w:b w:val="0"/>
+                <w:bCs w:val="0"/>
+                <w:sz w:val="20"/>
+                <w:szCs w:val="20"/>
+              </w:rPr>
+            </w:pPr>
+            <w:r>
+              <w:rPr>
+                <w:rFonts w:ascii="Arial" w:cs="Arial" w:eastAsia="Arial" w:hAnsi="Arial"/>
+                <w:sz w:val="20"/>
+                <w:szCs w:val="20"/>
+                <w:rtl w:val="0"/>
+              </w:rPr>
+              <w:t xml:space="preserve">Campo</w:t>
+            </w:r>
+            <w:r>
+              <w:rPr>
+                <w:rtl w:val="0"/>
+              </w:rPr>
+            </w:r>
+          </w:p>
+        </w:tc>
+        <w:tc>
+          <w:tcPr>
+            <w:tcBorders>
+              <w:top w:color="cccccc" w:space="0" w:sz="6" w:val="single"/>
+              <w:left w:color="cccccc" w:space="0" w:sz="6" w:val="single"/>
+              <w:bottom w:color="000000" w:space="0" w:sz="6" w:val="single"/>
+              <w:right w:color="000000" w:space="0" w:sz="6" w:val="single"/>
+            </w:tcBorders>
+            <w:shd w:fill="auto" w:val="clear"/>
+            <w:tcMar>
+              <w:top w:w="40.0" w:type="dxa"/>
+              <w:left w:w="40.0" w:type="dxa"/>
+              <w:bottom w:w="40.0" w:type="dxa"/>
+              <w:right w:w="40.0" w:type="dxa"/>
+            </w:tcMar>
+            <w:vAlign w:val="bottom"/>
+          </w:tcPr>
+          <w:p>
+            <w:pPr>
+              <w:widowControl w:val="0"/>
+              <w:jc w:val="center"/>
+              <w:rPr>
+                <w:rFonts w:ascii="Arial" w:cs="Arial" w:eastAsia="Arial" w:hAnsi="Arial"/>
+                <w:b w:val="0"/>
+                <w:bCs w:val="0"/>
+                <w:sz w:val="20"/>
+                <w:szCs w:val="20"/>
+              </w:rPr>
+            </w:pPr>
+            <w:r>
+              <w:rPr>
+                <w:rFonts w:ascii="Arial" w:cs="Arial" w:eastAsia="Arial" w:hAnsi="Arial"/>
+                <w:sz w:val="20"/>
+                <w:szCs w:val="20"/>
+                <w:rtl w:val="0"/>
+              </w:rPr>
+              <w:t xml:space="preserve">Tipo</w:t>
+            </w:r>
+            <w:r>
+              <w:rPr>
+                <w:rtl w:val="0"/>
+              </w:rPr>
+            </w:r>
+          </w:p>
+        </w:tc>
+        <w:tc>
+          <w:tcPr>
+            <w:tcBorders>
+              <w:top w:color="cccccc" w:space="0" w:sz="6" w:val="single"/>
+              <w:left w:color="cccccc" w:space="0" w:sz="6" w:val="single"/>
+              <w:bottom w:color="000000" w:space="0" w:sz="6" w:val="single"/>
+              <w:right w:color="000000" w:space="0" w:sz="6" w:val="single"/>
+            </w:tcBorders>
+            <w:shd w:fill="auto" w:val="clear"/>
+            <w:tcMar>
+              <w:top w:w="40.0" w:type="dxa"/>
+              <w:left w:w="40.0" w:type="dxa"/>
+              <w:bottom w:w="40.0" w:type="dxa"/>
+              <w:right w:w="40.0" w:type="dxa"/>
+            </w:tcMar>
+            <w:vAlign w:val="bottom"/>
+          </w:tcPr>
+          <w:p>
+            <w:pPr>
+              <w:widowControl w:val="0"/>
+              <w:jc w:val="center"/>
+              <w:rPr>
+                <w:rFonts w:ascii="Arial" w:cs="Arial" w:eastAsia="Arial" w:hAnsi="Arial"/>
+                <w:b w:val="0"/>
+                <w:bCs w:val="0"/>
+                <w:sz w:val="20"/>
+                <w:szCs w:val="20"/>
+              </w:rPr>
+            </w:pPr>
+            <w:r>
+              <w:rPr>
+                <w:rFonts w:ascii="Arial" w:cs="Arial" w:eastAsia="Arial" w:hAnsi="Arial"/>
+                <w:sz w:val="20"/>
+                <w:szCs w:val="20"/>
+                <w:rtl w:val="0"/>
+              </w:rPr>
+              <w:t xml:space="preserve">Tamaño</w:t>
+            </w:r>
+            <w:r>
+              <w:rPr>
+                <w:rtl w:val="0"/>
+              </w:rPr>
+            </w:r>
+          </w:p>
+        </w:tc>
+        <w:tc>
+          <w:tcPr>
+            <w:tcBorders>
+              <w:top w:color="cccccc" w:space="0" w:sz="6" w:val="single"/>
+              <w:left w:color="cccccc" w:space="0" w:sz="6" w:val="single"/>
+              <w:bottom w:color="000000" w:space="0" w:sz="6" w:val="single"/>
+              <w:right w:color="000000" w:space="0" w:sz="6" w:val="single"/>
+            </w:tcBorders>
+            <w:shd w:fill="auto" w:val="clear"/>
+            <w:tcMar>
+              <w:top w:w="40.0" w:type="dxa"/>
+              <w:left w:w="40.0" w:type="dxa"/>
+              <w:bottom w:w="40.0" w:type="dxa"/>
+              <w:right w:w="40.0" w:type="dxa"/>
+            </w:tcMar>
+            <w:vAlign w:val="bottom"/>
+          </w:tcPr>
+          <w:p>
+            <w:pPr>
+              <w:widowControl w:val="0"/>
+              <w:jc w:val="center"/>
+              <w:rPr>
+                <w:rFonts w:ascii="Arial" w:cs="Arial" w:eastAsia="Arial" w:hAnsi="Arial"/>
+                <w:b w:val="0"/>
+                <w:bCs w:val="0"/>
+                <w:sz w:val="20"/>
+                <w:szCs w:val="20"/>
+              </w:rPr>
+            </w:pPr>
+            <w:r>
+              <w:rPr>
+                <w:rFonts w:ascii="Arial" w:cs="Arial" w:eastAsia="Arial" w:hAnsi="Arial"/>
+                <w:sz w:val="20"/>
+                <w:szCs w:val="20"/>
+                <w:rtl w:val="0"/>
+              </w:rPr>
+              <w:t xml:space="preserve">Descripción</w:t>
+            </w:r>
+            <w:r>
+              <w:rPr>
+                <w:rtl w:val="0"/>
+              </w:rPr>
+            </w:r>
+          </w:p>
+        </w:tc>
+      </w:tr>
+      <w:tr>
+        <w:trPr>
+          <w:cantSplit w:val="0"/>
+          <w:trHeight w:val="315" w:hRule="atLeast"/>
+          <w:tblHeader w:val="0"/>
+        </w:trPr>
+        <w:tc>
+          <w:tcPr>
+            <w:tcBorders>
+              <w:top w:color="cccccc" w:space="0" w:sz="6" w:val="single"/>
+              <w:left w:color="000000" w:space="0" w:sz="6" w:val="single"/>
+              <w:bottom w:color="000000" w:space="0" w:sz="6" w:val="single"/>
+              <w:right w:color="000000" w:space="0" w:sz="6" w:val="single"/>
+            </w:tcBorders>
+            <w:shd w:fill="auto" w:val="clear"/>
+            <w:tcMar>
+              <w:top w:w="40.0" w:type="dxa"/>
+              <w:left w:w="40.0" w:type="dxa"/>
+              <w:bottom w:w="40.0" w:type="dxa"/>
+              <w:right w:w="40.0" w:type="dxa"/>
+            </w:tcMar>
+            <w:vAlign w:val="bottom"/>
+          </w:tcPr>
+          <w:p>
+            <w:pPr>
+              <w:widowControl w:val="0"/>
+              <w:rPr>
+                <w:rFonts w:ascii="Arial" w:cs="Arial" w:eastAsia="Arial" w:hAnsi="Arial"/>
+                <w:b w:val="0"/>
+                <w:bCs w:val="0"/>
+                <w:sz w:val="20"/>
+                <w:szCs w:val="20"/>
+              </w:rPr>
+            </w:pPr>
+            <w:r>
+              <w:rPr>
+                <w:rFonts w:ascii="Arial" w:cs="Arial" w:eastAsia="Arial" w:hAnsi="Arial"/>
+                <w:b w:val="0"/>
+                <w:bCs w:val="0"/>
+                <w:sz w:val="20"/>
+                <w:szCs w:val="20"/>
+                <w:rtl w:val="0"/>
+              </w:rPr>
+              <w:t xml:space="preserve">Id_pedido</w:t>
+            </w:r>
+          </w:p>
+        </w:tc>
+        <w:tc>
+          <w:tcPr>
+            <w:tcBorders>
+              <w:top w:color="cccccc" w:space="0" w:sz="6" w:val="single"/>
+              <w:left w:color="cccccc" w:space="0" w:sz="6" w:val="single"/>
+              <w:bottom w:color="000000" w:space="0" w:sz="6" w:val="single"/>
+              <w:right w:color="000000" w:space="0" w:sz="6" w:val="single"/>
+            </w:tcBorders>
+            <w:shd w:fill="auto" w:val="clear"/>
+            <w:tcMar>
+              <w:top w:w="40.0" w:type="dxa"/>
+              <w:left w:w="40.0" w:type="dxa"/>
+              <w:bottom w:w="40.0" w:type="dxa"/>
+              <w:right w:w="40.0" w:type="dxa"/>
+            </w:tcMar>
+            <w:vAlign w:val="bottom"/>
+          </w:tcPr>
+          <w:p>
+            <w:pPr>
+              <w:widowControl w:val="0"/>
+              <w:jc w:val="center"/>
+              <w:rPr>
+                <w:rFonts w:ascii="Arial" w:cs="Arial" w:eastAsia="Arial" w:hAnsi="Arial"/>
+                <w:b w:val="0"/>
+                <w:bCs w:val="0"/>
+                <w:sz w:val="20"/>
+                <w:szCs w:val="20"/>
+              </w:rPr>
+            </w:pPr>
+            <w:r>
+              <w:rPr>
+                <w:rFonts w:ascii="Arial" w:cs="Arial" w:eastAsia="Arial" w:hAnsi="Arial"/>
+                <w:b w:val="0"/>
+                <w:bCs w:val="0"/>
+                <w:sz w:val="20"/>
+                <w:szCs w:val="20"/>
+                <w:rtl w:val="0"/>
+              </w:rPr>
+              <w:t xml:space="preserve">int</w:t>
+            </w:r>
+          </w:p>
+        </w:tc>
+        <w:tc>
+          <w:tcPr>
+            <w:tcBorders>
+              <w:top w:color="cccccc" w:space="0" w:sz="6" w:val="single"/>
+              <w:left w:color="cccccc" w:space="0" w:sz="6" w:val="single"/>
+              <w:bottom w:color="000000" w:space="0" w:sz="6" w:val="single"/>
+              <w:right w:color="000000" w:space="0" w:sz="6" w:val="single"/>
+            </w:tcBorders>
+            <w:shd w:fill="auto" w:val="clear"/>
+            <w:tcMar>
+              <w:top w:w="40.0" w:type="dxa"/>
+              <w:left w:w="40.0" w:type="dxa"/>
+              <w:bottom w:w="40.0" w:type="dxa"/>
+              <w:right w:w="40.0" w:type="dxa"/>
+            </w:tcMar>
+            <w:vAlign w:val="bottom"/>
+          </w:tcPr>
+          <w:p>
+            <w:pPr>
+              <w:widowControl w:val="0"/>
+              <w:jc w:val="center"/>
+              <w:rPr>
+                <w:rFonts w:ascii="Arial" w:cs="Arial" w:eastAsia="Arial" w:hAnsi="Arial"/>
+                <w:b w:val="0"/>
+                <w:bCs w:val="0"/>
+                <w:sz w:val="20"/>
+                <w:szCs w:val="20"/>
+              </w:rPr>
+            </w:pPr>
+            <w:r>
+              <w:rPr>
+                <w:rFonts w:ascii="Arial" w:cs="Arial" w:eastAsia="Arial" w:hAnsi="Arial"/>
+                <w:b w:val="0"/>
+                <w:bCs w:val="0"/>
+                <w:sz w:val="20"/>
+                <w:szCs w:val="20"/>
+                <w:rtl w:val="0"/>
+              </w:rPr>
+              <w:t xml:space="preserve">10</w:t>
+            </w:r>
+          </w:p>
+        </w:tc>
+        <w:tc>
+          <w:tcPr>
+            <w:tcBorders>
+              <w:top w:color="cccccc" w:space="0" w:sz="6" w:val="single"/>
+              <w:left w:color="cccccc" w:space="0" w:sz="6" w:val="single"/>
+              <w:bottom w:color="000000" w:space="0" w:sz="6" w:val="single"/>
+              <w:right w:color="000000" w:space="0" w:sz="6" w:val="single"/>
+            </w:tcBorders>
+            <w:shd w:fill="auto" w:val="clear"/>
+            <w:tcMar>
+              <w:top w:w="40.0" w:type="dxa"/>
+              <w:left w:w="40.0" w:type="dxa"/>
+              <w:bottom w:w="40.0" w:type="dxa"/>
+              <w:right w:w="40.0" w:type="dxa"/>
+            </w:tcMar>
+            <w:vAlign w:val="bottom"/>
+          </w:tcPr>
+          <w:p>
+            <w:pPr>
+              <w:widowControl w:val="0"/>
+              <w:jc w:val="center"/>
+              <w:rPr>
+                <w:rFonts w:ascii="Arial" w:cs="Arial" w:eastAsia="Arial" w:hAnsi="Arial"/>
+                <w:b w:val="0"/>
+                <w:bCs w:val="0"/>
+                <w:sz w:val="20"/>
+                <w:szCs w:val="20"/>
+              </w:rPr>
+            </w:pPr>
+            <w:r>
+              <w:rPr>
+                <w:rFonts w:ascii="Arial" w:cs="Arial" w:eastAsia="Arial" w:hAnsi="Arial"/>
+                <w:b w:val="0"/>
+                <w:bCs w:val="0"/>
+                <w:sz w:val="20"/>
+                <w:szCs w:val="20"/>
+                <w:rtl w:val="0"/>
+              </w:rPr>
+              <w:t xml:space="preserve">Identificador de roles para los usuarios</w:t>
+            </w:r>
+          </w:p>
+        </w:tc>
+      </w:tr>
+      <w:tr>
+        <w:trPr>
+          <w:cantSplit w:val="0"/>
+          <w:trHeight w:val="315" w:hRule="atLeast"/>
+          <w:tblHeader w:val="0"/>
+        </w:trPr>
+        <w:tc>
+          <w:tcPr>
+            <w:tcBorders>
+              <w:top w:color="cccccc" w:space="0" w:sz="6" w:val="single"/>
+              <w:left w:color="000000" w:space="0" w:sz="6" w:val="single"/>
+              <w:bottom w:color="000000" w:space="0" w:sz="6" w:val="single"/>
+              <w:right w:color="000000" w:space="0" w:sz="6" w:val="single"/>
+            </w:tcBorders>
+            <w:shd w:fill="auto" w:val="clear"/>
+            <w:tcMar>
+              <w:top w:w="40.0" w:type="dxa"/>
+              <w:left w:w="40.0" w:type="dxa"/>
+              <w:bottom w:w="40.0" w:type="dxa"/>
+              <w:right w:w="40.0" w:type="dxa"/>
+            </w:tcMar>
+            <w:vAlign w:val="bottom"/>
+          </w:tcPr>
+          <w:p>
+            <w:pPr>
+              <w:widowControl w:val="0"/>
+              <w:rPr>
+                <w:rFonts w:ascii="Arial" w:cs="Arial" w:eastAsia="Arial" w:hAnsi="Arial"/>
+                <w:b w:val="0"/>
+                <w:bCs w:val="0"/>
+                <w:sz w:val="20"/>
+                <w:szCs w:val="20"/>
+              </w:rPr>
+            </w:pPr>
+            <w:r>
+              <w:rPr>
+                <w:rFonts w:ascii="Arial" w:cs="Arial" w:eastAsia="Arial" w:hAnsi="Arial"/>
+                <w:b w:val="0"/>
+                <w:bCs w:val="0"/>
+                <w:sz w:val="20"/>
+                <w:szCs w:val="20"/>
+                <w:rtl w:val="0"/>
+              </w:rPr>
+              <w:t xml:space="preserve">Contenido</w:t>
+            </w:r>
+          </w:p>
+        </w:tc>
+        <w:tc>
+          <w:tcPr>
+            <w:tcBorders>
+              <w:top w:color="cccccc" w:space="0" w:sz="6" w:val="single"/>
+              <w:left w:color="cccccc" w:space="0" w:sz="6" w:val="single"/>
+              <w:bottom w:color="000000" w:space="0" w:sz="6" w:val="single"/>
+              <w:right w:color="000000" w:space="0" w:sz="6" w:val="single"/>
+            </w:tcBorders>
+            <w:shd w:fill="auto" w:val="clear"/>
+            <w:tcMar>
+              <w:top w:w="40.0" w:type="dxa"/>
+              <w:left w:w="40.0" w:type="dxa"/>
+              <w:bottom w:w="40.0" w:type="dxa"/>
+              <w:right w:w="40.0" w:type="dxa"/>
+            </w:tcMar>
+            <w:vAlign w:val="bottom"/>
+          </w:tcPr>
+          <w:p>
+            <w:pPr>
+              <w:widowControl w:val="0"/>
+              <w:jc w:val="center"/>
+              <w:rPr>
+                <w:rFonts w:ascii="Arial" w:cs="Arial" w:eastAsia="Arial" w:hAnsi="Arial"/>
+                <w:b w:val="0"/>
+                <w:bCs w:val="0"/>
+                <w:sz w:val="20"/>
+                <w:szCs w:val="20"/>
+              </w:rPr>
+            </w:pPr>
+            <w:r>
+              <w:rPr>
+                <w:rFonts w:ascii="Arial" w:cs="Arial" w:eastAsia="Arial" w:hAnsi="Arial"/>
+                <w:b w:val="0"/>
+                <w:bCs w:val="0"/>
+                <w:sz w:val="20"/>
+                <w:szCs w:val="20"/>
+                <w:rtl w:val="0"/>
+              </w:rPr>
+              <w:t xml:space="preserve">VARCHAR</w:t>
+            </w:r>
+          </w:p>
+        </w:tc>
+        <w:tc>
+          <w:tcPr>
+            <w:tcBorders>
+              <w:top w:color="cccccc" w:space="0" w:sz="6" w:val="single"/>
+              <w:left w:color="cccccc" w:space="0" w:sz="6" w:val="single"/>
+              <w:bottom w:color="000000" w:space="0" w:sz="6" w:val="single"/>
+              <w:right w:color="000000" w:space="0" w:sz="6" w:val="single"/>
+            </w:tcBorders>
+            <w:shd w:fill="auto" w:val="clear"/>
+            <w:tcMar>
+              <w:top w:w="40.0" w:type="dxa"/>
+              <w:left w:w="40.0" w:type="dxa"/>
+              <w:bottom w:w="40.0" w:type="dxa"/>
+              <w:right w:w="40.0" w:type="dxa"/>
+            </w:tcMar>
+            <w:vAlign w:val="bottom"/>
+          </w:tcPr>
+          <w:p>
+            <w:pPr>
+              <w:widowControl w:val="0"/>
+              <w:jc w:val="center"/>
+              <w:rPr>
+                <w:rFonts w:ascii="Arial" w:cs="Arial" w:eastAsia="Arial" w:hAnsi="Arial"/>
+                <w:b w:val="0"/>
+                <w:bCs w:val="0"/>
+                <w:sz w:val="20"/>
+                <w:szCs w:val="20"/>
+              </w:rPr>
+            </w:pPr>
+            <w:r>
+              <w:rPr>
+                <w:rFonts w:ascii="Arial" w:cs="Arial" w:eastAsia="Arial" w:hAnsi="Arial"/>
+                <w:b w:val="0"/>
+                <w:bCs w:val="0"/>
+                <w:sz w:val="20"/>
+                <w:szCs w:val="20"/>
+                <w:rtl w:val="0"/>
+              </w:rPr>
+              <w:t xml:space="preserve">255</w:t>
+            </w:r>
+          </w:p>
+        </w:tc>
+        <w:tc>
+          <w:tcPr>
+            <w:tcBorders>
+              <w:top w:color="cccccc" w:space="0" w:sz="6" w:val="single"/>
+              <w:left w:color="cccccc" w:space="0" w:sz="6" w:val="single"/>
+              <w:bottom w:color="000000" w:space="0" w:sz="6" w:val="single"/>
+              <w:right w:color="000000" w:space="0" w:sz="6" w:val="single"/>
+            </w:tcBorders>
+            <w:shd w:fill="auto" w:val="clear"/>
+            <w:tcMar>
+              <w:top w:w="40.0" w:type="dxa"/>
+              <w:left w:w="40.0" w:type="dxa"/>
+              <w:bottom w:w="40.0" w:type="dxa"/>
+              <w:right w:w="40.0" w:type="dxa"/>
+            </w:tcMar>
+            <w:vAlign w:val="bottom"/>
+          </w:tcPr>
+          <w:p>
+            <w:pPr>
+              <w:widowControl w:val="0"/>
+              <w:jc w:val="center"/>
+              <w:rPr>
+                <w:rFonts w:ascii="Arial" w:cs="Arial" w:eastAsia="Arial" w:hAnsi="Arial"/>
+                <w:b w:val="0"/>
+                <w:bCs w:val="0"/>
+                <w:sz w:val="20"/>
+                <w:szCs w:val="20"/>
+              </w:rPr>
+            </w:pPr>
+            <w:r>
+              <w:rPr>
+                <w:rFonts w:ascii="Arial" w:cs="Arial" w:eastAsia="Arial" w:hAnsi="Arial"/>
+                <w:b w:val="0"/>
+                <w:bCs w:val="0"/>
+                <w:sz w:val="20"/>
+                <w:szCs w:val="20"/>
+                <w:rtl w:val="0"/>
+              </w:rPr>
+              <w:t xml:space="preserve">Descripción de los cambios a realizar</w:t>
+            </w:r>
+          </w:p>
+        </w:tc>
+      </w:tr>
+      <w:tr>
+        <w:trPr>
+          <w:cantSplit w:val="0"/>
+          <w:trHeight w:val="315" w:hRule="atLeast"/>
+          <w:tblHeader w:val="0"/>
+        </w:trPr>
+        <w:tc>
+          <w:tcPr>
+            <w:tcBorders>
+              <w:top w:color="cccccc" w:space="0" w:sz="6" w:val="single"/>
+              <w:left w:color="000000" w:space="0" w:sz="6" w:val="single"/>
+              <w:bottom w:color="000000" w:space="0" w:sz="6" w:val="single"/>
+              <w:right w:color="000000" w:space="0" w:sz="6" w:val="single"/>
+            </w:tcBorders>
+            <w:shd w:fill="auto" w:val="clear"/>
+            <w:tcMar>
+              <w:top w:w="40.0" w:type="dxa"/>
+              <w:left w:w="40.0" w:type="dxa"/>
+              <w:bottom w:w="40.0" w:type="dxa"/>
+              <w:right w:w="40.0" w:type="dxa"/>
+            </w:tcMar>
+            <w:vAlign w:val="bottom"/>
+          </w:tcPr>
+          <w:p>
+            <w:pPr>
+              <w:widowControl w:val="0"/>
+              <w:rPr>
+                <w:rFonts w:ascii="Arial" w:cs="Arial" w:eastAsia="Arial" w:hAnsi="Arial"/>
+                <w:b w:val="0"/>
+                <w:bCs w:val="0"/>
+                <w:sz w:val="20"/>
+                <w:szCs w:val="20"/>
+              </w:rPr>
+            </w:pPr>
+            <w:r>
+              <w:rPr>
+                <w:rFonts w:ascii="Arial" w:cs="Arial" w:eastAsia="Arial" w:hAnsi="Arial"/>
+                <w:b w:val="0"/>
+                <w:bCs w:val="0"/>
+                <w:color w:val="232323"/>
+                <w:sz w:val="20"/>
+                <w:szCs w:val="20"/>
+                <w:rtl w:val="0"/>
+              </w:rPr>
+              <w:t xml:space="preserve">Estado</w:t>
+            </w:r>
+            <w:r>
+              <w:rPr>
+                <w:rtl w:val="0"/>
+              </w:rPr>
+            </w:r>
+          </w:p>
+        </w:tc>
+        <w:tc>
+          <w:tcPr>
+            <w:tcBorders>
+              <w:top w:color="cccccc" w:space="0" w:sz="6" w:val="single"/>
+              <w:left w:color="cccccc" w:space="0" w:sz="6" w:val="single"/>
+              <w:bottom w:color="000000" w:space="0" w:sz="6" w:val="single"/>
+              <w:right w:color="000000" w:space="0" w:sz="6" w:val="single"/>
+            </w:tcBorders>
+            <w:shd w:fill="auto" w:val="clear"/>
+            <w:tcMar>
+              <w:top w:w="40.0" w:type="dxa"/>
+              <w:left w:w="40.0" w:type="dxa"/>
+              <w:bottom w:w="40.0" w:type="dxa"/>
+              <w:right w:w="40.0" w:type="dxa"/>
+            </w:tcMar>
+            <w:vAlign w:val="bottom"/>
+          </w:tcPr>
+          <w:p>
+            <w:pPr>
+              <w:widowControl w:val="0"/>
+              <w:jc w:val="center"/>
+              <w:rPr>
+                <w:rFonts w:ascii="Arial" w:cs="Arial" w:eastAsia="Arial" w:hAnsi="Arial"/>
+                <w:b w:val="0"/>
+                <w:bCs w:val="0"/>
+                <w:sz w:val="20"/>
+                <w:szCs w:val="20"/>
+              </w:rPr>
+            </w:pPr>
+            <w:r>
+              <w:rPr>
+                <w:rFonts w:ascii="Arial" w:cs="Arial" w:eastAsia="Arial" w:hAnsi="Arial"/>
+                <w:b w:val="0"/>
+                <w:bCs w:val="0"/>
+                <w:sz w:val="20"/>
+                <w:szCs w:val="20"/>
+                <w:rtl w:val="0"/>
+              </w:rPr>
+              <w:t xml:space="preserve">VARCHAR</w:t>
+            </w:r>
+          </w:p>
+        </w:tc>
+        <w:tc>
+          <w:tcPr>
+            <w:tcBorders>
+              <w:top w:color="cccccc" w:space="0" w:sz="6" w:val="single"/>
+              <w:left w:color="cccccc" w:space="0" w:sz="6" w:val="single"/>
+              <w:bottom w:color="000000" w:space="0" w:sz="6" w:val="single"/>
+              <w:right w:color="000000" w:space="0" w:sz="6" w:val="single"/>
+            </w:tcBorders>
+            <w:shd w:fill="auto" w:val="clear"/>
+            <w:tcMar>
+              <w:top w:w="40.0" w:type="dxa"/>
+              <w:left w:w="40.0" w:type="dxa"/>
+              <w:bottom w:w="40.0" w:type="dxa"/>
+              <w:right w:w="40.0" w:type="dxa"/>
+            </w:tcMar>
+            <w:vAlign w:val="bottom"/>
+          </w:tcPr>
+          <w:p>
+            <w:pPr>
+              <w:widowControl w:val="0"/>
+              <w:jc w:val="center"/>
+              <w:rPr>
+                <w:rFonts w:ascii="Arial" w:cs="Arial" w:eastAsia="Arial" w:hAnsi="Arial"/>
+                <w:b w:val="0"/>
+                <w:bCs w:val="0"/>
+                <w:sz w:val="20"/>
+                <w:szCs w:val="20"/>
+              </w:rPr>
+            </w:pPr>
+            <w:r>
+              <w:rPr>
+                <w:rFonts w:ascii="Arial" w:cs="Arial" w:eastAsia="Arial" w:hAnsi="Arial"/>
+                <w:b w:val="0"/>
+                <w:bCs w:val="0"/>
+                <w:sz w:val="20"/>
+                <w:szCs w:val="20"/>
+                <w:rtl w:val="0"/>
+              </w:rPr>
+              <w:t xml:space="preserve">10</w:t>
+            </w:r>
+          </w:p>
+        </w:tc>
+        <w:tc>
+          <w:tcPr>
+            <w:tcBorders>
+              <w:top w:color="cccccc" w:space="0" w:sz="6" w:val="single"/>
+              <w:left w:color="cccccc" w:space="0" w:sz="6" w:val="single"/>
+              <w:bottom w:color="000000" w:space="0" w:sz="6" w:val="single"/>
+              <w:right w:color="000000" w:space="0" w:sz="6" w:val="single"/>
+            </w:tcBorders>
+            <w:shd w:fill="auto" w:val="clear"/>
+            <w:tcMar>
+              <w:top w:w="40.0" w:type="dxa"/>
+              <w:left w:w="40.0" w:type="dxa"/>
+              <w:bottom w:w="40.0" w:type="dxa"/>
+              <w:right w:w="40.0" w:type="dxa"/>
+            </w:tcMar>
+            <w:vAlign w:val="bottom"/>
+          </w:tcPr>
+          <w:p>
+            <w:pPr>
+              <w:widowControl w:val="0"/>
+              <w:jc w:val="center"/>
+              <w:rPr>
+                <w:rFonts w:ascii="Arial" w:cs="Arial" w:eastAsia="Arial" w:hAnsi="Arial"/>
+                <w:b w:val="0"/>
+                <w:bCs w:val="0"/>
+                <w:sz w:val="20"/>
+                <w:szCs w:val="20"/>
+              </w:rPr>
+            </w:pPr>
+            <w:r>
+              <w:rPr>
+                <w:rFonts w:ascii="Arial" w:cs="Arial" w:eastAsia="Arial" w:hAnsi="Arial"/>
+                <w:b w:val="0"/>
+                <w:bCs w:val="0"/>
+                <w:sz w:val="20"/>
+                <w:szCs w:val="20"/>
+                <w:rtl w:val="0"/>
+              </w:rPr>
+              <w:t xml:space="preserve">Visto, guardado, respuesta</w:t>
+            </w:r>
+          </w:p>
+        </w:tc>
+      </w:tr>
+    </w:tbl>
+    <w:p>
+      <w:pPr>
+        <w:spacing w:line="240" w:lineRule="auto"/>
+        <w:rPr/>
+      </w:pPr>
+      <w:r>
+        <w:rPr>
+          <w:rtl w:val="0"/>
+        </w:rPr>
+      </w:r>
+    </w:p>
+    <w:p>
+      <w:pPr>
+        <w:spacing w:line="240" w:lineRule="auto"/>
+        <w:rPr/>
+      </w:pPr>
+      <w:r>
+        <w:rPr>
+          <w:rtl w:val="0"/>
+        </w:rPr>
+      </w:r>
+    </w:p>
+    <w:p>
+      <w:pPr>
+        <w:spacing w:line="240" w:lineRule="auto"/>
+        <w:rPr/>
+      </w:pPr>
+      <w:r>
+        <w:rPr>
+          <w:rtl w:val="0"/>
+        </w:rPr>
+      </w:r>
+    </w:p>
+    <w:tbl>
+      <w:tblPr>
+        <w:tblStyle w:val="Table8"/>
+        <w:tblW w:w="9025.511811023624" w:type="dxa"/>
+        <w:jc w:val="left"/>
+        <w:tblBorders>
+          <w:top w:color="000000" w:space="0" w:sz="0" w:val="nil"/>
+          <w:left w:color="000000" w:space="0" w:sz="0" w:val="nil"/>
+          <w:bottom w:color="000000" w:space="0" w:sz="0" w:val="nil"/>
+          <w:right w:color="000000" w:space="0" w:sz="0" w:val="nil"/>
+          <w:insideH w:color="000000" w:space="0" w:sz="0" w:val="nil"/>
+          <w:insideV w:color="000000" w:space="0" w:sz="0" w:val="nil"/>
+        </w:tblBorders>
+        <w:tblLayout w:type="fixed"/>
+        <w:tblLook w:val="0600"/>
+      </w:tblPr>
+      <w:tblGrid>
+        <w:gridCol w:w="1942.1987441443239"/>
+        <w:gridCol w:w="1970.7604903817405"/>
+        <w:gridCol w:w="1428.0873118708266"/>
+        <w:gridCol w:w="3684.4652646267323"/>
+        <w:tblGridChange w:id="0">
+          <w:tblGrid>
+            <w:gridCol w:w="1942.1987441443239"/>
+            <w:gridCol w:w="1970.7604903817405"/>
+            <w:gridCol w:w="1428.0873118708266"/>
+            <w:gridCol w:w="3684.4652646267323"/>
+          </w:tblGrid>
+        </w:tblGridChange>
+      </w:tblGrid>
+      <w:tr>
+        <w:trPr>
+          <w:cantSplit w:val="0"/>
+          <w:trHeight w:val="315" w:hRule="atLeast"/>
+          <w:tblHeader w:val="0"/>
+        </w:trPr>
+        <w:tc>
+          <w:tcPr>
+            <w:gridSpan w:val="4"/>
+            <w:tcBorders>
+              <w:top w:color="000000" w:space="0" w:sz="6" w:val="single"/>
+              <w:left w:color="000000" w:space="0" w:sz="6" w:val="single"/>
+              <w:bottom w:color="000000" w:space="0" w:sz="6" w:val="single"/>
+              <w:right w:color="000000" w:space="0" w:sz="6" w:val="single"/>
+            </w:tcBorders>
+            <w:shd w:fill="b6d7a8" w:val="clear"/>
+            <w:tcMar>
+              <w:top w:w="40.0" w:type="dxa"/>
+              <w:left w:w="40.0" w:type="dxa"/>
+              <w:bottom w:w="40.0" w:type="dxa"/>
+              <w:right w:w="40.0" w:type="dxa"/>
+            </w:tcMar>
+            <w:vAlign w:val="bottom"/>
+          </w:tcPr>
+          <w:p>
+            <w:pPr>
+              <w:widowControl w:val="0"/>
+              <w:jc w:val="center"/>
+              <w:rPr>
+                <w:rFonts w:ascii="Arial" w:cs="Arial" w:eastAsia="Arial" w:hAnsi="Arial"/>
+                <w:b w:val="0"/>
+                <w:bCs w:val="0"/>
+                <w:sz w:val="20"/>
+                <w:szCs w:val="20"/>
+              </w:rPr>
+            </w:pPr>
+            <w:r>
+              <w:rPr>
+                <w:rFonts w:ascii="Arial" w:cs="Arial" w:eastAsia="Arial" w:hAnsi="Arial"/>
+                <w:b w:val="0"/>
+                <w:bCs w:val="0"/>
+                <w:sz w:val="20"/>
+                <w:szCs w:val="20"/>
+                <w:rtl w:val="0"/>
+              </w:rPr>
+              <w:t xml:space="preserve">Multservicio</w:t>
+            </w:r>
+          </w:p>
+        </w:tc>
+      </w:tr>
+      <w:tr>
+        <w:trPr>
+          <w:cantSplit w:val="0"/>
+          <w:trHeight w:val="315" w:hRule="atLeast"/>
+          <w:tblHeader w:val="0"/>
+        </w:trPr>
+        <w:tc>
+          <w:tcPr>
+            <w:tcBorders>
+              <w:top w:color="cccccc" w:space="0" w:sz="6" w:val="single"/>
+              <w:left w:color="000000" w:space="0" w:sz="6" w:val="single"/>
+              <w:bottom w:color="000000" w:space="0" w:sz="6" w:val="single"/>
+              <w:right w:color="000000" w:space="0" w:sz="6" w:val="single"/>
+            </w:tcBorders>
+            <w:shd w:fill="auto" w:val="clear"/>
+            <w:tcMar>
+              <w:top w:w="40.0" w:type="dxa"/>
+              <w:left w:w="40.0" w:type="dxa"/>
+              <w:bottom w:w="40.0" w:type="dxa"/>
+              <w:right w:w="40.0" w:type="dxa"/>
+            </w:tcMar>
+            <w:vAlign w:val="bottom"/>
+          </w:tcPr>
+          <w:p>
+            <w:pPr>
+              <w:widowControl w:val="0"/>
+              <w:rPr>
+                <w:rFonts w:ascii="Arial" w:cs="Arial" w:eastAsia="Arial" w:hAnsi="Arial"/>
+                <w:b w:val="0"/>
+                <w:bCs w:val="0"/>
+                <w:sz w:val="20"/>
+                <w:szCs w:val="20"/>
+              </w:rPr>
+            </w:pPr>
+            <w:r>
+              <w:rPr>
+                <w:rFonts w:ascii="Arial" w:cs="Arial" w:eastAsia="Arial" w:hAnsi="Arial"/>
+                <w:sz w:val="20"/>
+                <w:szCs w:val="20"/>
+                <w:rtl w:val="0"/>
+              </w:rPr>
+              <w:t xml:space="preserve">Campo</w:t>
+            </w:r>
+            <w:r>
+              <w:rPr>
+                <w:rtl w:val="0"/>
+              </w:rPr>
+            </w:r>
+          </w:p>
+        </w:tc>
+        <w:tc>
+          <w:tcPr>
+            <w:tcBorders>
+              <w:top w:color="cccccc" w:space="0" w:sz="6" w:val="single"/>
+              <w:left w:color="cccccc" w:space="0" w:sz="6" w:val="single"/>
+              <w:bottom w:color="000000" w:space="0" w:sz="6" w:val="single"/>
+              <w:right w:color="000000" w:space="0" w:sz="6" w:val="single"/>
+            </w:tcBorders>
+            <w:shd w:fill="auto" w:val="clear"/>
+            <w:tcMar>
+              <w:top w:w="40.0" w:type="dxa"/>
+              <w:left w:w="40.0" w:type="dxa"/>
+              <w:bottom w:w="40.0" w:type="dxa"/>
+              <w:right w:w="40.0" w:type="dxa"/>
+            </w:tcMar>
+            <w:vAlign w:val="bottom"/>
+          </w:tcPr>
+          <w:p>
+            <w:pPr>
+              <w:widowControl w:val="0"/>
+              <w:jc w:val="center"/>
+              <w:rPr>
+                <w:rFonts w:ascii="Arial" w:cs="Arial" w:eastAsia="Arial" w:hAnsi="Arial"/>
+                <w:b w:val="0"/>
+                <w:bCs w:val="0"/>
+                <w:sz w:val="20"/>
+                <w:szCs w:val="20"/>
+              </w:rPr>
+            </w:pPr>
+            <w:r>
+              <w:rPr>
+                <w:rFonts w:ascii="Arial" w:cs="Arial" w:eastAsia="Arial" w:hAnsi="Arial"/>
+                <w:sz w:val="20"/>
+                <w:szCs w:val="20"/>
+                <w:rtl w:val="0"/>
+              </w:rPr>
+              <w:t xml:space="preserve">Tipo</w:t>
+            </w:r>
+            <w:r>
+              <w:rPr>
+                <w:rtl w:val="0"/>
+              </w:rPr>
+            </w:r>
+          </w:p>
+        </w:tc>
+        <w:tc>
+          <w:tcPr>
+            <w:tcBorders>
+              <w:top w:color="cccccc" w:space="0" w:sz="6" w:val="single"/>
+              <w:left w:color="cccccc" w:space="0" w:sz="6" w:val="single"/>
+              <w:bottom w:color="000000" w:space="0" w:sz="6" w:val="single"/>
+              <w:right w:color="000000" w:space="0" w:sz="6" w:val="single"/>
+            </w:tcBorders>
+            <w:shd w:fill="auto" w:val="clear"/>
+            <w:tcMar>
+              <w:top w:w="40.0" w:type="dxa"/>
+              <w:left w:w="40.0" w:type="dxa"/>
+              <w:bottom w:w="40.0" w:type="dxa"/>
+              <w:right w:w="40.0" w:type="dxa"/>
+            </w:tcMar>
+            <w:vAlign w:val="bottom"/>
+          </w:tcPr>
+          <w:p>
+            <w:pPr>
+              <w:widowControl w:val="0"/>
+              <w:jc w:val="center"/>
+              <w:rPr>
+                <w:rFonts w:ascii="Arial" w:cs="Arial" w:eastAsia="Arial" w:hAnsi="Arial"/>
+                <w:b w:val="0"/>
+                <w:bCs w:val="0"/>
+                <w:sz w:val="20"/>
+                <w:szCs w:val="20"/>
+              </w:rPr>
+            </w:pPr>
+            <w:r>
+              <w:rPr>
+                <w:rFonts w:ascii="Arial" w:cs="Arial" w:eastAsia="Arial" w:hAnsi="Arial"/>
+                <w:sz w:val="20"/>
+                <w:szCs w:val="20"/>
+                <w:rtl w:val="0"/>
+              </w:rPr>
+              <w:t xml:space="preserve">Tamaño</w:t>
+            </w:r>
+            <w:r>
+              <w:rPr>
+                <w:rtl w:val="0"/>
+              </w:rPr>
+            </w:r>
+          </w:p>
+        </w:tc>
+        <w:tc>
+          <w:tcPr>
+            <w:tcBorders>
+              <w:top w:color="cccccc" w:space="0" w:sz="6" w:val="single"/>
+              <w:left w:color="cccccc" w:space="0" w:sz="6" w:val="single"/>
+              <w:bottom w:color="000000" w:space="0" w:sz="6" w:val="single"/>
+              <w:right w:color="000000" w:space="0" w:sz="6" w:val="single"/>
+            </w:tcBorders>
+            <w:shd w:fill="auto" w:val="clear"/>
+            <w:tcMar>
+              <w:top w:w="40.0" w:type="dxa"/>
+              <w:left w:w="40.0" w:type="dxa"/>
+              <w:bottom w:w="40.0" w:type="dxa"/>
+              <w:right w:w="40.0" w:type="dxa"/>
+            </w:tcMar>
+            <w:vAlign w:val="bottom"/>
+          </w:tcPr>
+          <w:p>
+            <w:pPr>
+              <w:widowControl w:val="0"/>
+              <w:jc w:val="center"/>
+              <w:rPr>
+                <w:rFonts w:ascii="Arial" w:cs="Arial" w:eastAsia="Arial" w:hAnsi="Arial"/>
+                <w:b w:val="0"/>
+                <w:bCs w:val="0"/>
+                <w:sz w:val="20"/>
+                <w:szCs w:val="20"/>
+              </w:rPr>
+            </w:pPr>
+            <w:r>
+              <w:rPr>
+                <w:rFonts w:ascii="Arial" w:cs="Arial" w:eastAsia="Arial" w:hAnsi="Arial"/>
+                <w:sz w:val="20"/>
+                <w:szCs w:val="20"/>
+                <w:rtl w:val="0"/>
+              </w:rPr>
+              <w:t xml:space="preserve">Descripción</w:t>
+            </w:r>
+            <w:r>
+              <w:rPr>
+                <w:rtl w:val="0"/>
+              </w:rPr>
+            </w:r>
+          </w:p>
+        </w:tc>
+      </w:tr>
+      <w:tr>
+        <w:trPr>
+          <w:cantSplit w:val="0"/>
+          <w:trHeight w:val="525" w:hRule="atLeast"/>
+          <w:tblHeader w:val="0"/>
+        </w:trPr>
+        <w:tc>
+          <w:tcPr>
+            <w:tcBorders>
+              <w:top w:color="cccccc" w:space="0" w:sz="6" w:val="single"/>
+              <w:left w:color="000000" w:space="0" w:sz="6" w:val="single"/>
+              <w:bottom w:color="000000" w:space="0" w:sz="6" w:val="single"/>
+              <w:right w:color="000000" w:space="0" w:sz="6" w:val="single"/>
+            </w:tcBorders>
+            <w:shd w:fill="auto" w:val="clear"/>
+            <w:tcMar>
+              <w:top w:w="40.0" w:type="dxa"/>
+              <w:left w:w="40.0" w:type="dxa"/>
+              <w:bottom w:w="40.0" w:type="dxa"/>
+              <w:right w:w="40.0" w:type="dxa"/>
+            </w:tcMar>
+            <w:vAlign w:val="bottom"/>
+          </w:tcPr>
+          <w:p>
+            <w:pPr>
+              <w:widowControl w:val="0"/>
+              <w:rPr>
+                <w:rFonts w:ascii="Arial" w:cs="Arial" w:eastAsia="Arial" w:hAnsi="Arial"/>
+                <w:b w:val="0"/>
+                <w:bCs w:val="0"/>
+                <w:sz w:val="20"/>
+                <w:szCs w:val="20"/>
+              </w:rPr>
+            </w:pPr>
+            <w:r>
+              <w:rPr>
+                <w:rFonts w:ascii="Arial" w:cs="Arial" w:eastAsia="Arial" w:hAnsi="Arial"/>
+                <w:b w:val="0"/>
+                <w:bCs w:val="0"/>
+                <w:sz w:val="20"/>
+                <w:szCs w:val="20"/>
+                <w:rtl w:val="0"/>
+              </w:rPr>
+              <w:t xml:space="preserve">Id_multiservicio</w:t>
+            </w:r>
+          </w:p>
+        </w:tc>
+        <w:tc>
+          <w:tcPr>
+            <w:tcBorders>
+              <w:top w:color="cccccc" w:space="0" w:sz="6" w:val="single"/>
+              <w:left w:color="cccccc" w:space="0" w:sz="6" w:val="single"/>
+              <w:bottom w:color="000000" w:space="0" w:sz="6" w:val="single"/>
+              <w:right w:color="000000" w:space="0" w:sz="6" w:val="single"/>
+            </w:tcBorders>
+            <w:shd w:fill="auto" w:val="clear"/>
+            <w:tcMar>
+              <w:top w:w="40.0" w:type="dxa"/>
+              <w:left w:w="40.0" w:type="dxa"/>
+              <w:bottom w:w="40.0" w:type="dxa"/>
+              <w:right w:w="40.0" w:type="dxa"/>
+            </w:tcMar>
+            <w:vAlign w:val="bottom"/>
+          </w:tcPr>
+          <w:p>
+            <w:pPr>
+              <w:widowControl w:val="0"/>
+              <w:jc w:val="center"/>
+              <w:rPr>
+                <w:rFonts w:ascii="Arial" w:cs="Arial" w:eastAsia="Arial" w:hAnsi="Arial"/>
+                <w:b w:val="0"/>
+                <w:bCs w:val="0"/>
+                <w:sz w:val="20"/>
+                <w:szCs w:val="20"/>
+              </w:rPr>
+            </w:pPr>
+            <w:r>
+              <w:rPr>
+                <w:rFonts w:ascii="Arial" w:cs="Arial" w:eastAsia="Arial" w:hAnsi="Arial"/>
+                <w:b w:val="0"/>
+                <w:bCs w:val="0"/>
+                <w:sz w:val="20"/>
+                <w:szCs w:val="20"/>
+                <w:rtl w:val="0"/>
+              </w:rPr>
+              <w:t xml:space="preserve">int</w:t>
+            </w:r>
+          </w:p>
+        </w:tc>
+        <w:tc>
+          <w:tcPr>
+            <w:tcBorders>
+              <w:top w:color="cccccc" w:space="0" w:sz="6" w:val="single"/>
+              <w:left w:color="cccccc" w:space="0" w:sz="6" w:val="single"/>
+              <w:bottom w:color="000000" w:space="0" w:sz="6" w:val="single"/>
+              <w:right w:color="000000" w:space="0" w:sz="6" w:val="single"/>
+            </w:tcBorders>
+            <w:shd w:fill="auto" w:val="clear"/>
+            <w:tcMar>
+              <w:top w:w="40.0" w:type="dxa"/>
+              <w:left w:w="40.0" w:type="dxa"/>
+              <w:bottom w:w="40.0" w:type="dxa"/>
+              <w:right w:w="40.0" w:type="dxa"/>
+            </w:tcMar>
+            <w:vAlign w:val="bottom"/>
+          </w:tcPr>
+          <w:p>
+            <w:pPr>
+              <w:widowControl w:val="0"/>
+              <w:jc w:val="center"/>
+              <w:rPr>
+                <w:rFonts w:ascii="Arial" w:cs="Arial" w:eastAsia="Arial" w:hAnsi="Arial"/>
+                <w:b w:val="0"/>
+                <w:bCs w:val="0"/>
+                <w:sz w:val="20"/>
+                <w:szCs w:val="20"/>
+              </w:rPr>
+            </w:pPr>
+            <w:r>
+              <w:rPr>
+                <w:rFonts w:ascii="Arial" w:cs="Arial" w:eastAsia="Arial" w:hAnsi="Arial"/>
+                <w:b w:val="0"/>
+                <w:bCs w:val="0"/>
+                <w:sz w:val="20"/>
+                <w:szCs w:val="20"/>
+                <w:rtl w:val="0"/>
+              </w:rPr>
+              <w:t xml:space="preserve">10</w:t>
+            </w:r>
+          </w:p>
+        </w:tc>
+        <w:tc>
+          <w:tcPr>
+            <w:tcBorders>
+              <w:top w:color="cccccc" w:space="0" w:sz="6" w:val="single"/>
+              <w:left w:color="cccccc" w:space="0" w:sz="6" w:val="single"/>
+              <w:bottom w:color="000000" w:space="0" w:sz="6" w:val="single"/>
+              <w:right w:color="000000" w:space="0" w:sz="6" w:val="single"/>
+            </w:tcBorders>
+            <w:shd w:fill="auto" w:val="clear"/>
+            <w:tcMar>
+              <w:top w:w="40.0" w:type="dxa"/>
+              <w:left w:w="40.0" w:type="dxa"/>
+              <w:bottom w:w="40.0" w:type="dxa"/>
+              <w:right w:w="40.0" w:type="dxa"/>
+            </w:tcMar>
+            <w:vAlign w:val="bottom"/>
+          </w:tcPr>
+          <w:p>
+            <w:pPr>
+              <w:widowControl w:val="0"/>
+              <w:jc w:val="center"/>
+              <w:rPr>
+                <w:rFonts w:ascii="Arial" w:cs="Arial" w:eastAsia="Arial" w:hAnsi="Arial"/>
+                <w:b w:val="0"/>
+                <w:bCs w:val="0"/>
+                <w:sz w:val="20"/>
+                <w:szCs w:val="20"/>
+              </w:rPr>
+            </w:pPr>
+            <w:r>
+              <w:rPr>
+                <w:rFonts w:ascii="Arial" w:cs="Arial" w:eastAsia="Arial" w:hAnsi="Arial"/>
+                <w:b w:val="0"/>
+                <w:bCs w:val="0"/>
+                <w:sz w:val="20"/>
+                <w:szCs w:val="20"/>
+                <w:rtl w:val="0"/>
+              </w:rPr>
+              <w:t xml:space="preserve">Identificador único del registro de muchos servicios en una cita</w:t>
+            </w:r>
+          </w:p>
+        </w:tc>
+      </w:tr>
+      <w:tr>
+        <w:trPr>
+          <w:cantSplit w:val="0"/>
+          <w:trHeight w:val="525" w:hRule="atLeast"/>
+          <w:tblHeader w:val="0"/>
+        </w:trPr>
+        <w:tc>
+          <w:tcPr>
+            <w:tcBorders>
+              <w:top w:color="cccccc" w:space="0" w:sz="6" w:val="single"/>
+              <w:left w:color="000000" w:space="0" w:sz="6" w:val="single"/>
+              <w:bottom w:color="cccccc" w:space="0" w:sz="6" w:val="single"/>
+              <w:right w:color="000000" w:space="0" w:sz="6" w:val="single"/>
+            </w:tcBorders>
+            <w:shd w:fill="auto" w:val="clear"/>
+            <w:tcMar>
+              <w:top w:w="40.0" w:type="dxa"/>
+              <w:left w:w="40.0" w:type="dxa"/>
+              <w:bottom w:w="40.0" w:type="dxa"/>
+              <w:right w:w="40.0" w:type="dxa"/>
+            </w:tcMar>
+            <w:vAlign w:val="bottom"/>
+          </w:tcPr>
+          <w:p>
+            <w:pPr>
+              <w:widowControl w:val="0"/>
+              <w:rPr>
+                <w:rFonts w:ascii="Arial" w:cs="Arial" w:eastAsia="Arial" w:hAnsi="Arial"/>
+                <w:b w:val="0"/>
+                <w:bCs w:val="0"/>
+                <w:sz w:val="20"/>
+                <w:szCs w:val="20"/>
+              </w:rPr>
+            </w:pPr>
+            <w:r>
+              <w:rPr>
+                <w:rFonts w:ascii="Arial" w:cs="Arial" w:eastAsia="Arial" w:hAnsi="Arial"/>
+                <w:b w:val="0"/>
+                <w:bCs w:val="0"/>
+                <w:color w:val="232323"/>
+                <w:sz w:val="20"/>
+                <w:szCs w:val="20"/>
+                <w:rtl w:val="0"/>
+              </w:rPr>
+              <w:t xml:space="preserve">Precio_pactado</w:t>
+            </w:r>
+            <w:r>
+              <w:rPr>
+                <w:rtl w:val="0"/>
+              </w:rPr>
+            </w:r>
+          </w:p>
+        </w:tc>
+        <w:tc>
+          <w:tcPr>
+            <w:tcBorders>
+              <w:top w:color="cccccc" w:space="0" w:sz="6" w:val="single"/>
+              <w:left w:color="cccccc" w:space="0" w:sz="6" w:val="single"/>
+              <w:bottom w:color="cccccc" w:space="0" w:sz="6" w:val="single"/>
+              <w:right w:color="000000" w:space="0" w:sz="6" w:val="single"/>
+            </w:tcBorders>
+            <w:shd w:fill="auto" w:val="clear"/>
+            <w:tcMar>
+              <w:top w:w="40.0" w:type="dxa"/>
+              <w:left w:w="40.0" w:type="dxa"/>
+              <w:bottom w:w="40.0" w:type="dxa"/>
+              <w:right w:w="40.0" w:type="dxa"/>
+            </w:tcMar>
+            <w:vAlign w:val="bottom"/>
+          </w:tcPr>
+          <w:p>
+            <w:pPr>
+              <w:widowControl w:val="0"/>
+              <w:jc w:val="center"/>
+              <w:rPr>
+                <w:rFonts w:ascii="Arial" w:cs="Arial" w:eastAsia="Arial" w:hAnsi="Arial"/>
+                <w:b w:val="0"/>
+                <w:bCs w:val="0"/>
+                <w:sz w:val="20"/>
+                <w:szCs w:val="20"/>
+              </w:rPr>
+            </w:pPr>
+            <w:r>
+              <w:rPr>
+                <w:rFonts w:ascii="Arial" w:cs="Arial" w:eastAsia="Arial" w:hAnsi="Arial"/>
+                <w:b w:val="0"/>
+                <w:bCs w:val="0"/>
+                <w:sz w:val="20"/>
+                <w:szCs w:val="20"/>
+                <w:rtl w:val="0"/>
+              </w:rPr>
+              <w:t xml:space="preserve">DECIMAL</w:t>
+            </w:r>
+          </w:p>
+        </w:tc>
+        <w:tc>
+          <w:tcPr>
+            <w:tcBorders>
+              <w:top w:color="cccccc" w:space="0" w:sz="6" w:val="single"/>
+              <w:left w:color="cccccc" w:space="0" w:sz="6" w:val="single"/>
+              <w:bottom w:color="cccccc" w:space="0" w:sz="6" w:val="single"/>
+              <w:right w:color="000000" w:space="0" w:sz="6" w:val="single"/>
+            </w:tcBorders>
+            <w:shd w:fill="auto" w:val="clear"/>
+            <w:tcMar>
+              <w:top w:w="40.0" w:type="dxa"/>
+              <w:left w:w="40.0" w:type="dxa"/>
+              <w:bottom w:w="40.0" w:type="dxa"/>
+              <w:right w:w="40.0" w:type="dxa"/>
+            </w:tcMar>
+            <w:vAlign w:val="bottom"/>
+          </w:tcPr>
+          <w:p>
+            <w:pPr>
+              <w:widowControl w:val="0"/>
+              <w:jc w:val="center"/>
+              <w:rPr>
+                <w:rFonts w:ascii="Arial" w:cs="Arial" w:eastAsia="Arial" w:hAnsi="Arial"/>
+                <w:b w:val="0"/>
+                <w:bCs w:val="0"/>
+                <w:sz w:val="20"/>
+                <w:szCs w:val="20"/>
+              </w:rPr>
+            </w:pPr>
+            <w:r>
+              <w:rPr>
+                <w:rFonts w:ascii="Arial" w:cs="Arial" w:eastAsia="Arial" w:hAnsi="Arial"/>
+                <w:b w:val="0"/>
+                <w:bCs w:val="0"/>
+                <w:sz w:val="20"/>
+                <w:szCs w:val="20"/>
+                <w:rtl w:val="0"/>
+              </w:rPr>
+              <w:t xml:space="preserve">10,2</w:t>
+            </w:r>
+          </w:p>
+        </w:tc>
+        <w:tc>
+          <w:tcPr>
+            <w:tcBorders>
+              <w:top w:color="cccccc" w:space="0" w:sz="6" w:val="single"/>
+              <w:left w:color="cccccc" w:space="0" w:sz="6" w:val="single"/>
+              <w:bottom w:color="cccccc" w:space="0" w:sz="6" w:val="single"/>
+              <w:right w:color="000000" w:space="0" w:sz="6" w:val="single"/>
+            </w:tcBorders>
+            <w:shd w:fill="auto" w:val="clear"/>
+            <w:tcMar>
+              <w:top w:w="40.0" w:type="dxa"/>
+              <w:left w:w="40.0" w:type="dxa"/>
+              <w:bottom w:w="40.0" w:type="dxa"/>
+              <w:right w:w="40.0" w:type="dxa"/>
+            </w:tcMar>
+            <w:vAlign w:val="bottom"/>
+          </w:tcPr>
+          <w:p>
+            <w:pPr>
+              <w:widowControl w:val="0"/>
+              <w:rPr>
+                <w:rFonts w:ascii="Arial" w:cs="Arial" w:eastAsia="Arial" w:hAnsi="Arial"/>
+                <w:b w:val="0"/>
+                <w:bCs w:val="0"/>
+                <w:sz w:val="20"/>
+                <w:szCs w:val="20"/>
+              </w:rPr>
+            </w:pPr>
+            <w:r>
+              <w:rPr>
+                <w:rFonts w:ascii="Arial" w:cs="Arial" w:eastAsia="Arial" w:hAnsi="Arial"/>
+                <w:b w:val="0"/>
+                <w:bCs w:val="0"/>
+                <w:sz w:val="20"/>
+                <w:szCs w:val="20"/>
+                <w:rtl w:val="0"/>
+              </w:rPr>
+              <w:t xml:space="preserve">Precio acordado para la prestación de múltiples servicios en una misma cita.</w:t>
             </w:r>
           </w:p>
         </w:tc>
@@ -7621,6 +8959,22 @@
       <w:tblCellMar/>
     </w:tblPr>
   </w:style>
+  <w:style w:type="table" w:styleId="Table7">
+    <w:basedOn w:val="TableNormal"/>
+    <w:tblPr>
+      <w:tblStyleRowBandSize w:val="1"/>
+      <w:tblStyleColBandSize w:val="1"/>
+      <w:tblCellMar/>
+    </w:tblPr>
+  </w:style>
+  <w:style w:type="table" w:styleId="Table8">
+    <w:basedOn w:val="TableNormal"/>
+    <w:tblPr>
+      <w:tblStyleRowBandSize w:val="1"/>
+      <w:tblStyleColBandSize w:val="1"/>
+      <w:tblCellMar/>
+    </w:tblPr>
+  </w:style>
 </w:styles>
 </file>
 
